--- a/Documento_Tecnico_y_Operativo_Sistema_Fenix_v2_Completo.docx
+++ b/Documento_Tecnico_y_Operativo_Sistema_Fenix_v2_Completo.docx
@@ -14,7 +14,7 @@
           <w:color w:val="1B365D"/>
           <w:sz w:val="44"/>
         </w:rPr>
-        <w:t>DOCUMENTACIÓN TÉCNICA, AUTOMATIZACIÓN n8n Y PLAN DE TRABAJO: SISTEMA FÉNIX 2.0</w:t>
+        <w:t>DOCUMENTACIÓN TÉCNICA, AUTOMATIZACIÓN n8n Y GUÍA DE HOMOLOGACIÓN: SISTEMA FÉNIX 2.0</w:t>
       </w:r>
     </w:p>
     <w:p>
@@ -29,7 +29,7 @@
           <w:color w:val="3B629B"/>
           <w:sz w:val="24"/>
         </w:rPr>
-        <w:t>Manual de Arquitectura de Software, Motor de Automatizaciones n8n con IA (Gemini 1.5 Flash), Sistema de Conciliación de 2 Vías, Matriz de Permisos RBAC, Plan de Trabajo con Metas e Impacto ISO 9001/14001</w:t>
+        <w:t>Manual de Arquitectura de Software, Motor de Automatizaciones n8n con IA (Gemini 1.5 Flash), Sistema de Conciliación de 2 Vías, Matriz RBAC, Plan de Trabajo con Metas y Guía Estratégica para Junta Técnica</w:t>
       </w:r>
     </w:p>
     <w:tbl>
@@ -551,7 +551,7 @@
                 <w:color w:val="222222"/>
                 <w:sz w:val="19"/>
               </w:rPr>
-              <w:t>Plan de Trabajo</w:t>
+              <w:t>Guía de Homologación</w:t>
             </w:r>
           </w:p>
         </w:tc>
@@ -580,7 +580,7 @@
                 <w:color w:val="222222"/>
                 <w:sz w:val="19"/>
               </w:rPr>
-              <w:t>Hitos Ejecutados (Fases 1 a 6) y Hitos Proyectados (Fase 7)</w:t>
+              <w:t>Respuestas Preparadas para la Junta e Interrogatorio Estratégico</w:t>
             </w:r>
           </w:p>
         </w:tc>
@@ -699,7 +699,7 @@
                 <w:color w:val="222222"/>
                 <w:sz w:val="20"/>
               </w:rPr>
-              <w:t>El presente documento técnico integra la arquitectura completa del Sistema Fénix 2.0: desde la justificación estratégica, la matriz de permisos RBAC y el modelo de conciliación de 2 vías, hasta el desglose detallado del Motor de Automatizaciones en n8n (procesamiento de facturas por correo, agente de IA multimodal Gemini 1.5 Flash para WhatsApp, webhooks de conciliación) y el Plan de Trabajo formal con todas las metas alcanzadas y futuras.</w:t>
+              <w:t>El presente documento técnico integra la arquitectura completa del Sistema Fénix 2.0: desde la justificación estratégica, la matriz de permisos RBAC y el modelo de conciliación de 2 vías, hasta el desglose detallado del Motor de Automatizaciones en n8n, el Plan de Trabajo con Metas y la **Guía Preparatoria para la Junta de Homologación con el Equipo de Ingeniería**.</w:t>
             </w:r>
           </w:p>
         </w:tc>
@@ -2364,78 +2364,6 @@
         <w:t>Un nodo Switch evalúa la categoría devuelta e inserta directamente en la tabla correspondiente de PostgreSQL (o en la bandeja de revisión si requiere intervención manual).</w:t>
       </w:r>
     </w:p>
-    <w:p>
-      <w:pPr>
-        <w:keepNext/>
-        <w:spacing w:before="280" w:after="120"/>
-      </w:pPr>
-      <w:r>
-        <w:rPr>
-          <w:rFonts w:ascii="Segoe UI" w:hAnsi="Segoe UI"/>
-          <w:b/>
-          <w:color w:val="3B629B"/>
-          <w:sz w:val="25"/>
-        </w:rPr>
-        <w:t>3.4 Flujo 04: Cierre Diario, Alertas Nocturnas a las 8:00 PM y Expansión Futura</w:t>
-      </w:r>
-    </w:p>
-    <w:p>
-      <w:pPr>
-        <w:pStyle w:val="ListBullet"/>
-        <w:spacing w:after="80" w:line="276" w:lineRule="auto"/>
-      </w:pPr>
-      <w:r>
-        <w:rPr>
-          <w:b/>
-          <w:color w:val="222222"/>
-        </w:rPr>
-        <w:t xml:space="preserve">Cierre Diario Nocturno: </w:t>
-      </w:r>
-      <w:r>
-        <w:rPr>
-          <w:color w:val="222222"/>
-        </w:rPr>
-        <w:t>Un disparador Cron ejecuta automáticamente un barrido todas las noches a las 8:00 PM para verificar que todas las cargas del día hayan sido conciliadas y que no existan excedentes presupuestales.</w:t>
-      </w:r>
-    </w:p>
-    <w:p>
-      <w:pPr>
-        <w:pStyle w:val="ListBullet"/>
-        <w:spacing w:after="80" w:line="276" w:lineRule="auto"/>
-      </w:pPr>
-      <w:r>
-        <w:rPr>
-          <w:b/>
-          <w:color w:val="222222"/>
-        </w:rPr>
-        <w:t xml:space="preserve">Alertas Automáticas: </w:t>
-      </w:r>
-      <w:r>
-        <w:rPr>
-          <w:color w:val="222222"/>
-        </w:rPr>
-        <w:t>Envío de notificaciones por WhatsApp / Telegram / Email a los administradores si se detectan mermas o solicitudes sin factura respaldada.</w:t>
-      </w:r>
-    </w:p>
-    <w:p>
-      <w:pPr>
-        <w:pStyle w:val="ListBullet"/>
-        <w:spacing w:after="80" w:line="276" w:lineRule="auto"/>
-      </w:pPr>
-      <w:r>
-        <w:rPr>
-          <w:b/>
-          <w:color w:val="222222"/>
-        </w:rPr>
-        <w:t xml:space="preserve">Ampliación Proyectada: </w:t>
-      </w:r>
-      <w:r>
-        <w:rPr>
-          <w:color w:val="222222"/>
-        </w:rPr>
-        <w:t>Respuestas automáticas bidireccionales por WhatsApp Business informando al ingeniero el estatus de aprobación de su solicitud de diésel. Integración por Webhooks con sistemas contables/ERP (CONTPAQi / SAP / COI).</w:t>
-      </w:r>
-    </w:p>
     <w:tbl>
       <w:tblPr>
         <w:tblW w:type="auto" w:w="0"/>
@@ -2689,115 +2617,6 @@
         </w:rPr>
         <w:t>Una vez verificado que los Cruces Nivel 1, 2 y 3 coinciden al 100%, el equipo de Administración y Gobierno Corporativo ejecuta la acción de **CIERRE Y BLOQUEO DE INFORMACIÓN**. A partir de este momento, la base de datos PostgreSQL **congela** todos los registros del periodo conciliado. Ningún usuario operativo (operadores o ingenieros) puede modificar, eliminar o agregar datos de manera retroactiva. La información queda sellada para la emisión de reportes ejecutivos a la Alta Dirección.</w:t>
       </w:r>
-    </w:p>
-    <w:tbl>
-      <w:tblPr>
-        <w:tblW w:type="auto" w:w="0"/>
-        <w:jc w:val="center"/>
-        <w:tblLayout w:type="fixed"/>
-        <w:tblLook w:firstColumn="1" w:firstRow="1" w:lastColumn="0" w:lastRow="0" w:noHBand="0" w:noVBand="1" w:val="04A0"/>
-      </w:tblPr>
-      <w:tblGrid>
-        <w:gridCol w:w="9360"/>
-      </w:tblGrid>
-      <w:tr>
-        <w:tc>
-          <w:tcPr>
-            <w:tcW w:type="dxa" w:w="9360"/>
-            <w:shd w:fill="F0F4F8"/>
-            <w:tcMar>
-              <w:top w:w="140" w:type="dxa"/>
-              <w:bottom w:w="140" w:type="dxa"/>
-              <w:left w:w="160" w:type="dxa"/>
-              <w:right w:w="140" w:type="dxa"/>
-            </w:tcMar>
-            <w:tcBorders>
-              <w:top w:val="single" w:sz="8" w:space="0" w:color="1B365D"/>
-              <w:bottom w:val="single" w:sz="8" w:space="0" w:color="1B365D"/>
-              <w:left w:val="single" w:sz="8" w:space="0" w:color="1B365D"/>
-              <w:right w:val="single" w:sz="8" w:space="0" w:color="1B365D"/>
-            </w:tcBorders>
-          </w:tcPr>
-          <w:p>
-            <w:pPr>
-              <w:spacing w:after="120"/>
-            </w:pPr>
-            <w:r>
-              <w:rPr>
-                <w:rFonts w:ascii="Segoe UI" w:hAnsi="Segoe UI"/>
-                <w:b/>
-                <w:color w:val="1B365D"/>
-                <w:sz w:val="21"/>
-              </w:rPr>
-              <w:t>📐 DIAGRAMA ARQUITECTÓNICO: Estructura Multinivel de Conciliación de 2 Vías y Gobierno Corporativo</w:t>
-              <w:br/>
-            </w:r>
-            <w:r>
-              <w:rPr>
-                <w:rFonts w:ascii="Consolas" w:hAnsi="Consolas"/>
-                <w:color w:val="222222"/>
-                <w:sz w:val="17"/>
-              </w:rPr>
-              <w:t xml:space="preserve"> ┌────────────────────────────────────────────────────────────────────────┐</w:t>
-              <w:br/>
-              <w:t xml:space="preserve"> │                 DISTRIBUIDOR DE COMBUSTIBLE (PROVEEDOR)                │</w:t>
-              <w:br/>
-              <w:t xml:space="preserve"> │                      (Factura CFDI / Estado de Cuenta)                 │</w:t>
-              <w:br/>
-              <w:t xml:space="preserve"> └───────────────────────────────────┬────────────────────────────────────┘</w:t>
-              <w:br/>
-              <w:t xml:space="preserve">                                     │ [CRUCE NIVEL 1]</w:t>
-              <w:br/>
-              <w:t xml:space="preserve">                                     ▼</w:t>
-              <w:br/>
-              <w:t xml:space="preserve"> ┌────────────────────────────────────────────────────────────────────────┐</w:t>
-              <w:br/>
-              <w:t xml:space="preserve"> │             OPERADORES DE TANQUE PEGASO Y PIPA 'MARIMBA'               │</w:t>
-              <w:br/>
-              <w:t xml:space="preserve"> │                      (Registro de Entradas y Salidas)                  │</w:t>
-              <w:br/>
-              <w:t xml:space="preserve"> └───────────────────────────────────┬────────────────────────────────────┘</w:t>
-              <w:br/>
-              <w:t xml:space="preserve">                                     │ [CRUCE NIVEL 2]</w:t>
-              <w:br/>
-              <w:t xml:space="preserve">                                     ▼</w:t>
-              <w:br/>
-              <w:t xml:space="preserve"> ┌────────────────────────────────────────────────────────────────────────┐</w:t>
-              <w:br/>
-              <w:t xml:space="preserve"> │                INGENIEROS Y RESPONSABLES DE OBRA                       │</w:t>
-              <w:br/>
-              <w:t xml:space="preserve"> │          (Cargas Individuales por Máquina + Foto + Horómetro)          │</w:t>
-              <w:br/>
-              <w:t xml:space="preserve"> └───────────────────────────────────┬────────────────────────────────────┘</w:t>
-              <w:br/>
-              <w:t xml:space="preserve">                                     │ [CRUCE NIVEL 3: Contable al Centavo]</w:t>
-              <w:br/>
-              <w:t xml:space="preserve">                                     ▼</w:t>
-              <w:br/>
-              <w:t xml:space="preserve"> ┌────────────────────────────────────────────────────────────────────────┐</w:t>
-              <w:br/>
-              <w:t xml:space="preserve"> │                   GOBIERNO CORPORATIVO / ADMINISTRACIÓN                 │</w:t>
-              <w:br/>
-              <w:t xml:space="preserve"> │            [REVISIÓN FINAL Y BLOQUEO DEFINITIVO DE INFORMACIÓN]        │</w:t>
-              <w:br/>
-              <w:t xml:space="preserve"> │           (Información congelada / Solo modificable por SuperAdmin)    │</w:t>
-              <w:br/>
-              <w:t xml:space="preserve"> └───────────────────────────────────┬────────────────────────────────────┘</w:t>
-              <w:br/>
-              <w:t xml:space="preserve">                                     │</w:t>
-              <w:br/>
-              <w:t xml:space="preserve">                                     ▼</w:t>
-              <w:br/>
-              <w:t xml:space="preserve">                      📊 REPORTES EJECUTIVOS A DIRECTIVOS</w:t>
-            </w:r>
-          </w:p>
-        </w:tc>
-      </w:tr>
-    </w:tbl>
-    <w:p>
-      <w:pPr>
-        <w:spacing w:after="120"/>
-      </w:pPr>
     </w:p>
     <w:p>
       <w:pPr>
@@ -3490,185 +3309,6 @@
     </w:p>
     <w:p>
       <w:pPr>
-        <w:pStyle w:val="ListBullet"/>
-        <w:spacing w:after="80" w:line="276" w:lineRule="auto"/>
-      </w:pPr>
-      <w:r>
-        <w:rPr>
-          <w:b/>
-          <w:color w:val="222222"/>
-        </w:rPr>
-        <w:t xml:space="preserve">1. Salida de Planta: </w:t>
-      </w:r>
-      <w:r>
-        <w:rPr>
-          <w:color w:val="222222"/>
-        </w:rPr>
-        <w:t>La Planta de Asfalto genera la nota de remisión digital y física con el peso/tonelaje exacto ($t$) o cubicaje ($m^3$) de la mezcla producida.</w:t>
-      </w:r>
-    </w:p>
-    <w:p>
-      <w:pPr>
-        <w:pStyle w:val="ListBullet"/>
-        <w:spacing w:after="80" w:line="276" w:lineRule="auto"/>
-      </w:pPr>
-      <w:r>
-        <w:rPr>
-          <w:b/>
-          <w:color w:val="222222"/>
-        </w:rPr>
-        <w:t xml:space="preserve">2. Transporte: </w:t>
-      </w:r>
-      <w:r>
-        <w:rPr>
-          <w:color w:val="222222"/>
-        </w:rPr>
-        <w:t>El chofer del camión traslada el material al tramo en obra.</w:t>
-      </w:r>
-    </w:p>
-    <w:p>
-      <w:pPr>
-        <w:pStyle w:val="ListBullet"/>
-        <w:spacing w:after="80" w:line="276" w:lineRule="auto"/>
-      </w:pPr>
-      <w:r>
-        <w:rPr>
-          <w:b/>
-          <w:color w:val="222222"/>
-        </w:rPr>
-        <w:t xml:space="preserve">3. Recepción en Obra + Foto Obligatoria: </w:t>
-      </w:r>
-      <w:r>
-        <w:rPr>
-          <w:color w:val="222222"/>
-        </w:rPr>
-        <w:t>El Ingeniero de Obra recibe el camión, captura los datos de la nota en el Portal 5001 y sube **OBLIGATORIAMENTE LA FOTOGRAFÍA CLARA Y LEGIBLE DE LA NOTA / BOLETA**.</w:t>
-      </w:r>
-    </w:p>
-    <w:p>
-      <w:pPr>
-        <w:pStyle w:val="ListBullet"/>
-        <w:spacing w:after="80" w:line="276" w:lineRule="auto"/>
-      </w:pPr>
-      <w:r>
-        <w:rPr>
-          <w:b/>
-          <w:color w:val="222222"/>
-        </w:rPr>
-        <w:t xml:space="preserve">4. Conciliación Automática en Fénix: </w:t>
-      </w:r>
-      <w:r>
-        <w:rPr>
-          <w:color w:val="222222"/>
-        </w:rPr>
-        <w:t>El sistema Fénix cruza las toneladas emitidas por la Planta vs las toneladas recibidas en Obra vs las boletas amparadas en la factura del Sindicato/Transportista.</w:t>
-      </w:r>
-    </w:p>
-    <w:tbl>
-      <w:tblPr>
-        <w:tblW w:type="auto" w:w="0"/>
-        <w:jc w:val="center"/>
-        <w:tblLayout w:type="fixed"/>
-        <w:tblLook w:firstColumn="1" w:firstRow="1" w:lastColumn="0" w:lastRow="0" w:noHBand="0" w:noVBand="1" w:val="04A0"/>
-      </w:tblPr>
-      <w:tblGrid>
-        <w:gridCol w:w="9360"/>
-      </w:tblGrid>
-      <w:tr>
-        <w:tc>
-          <w:tcPr>
-            <w:tcW w:type="dxa" w:w="9360"/>
-            <w:shd w:fill="F0F4F8"/>
-            <w:tcMar>
-              <w:top w:w="140" w:type="dxa"/>
-              <w:bottom w:w="140" w:type="dxa"/>
-              <w:left w:w="160" w:type="dxa"/>
-              <w:right w:w="140" w:type="dxa"/>
-            </w:tcMar>
-            <w:tcBorders>
-              <w:top w:val="single" w:sz="8" w:space="0" w:color="1B365D"/>
-              <w:bottom w:val="single" w:sz="8" w:space="0" w:color="1B365D"/>
-              <w:left w:val="single" w:sz="8" w:space="0" w:color="1B365D"/>
-              <w:right w:val="single" w:sz="8" w:space="0" w:color="1B365D"/>
-            </w:tcBorders>
-          </w:tcPr>
-          <w:p>
-            <w:pPr>
-              <w:spacing w:after="120"/>
-            </w:pPr>
-            <w:r>
-              <w:rPr>
-                <w:rFonts w:ascii="Segoe UI" w:hAnsi="Segoe UI"/>
-                <w:b/>
-                <w:color w:val="1B365D"/>
-                <w:sz w:val="21"/>
-              </w:rPr>
-              <w:t>📐 DIAGRAMA ARQUITECTÓNICO: Flujo de Conciliación de Mezcla Asfáltica (Planta vs Obra + Foto Nota)</w:t>
-              <w:br/>
-            </w:r>
-            <w:r>
-              <w:rPr>
-                <w:rFonts w:ascii="Consolas" w:hAnsi="Consolas"/>
-                <w:color w:val="222222"/>
-                <w:sz w:val="17"/>
-              </w:rPr>
-              <w:t xml:space="preserve"> ┌──────────────────────────┐         ┌──────────────────────────┐</w:t>
-              <w:br/>
-              <w:t xml:space="preserve"> │ PLANTA DE ASFALTO        │         │ INGENIERO DE OBRA        │</w:t>
-              <w:br/>
-              <w:t xml:space="preserve"> │ (Huixquilucan / Pegaso)  │         │ (Recepción en Tramo)     │</w:t>
-              <w:br/>
-              <w:t xml:space="preserve"> └────────────┬─────────────┘         └────────────┬─────────────┘</w:t>
-              <w:br/>
-              <w:t xml:space="preserve">              │                                    │</w:t>
-              <w:br/>
-              <w:t xml:space="preserve">              │ Emite Mezcla                       │ Recibe Camión</w:t>
-              <w:br/>
-              <w:t xml:space="preserve">              │ y Nota de Salida                   │ y Revisa Nota</w:t>
-              <w:br/>
-              <w:t xml:space="preserve">              ▼                                    ▼</w:t>
-              <w:br/>
-              <w:t xml:space="preserve"> ┌──────────────────────────┐         ┌──────────────────────────┐</w:t>
-              <w:br/>
-              <w:t xml:space="preserve"> │ REGISTRO DE PLANTA       │         │ CAPTURA EN PORTAL 5001   │</w:t>
-              <w:br/>
-              <w:t xml:space="preserve"> │ (Toneladas Producidas)   │         │ + FOTO OBLIGATORIA NOTA  │</w:t>
-              <w:br/>
-              <w:t xml:space="preserve"> └────────────┬─────────────┘         └────────────┬─────────────┘</w:t>
-              <w:br/>
-              <w:t xml:space="preserve">              │                                    │</w:t>
-              <w:br/>
-              <w:t xml:space="preserve">              └─────────────────┬──────────────────┘</w:t>
-              <w:br/>
-              <w:t xml:space="preserve">                                │</w:t>
-              <w:br/>
-              <w:t xml:space="preserve">                                ▼</w:t>
-              <w:br/>
-              <w:t xml:space="preserve"> ┌───────────────────────────────────────────────────────────────┐</w:t>
-              <w:br/>
-              <w:t xml:space="preserve"> │                  MOTOR DE CONCILIACIÓN FÉNIX                  │</w:t>
-              <w:br/>
-              <w:t xml:space="preserve"> │     [Valida: Toneladas Planta = Toneladas Obra + Foto Nota]   │</w:t>
-              <w:br/>
-              <w:t xml:space="preserve"> └────────────┬──────────────────────────────────────────────────┘</w:t>
-              <w:br/>
-              <w:t xml:space="preserve">              │</w:t>
-              <w:br/>
-              <w:t xml:space="preserve">              ▼</w:t>
-              <w:br/>
-              <w:t xml:space="preserve"> 🔒 APROBACIÓN Y BLOQUEO CORPORATIVO</w:t>
-            </w:r>
-          </w:p>
-        </w:tc>
-      </w:tr>
-    </w:tbl>
-    <w:p>
-      <w:pPr>
-        <w:spacing w:after="120"/>
-      </w:pPr>
-    </w:p>
-    <w:p>
-      <w:pPr>
         <w:keepNext/>
         <w:spacing w:before="360" w:after="160"/>
       </w:pPr>
@@ -3679,7 +3319,7 @@
           <w:color w:val="1B365D"/>
           <w:sz w:val="30"/>
         </w:rPr>
-        <w:t>7. VISIÓN A FUTURO Y HOJA DE RUTA DE EVOLUCIÓN TECNOLÓGICA</w:t>
+        <w:t>14. GUÍA PREPARATORIA PARA JUNTA DE HOMOLOGACIÓN Y CUESTIONARIO ESTRATÉGICO</w:t>
       </w:r>
     </w:p>
     <w:p>
@@ -3690,7 +3330,7 @@
         <w:rPr>
           <w:color w:val="222222"/>
         </w:rPr>
-        <w:t>El Sistema Fénix 2.0 sienta las bases para una transformación digital continua. La visión a futuro contempla convertir el sistema en una plataforma autónoma e inteligente respaldada por las siguientes innovaciones:</w:t>
+        <w:t>Esta sección consolida las respuestas técnicas para la junta con el equipo de ingeniería y el cuestionario estructurado para evaluar el sistema existente del otro equipo.</w:t>
       </w:r>
     </w:p>
     <w:p>
@@ -3705,18 +3345,280 @@
           <w:color w:val="3B629B"/>
           <w:sz w:val="25"/>
         </w:rPr>
-        <w:t>7.1 Aplicación Móvil PWA y Cliente Nativo Offline-First</w:t>
+        <w:t>14.1 Respuestas Preparadas para la Junta</w:t>
       </w:r>
     </w:p>
     <w:p>
       <w:pPr>
-        <w:spacing w:after="120" w:line="276" w:lineRule="auto"/>
+        <w:keepNext/>
+        <w:spacing w:before="200" w:after="80"/>
       </w:pPr>
+      <w:r>
+        <w:rPr>
+          <w:rFonts w:ascii="Calibri" w:hAnsi="Calibri"/>
+          <w:b/>
+          <w:color w:val="1B365D"/>
+          <w:sz w:val="22"/>
+        </w:rPr>
+        <w:t>1. Disponibilidad de Tiempo y Horarios</w:t>
+      </w:r>
+    </w:p>
+    <w:p>
+      <w:pPr>
+        <w:pStyle w:val="ListBullet"/>
+        <w:spacing w:after="80" w:line="276" w:lineRule="auto"/>
+      </w:pPr>
+      <w:r>
+        <w:rPr>
+          <w:b/>
+          <w:color w:val="222222"/>
+        </w:rPr>
+        <w:t xml:space="preserve">Días Disponibles: </w:t>
+      </w:r>
       <w:r>
         <w:rPr>
           <w:color w:val="222222"/>
         </w:rPr>
-        <w:t>Dado que muchas obras de infraestructura se ejecutan en zonas con cobertura de red nula o intermitente, se desarrollará la evolución a una Progressive Web App (PWA) e integración nativa móvil con motor de base de datos local (IndexedDB / SQLite local en el dispositivo). Los operadores capturarán las transacciones localmente y los Service Workers sincronizarán automáticamente con el servidor PostgreSQL central tan pronto como el dispositivo detecte señal de red.</w:t>
+        <w:t>Lunes a partir de las 2:00 PM.</w:t>
+      </w:r>
+    </w:p>
+    <w:p>
+      <w:pPr>
+        <w:pStyle w:val="ListBullet"/>
+        <w:spacing w:after="80" w:line="276" w:lineRule="auto"/>
+      </w:pPr>
+      <w:r>
+        <w:rPr>
+          <w:b/>
+          <w:color w:val="222222"/>
+        </w:rPr>
+        <w:t xml:space="preserve">Días Completos: </w:t>
+      </w:r>
+      <w:r>
+        <w:rPr>
+          <w:color w:val="222222"/>
+        </w:rPr>
+        <w:t>Jueves y Viernes en jornada flexible.</w:t>
+      </w:r>
+    </w:p>
+    <w:p>
+      <w:pPr>
+        <w:pStyle w:val="ListBullet"/>
+        <w:spacing w:after="80" w:line="276" w:lineRule="auto"/>
+      </w:pPr>
+      <w:r>
+        <w:rPr>
+          <w:b/>
+          <w:color w:val="222222"/>
+        </w:rPr>
+        <w:t xml:space="preserve">Carga Semanal: </w:t>
+      </w:r>
+      <w:r>
+        <w:rPr>
+          <w:color w:val="222222"/>
+        </w:rPr>
+        <w:t>15 a 20 horas de dedicación enfocada por semana.</w:t>
+      </w:r>
+    </w:p>
+    <w:p>
+      <w:pPr>
+        <w:keepNext/>
+        <w:spacing w:before="200" w:after="80"/>
+      </w:pPr>
+      <w:r>
+        <w:rPr>
+          <w:rFonts w:ascii="Calibri" w:hAnsi="Calibri"/>
+          <w:b/>
+          <w:color w:val="1B365D"/>
+          <w:sz w:val="22"/>
+        </w:rPr>
+        <w:t>2. Guion de la Demostración en Vivo de Fénix</w:t>
+      </w:r>
+    </w:p>
+    <w:p>
+      <w:pPr>
+        <w:pStyle w:val="ListBullet"/>
+        <w:spacing w:after="80" w:line="276" w:lineRule="auto"/>
+      </w:pPr>
+      <w:r>
+        <w:rPr>
+          <w:b/>
+          <w:color w:val="222222"/>
+        </w:rPr>
+        <w:t xml:space="preserve">Paso A: Doble Portal: </w:t>
+      </w:r>
+      <w:r>
+        <w:rPr>
+          <w:color w:val="222222"/>
+        </w:rPr>
+        <w:t>Mostrar Portal Operativo 5001 y Centro de Mando Admin 5002.</w:t>
+      </w:r>
+    </w:p>
+    <w:p>
+      <w:pPr>
+        <w:pStyle w:val="ListBullet"/>
+        <w:spacing w:after="80" w:line="276" w:lineRule="auto"/>
+      </w:pPr>
+      <w:r>
+        <w:rPr>
+          <w:b/>
+          <w:color w:val="222222"/>
+        </w:rPr>
+        <w:t xml:space="preserve">Paso B: Captura Rápida: </w:t>
+      </w:r>
+      <w:r>
+        <w:rPr>
+          <w:color w:val="222222"/>
+        </w:rPr>
+        <w:t>Demostrar autocompletado en 0ms por placa y extracción automática desde bitácoras PDF.</w:t>
+      </w:r>
+    </w:p>
+    <w:p>
+      <w:pPr>
+        <w:pStyle w:val="ListBullet"/>
+        <w:spacing w:after="80" w:line="276" w:lineRule="auto"/>
+      </w:pPr>
+      <w:r>
+        <w:rPr>
+          <w:b/>
+          <w:color w:val="222222"/>
+        </w:rPr>
+        <w:t xml:space="preserve">Paso C: Módulo Google Drive + n8n: </w:t>
+      </w:r>
+      <w:r>
+        <w:rPr>
+          <w:color w:val="222222"/>
+        </w:rPr>
+        <w:t>Explicar cómo n8n recibe el correo de la gasolinería, descarga PDF/XML a Google Drive e inserta en la BD.</w:t>
+      </w:r>
+    </w:p>
+    <w:p>
+      <w:pPr>
+        <w:pStyle w:val="ListBullet"/>
+        <w:spacing w:after="80" w:line="276" w:lineRule="auto"/>
+      </w:pPr>
+      <w:r>
+        <w:rPr>
+          <w:b/>
+          <w:color w:val="222222"/>
+        </w:rPr>
+        <w:t xml:space="preserve">Paso D: Vaciado Masivo Excel: </w:t>
+      </w:r>
+      <w:r>
+        <w:rPr>
+          <w:color w:val="222222"/>
+        </w:rPr>
+        <w:t>Mostrar la sub-pestaña de gasolina masiva cargando el Excel 'CONTROL JDJ' con separación de semanas ISO y búsqueda O(1).</w:t>
+      </w:r>
+    </w:p>
+    <w:p>
+      <w:pPr>
+        <w:pStyle w:val="ListBullet"/>
+        <w:spacing w:after="80" w:line="276" w:lineRule="auto"/>
+      </w:pPr>
+      <w:r>
+        <w:rPr>
+          <w:b/>
+          <w:color w:val="222222"/>
+        </w:rPr>
+        <w:t xml:space="preserve">Paso E: Reportes Oficiales: </w:t>
+      </w:r>
+      <w:r>
+        <w:rPr>
+          <w:color w:val="222222"/>
+        </w:rPr>
+        <w:t>Generación del informe en Excel con fórmulas vivas y PDF horizontal con firmas.</w:t>
+      </w:r>
+    </w:p>
+    <w:p>
+      <w:pPr>
+        <w:keepNext/>
+        <w:spacing w:before="200" w:after="80"/>
+      </w:pPr>
+      <w:r>
+        <w:rPr>
+          <w:rFonts w:ascii="Calibri" w:hAnsi="Calibri"/>
+          <w:b/>
+          <w:color w:val="1B365D"/>
+          <w:sz w:val="22"/>
+        </w:rPr>
+        <w:t>3. Homologación Metodológica de Desarrollo</w:t>
+      </w:r>
+    </w:p>
+    <w:p>
+      <w:pPr>
+        <w:pStyle w:val="ListBullet"/>
+        <w:spacing w:after="80" w:line="276" w:lineRule="auto"/>
+      </w:pPr>
+      <w:r>
+        <w:rPr>
+          <w:b/>
+          <w:color w:val="222222"/>
+        </w:rPr>
+        <w:t xml:space="preserve">Control de Versiones y Rollbacks: </w:t>
+      </w:r>
+      <w:r>
+        <w:rPr>
+          <w:color w:val="222222"/>
+        </w:rPr>
+        <w:t>El proyecto se gestiona con Git en la rama `main`. Ante un fallo, se ejecuta `git checkout` o `git revert` para restaurar el código. La BD cuenta con transacciones ACID y backups diarios en `respaldos_backups`.</w:t>
+      </w:r>
+    </w:p>
+    <w:p>
+      <w:pPr>
+        <w:pStyle w:val="ListBullet"/>
+        <w:spacing w:after="80" w:line="276" w:lineRule="auto"/>
+      </w:pPr>
+      <w:r>
+        <w:rPr>
+          <w:b/>
+          <w:color w:val="222222"/>
+        </w:rPr>
+        <w:t xml:space="preserve">Validación de Resultados: </w:t>
+      </w:r>
+      <w:r>
+        <w:rPr>
+          <w:color w:val="222222"/>
+        </w:rPr>
+        <w:t>Verificación en 3 niveles: 1) Análisis sintáctico en Python, 2) Inspección de logs HTTP y consola de Flask en tiempo real, 3) Pruebas SQL y revisión de archivos Excel/PDF al centavo.</w:t>
+      </w:r>
+    </w:p>
+    <w:p>
+      <w:pPr>
+        <w:pStyle w:val="ListBullet"/>
+        <w:spacing w:after="80" w:line="276" w:lineRule="auto"/>
+      </w:pPr>
+      <w:r>
+        <w:rPr>
+          <w:b/>
+          <w:color w:val="222222"/>
+        </w:rPr>
+        <w:t xml:space="preserve">Relación de Obras e Historial: </w:t>
+      </w:r>
+      <w:r>
+        <w:rPr>
+          <w:color w:val="222222"/>
+        </w:rPr>
+        <w:t>Las cargas se vinculan mediante el código inmutable de la obra (`codigo` PK / FK). Si se cambia el nombre visible, el historial permanece intacto.</w:t>
+      </w:r>
+    </w:p>
+    <w:p>
+      <w:pPr>
+        <w:pStyle w:val="ListBullet"/>
+        <w:spacing w:after="80" w:line="276" w:lineRule="auto"/>
+      </w:pPr>
+      <w:r>
+        <w:rPr>
+          <w:b/>
+          <w:color w:val="222222"/>
+        </w:rPr>
+        <w:t xml:space="preserve">Cierre y Bloqueo de Datos: </w:t>
+      </w:r>
+      <w:r>
+        <w:rPr>
+          <w:color w:val="222222"/>
+        </w:rPr>
+        <w:t>El cierre está protegido **directamente en PostgreSQL mediante Triggers (disparadores SQL)** que cancelan cualquier `UPDATE/DELETE` en periodos congelados (`periodo_bloqueado = TRUE`), además del bloqueo visual en pantalla.</w:t>
       </w:r>
     </w:p>
     <w:p>
@@ -3731,79 +3633,7 @@
           <w:color w:val="3B629B"/>
           <w:sz w:val="25"/>
         </w:rPr>
-        <w:t>7.2 Integración IoT y Telemetría Automática en Sensores</w:t>
-      </w:r>
-    </w:p>
-    <w:p>
-      <w:pPr>
-        <w:pStyle w:val="ListBullet"/>
-        <w:spacing w:after="80" w:line="276" w:lineRule="auto"/>
-      </w:pPr>
-      <w:r>
-        <w:rPr>
-          <w:b/>
-          <w:color w:val="222222"/>
-        </w:rPr>
-        <w:t xml:space="preserve">Flujómetros Digitales en Pipas: </w:t>
-      </w:r>
-      <w:r>
-        <w:rPr>
-          <w:color w:val="222222"/>
-        </w:rPr>
-        <w:t>Instalación de flujómetros digitales calibrados conectados por IoT en la manguera de despacho de la pipa 'Marimba', registrando automáticamente cada descarga en la BD.</w:t>
-      </w:r>
-    </w:p>
-    <w:p>
-      <w:pPr>
-        <w:pStyle w:val="ListBullet"/>
-        <w:spacing w:after="80" w:line="276" w:lineRule="auto"/>
-      </w:pPr>
-      <w:r>
-        <w:rPr>
-          <w:b/>
-          <w:color w:val="222222"/>
-        </w:rPr>
-        <w:t xml:space="preserve">Medición de Tanques Fijos: </w:t>
-      </w:r>
-      <w:r>
-        <w:rPr>
-          <w:color w:val="222222"/>
-        </w:rPr>
-        <w:t>Sensores ultrasónicos de nivel en el Tanque Pegaso (20,000 L) y Tanque Huixquilucan para monitoreo continuo de inventarios en tiempo real y detección automática de fugas.</w:t>
-      </w:r>
-    </w:p>
-    <w:p>
-      <w:pPr>
-        <w:pStyle w:val="ListBullet"/>
-        <w:spacing w:after="80" w:line="276" w:lineRule="auto"/>
-      </w:pPr>
-      <w:r>
-        <w:rPr>
-          <w:b/>
-          <w:color w:val="222222"/>
-        </w:rPr>
-        <w:t xml:space="preserve">Telemetría de Maquinaria: </w:t>
-      </w:r>
-      <w:r>
-        <w:rPr>
-          <w:color w:val="222222"/>
-        </w:rPr>
-        <w:t>Conexión con dispositivos GPS/CAN-Bus en maquinaria pesada para correlacionar horómetros y kilómetros reales con los litros suministrados.</w:t>
-      </w:r>
-    </w:p>
-    <w:p>
-      <w:pPr>
-        <w:keepNext/>
-        <w:spacing w:before="280" w:after="120"/>
-      </w:pPr>
-      <w:r>
-        <w:rPr>
-          <w:rFonts w:ascii="Segoe UI" w:hAnsi="Segoe UI"/>
-          <w:b/>
-          <w:color w:val="3B629B"/>
-          <w:sz w:val="25"/>
-        </w:rPr>
-        <w:t>7.3 Reconocimiento Óptico de Caracteres (OCR) en Visión Artificial</w:t>
+        <w:t>14.2 Cuestionario Estratégico para Evaluar el Sistema del Otro Equipo</w:t>
       </w:r>
     </w:p>
     <w:p>
@@ -3814,8104 +3644,7 @@
         <w:rPr>
           <w:color w:val="222222"/>
         </w:rPr>
-        <w:t>Módulo de procesamiento de imágenes que permitirá a los choferes fotocopiar el ticket de la gasolinería o la boleta de acarreo con la cámara de su celular. El motor OCR extraerá automáticamente el folio, la fecha, los litros, el costo total y el número económico, eliminando el tecleo manual.</w:t>
-      </w:r>
-    </w:p>
-    <w:p>
-      <w:pPr>
-        <w:keepNext/>
-        <w:spacing w:before="360" w:after="160"/>
-      </w:pPr>
-      <w:r>
-        <w:rPr>
-          <w:rFonts w:ascii="Segoe UI" w:hAnsi="Segoe UI"/>
-          <w:b/>
-          <w:color w:val="1B365D"/>
-          <w:sz w:val="30"/>
-        </w:rPr>
-        <w:t>8. ARQUITECTURA DE LA BASE DE DATOS RELACIONAL (`fenix_db`)</w:t>
-      </w:r>
-    </w:p>
-    <w:p>
-      <w:pPr>
-        <w:spacing w:after="120" w:line="276" w:lineRule="auto"/>
-      </w:pPr>
-      <w:r>
-        <w:rPr>
-          <w:color w:val="222222"/>
-        </w:rPr>
-        <w:t>El soporte de almacenamiento persistente del Sistema Fénix 2.0 es una base de datos relacional PostgreSQL 16 alojada localmente (`localhost:5432`). Garantiza cumplimiento de propiedades ACID (Atomicidad, Consistencia, Aislamiento, Durabilidad) y un estricto esquema relacional dividido por dominios operacionales (schemas).</w:t>
-      </w:r>
-    </w:p>
-    <w:p>
-      <w:pPr>
-        <w:keepNext/>
-        <w:spacing w:before="280" w:after="120"/>
-      </w:pPr>
-      <w:r>
-        <w:rPr>
-          <w:rFonts w:ascii="Segoe UI" w:hAnsi="Segoe UI"/>
-          <w:b/>
-          <w:color w:val="3B629B"/>
-          <w:sz w:val="25"/>
-        </w:rPr>
-        <w:t>8.1 Esquema Relacional de Tablas Maestras</w:t>
-      </w:r>
-    </w:p>
-    <w:p>
-      <w:pPr>
-        <w:keepNext/>
-        <w:spacing w:before="200" w:after="80"/>
-      </w:pPr>
-      <w:r>
-        <w:rPr>
-          <w:rFonts w:ascii="Calibri" w:hAnsi="Calibri"/>
-          <w:b/>
-          <w:color w:val="1B365D"/>
-          <w:sz w:val="22"/>
-        </w:rPr>
-        <w:t>A) Esquema Diésel (`diesel`)</w:t>
-      </w:r>
-    </w:p>
-    <w:p>
-      <w:pPr>
-        <w:spacing w:after="120" w:line="276" w:lineRule="auto"/>
-      </w:pPr>
-      <w:r>
-        <w:rPr>
-          <w:color w:val="222222"/>
-        </w:rPr>
-        <w:t>Concentra la gestión de solicitudes, despachos, facturas y complementos de pago para combustible pesado.</w:t>
-      </w:r>
-    </w:p>
-    <w:tbl>
-      <w:tblPr>
-        <w:tblW w:type="auto" w:w="0"/>
-        <w:jc w:val="center"/>
-        <w:tblLayout w:type="fixed"/>
-        <w:tblLook w:firstColumn="1" w:firstRow="1" w:lastColumn="0" w:lastRow="0" w:noHBand="0" w:noVBand="1" w:val="04A0"/>
-      </w:tblPr>
-      <w:tblGrid>
-        <w:gridCol w:w="2340"/>
-        <w:gridCol w:w="2340"/>
-        <w:gridCol w:w="2340"/>
-        <w:gridCol w:w="2340"/>
-      </w:tblGrid>
-      <w:tr>
-        <w:tc>
-          <w:tcPr>
-            <w:tcW w:type="dxa" w:w="2592"/>
-            <w:shd w:fill="1B365D"/>
-            <w:tcMar>
-              <w:top w:w="120" w:type="dxa"/>
-              <w:bottom w:w="120" w:type="dxa"/>
-              <w:left w:w="120" w:type="dxa"/>
-              <w:right w:w="120" w:type="dxa"/>
-            </w:tcMar>
-            <w:tcBorders>
-              <w:bottom w:val="single" w:sz="12" w:space="0" w:color="1B365D"/>
-            </w:tcBorders>
-          </w:tcPr>
-          <w:p>
-            <w:pPr>
-              <w:spacing w:after="0"/>
-              <w:jc w:val="left"/>
-            </w:pPr>
-            <w:r>
-              <w:rPr>
-                <w:rFonts w:ascii="Segoe UI" w:hAnsi="Segoe UI"/>
-                <w:b/>
-                <w:color w:val="FFFFFF"/>
-                <w:sz w:val="20"/>
-              </w:rPr>
-              <w:t>Nombre de Tabla</w:t>
-            </w:r>
-          </w:p>
-        </w:tc>
-        <w:tc>
-          <w:tcPr>
-            <w:tcW w:type="dxa" w:w="1728"/>
-            <w:shd w:fill="1B365D"/>
-            <w:tcMar>
-              <w:top w:w="120" w:type="dxa"/>
-              <w:bottom w:w="120" w:type="dxa"/>
-              <w:left w:w="120" w:type="dxa"/>
-              <w:right w:w="120" w:type="dxa"/>
-            </w:tcMar>
-            <w:tcBorders>
-              <w:bottom w:val="single" w:sz="12" w:space="0" w:color="1B365D"/>
-            </w:tcBorders>
-          </w:tcPr>
-          <w:p>
-            <w:pPr>
-              <w:spacing w:after="0"/>
-              <w:jc w:val="left"/>
-            </w:pPr>
-            <w:r>
-              <w:rPr>
-                <w:rFonts w:ascii="Segoe UI" w:hAnsi="Segoe UI"/>
-                <w:b/>
-                <w:color w:val="FFFFFF"/>
-                <w:sz w:val="20"/>
-              </w:rPr>
-              <w:t>Columna / Campo</w:t>
-            </w:r>
-          </w:p>
-        </w:tc>
-        <w:tc>
-          <w:tcPr>
-            <w:tcW w:type="dxa" w:w="1440"/>
-            <w:shd w:fill="1B365D"/>
-            <w:tcMar>
-              <w:top w:w="120" w:type="dxa"/>
-              <w:bottom w:w="120" w:type="dxa"/>
-              <w:left w:w="120" w:type="dxa"/>
-              <w:right w:w="120" w:type="dxa"/>
-            </w:tcMar>
-            <w:tcBorders>
-              <w:bottom w:val="single" w:sz="12" w:space="0" w:color="1B365D"/>
-            </w:tcBorders>
-          </w:tcPr>
-          <w:p>
-            <w:pPr>
-              <w:spacing w:after="0"/>
-              <w:jc w:val="left"/>
-            </w:pPr>
-            <w:r>
-              <w:rPr>
-                <w:rFonts w:ascii="Segoe UI" w:hAnsi="Segoe UI"/>
-                <w:b/>
-                <w:color w:val="FFFFFF"/>
-                <w:sz w:val="20"/>
-              </w:rPr>
-              <w:t>Tipo de Dato</w:t>
-            </w:r>
-          </w:p>
-        </w:tc>
-        <w:tc>
-          <w:tcPr>
-            <w:tcW w:type="dxa" w:w="3600"/>
-            <w:shd w:fill="1B365D"/>
-            <w:tcMar>
-              <w:top w:w="120" w:type="dxa"/>
-              <w:bottom w:w="120" w:type="dxa"/>
-              <w:left w:w="120" w:type="dxa"/>
-              <w:right w:w="120" w:type="dxa"/>
-            </w:tcMar>
-            <w:tcBorders>
-              <w:bottom w:val="single" w:sz="12" w:space="0" w:color="1B365D"/>
-            </w:tcBorders>
-          </w:tcPr>
-          <w:p>
-            <w:pPr>
-              <w:spacing w:after="0"/>
-              <w:jc w:val="left"/>
-            </w:pPr>
-            <w:r>
-              <w:rPr>
-                <w:rFonts w:ascii="Segoe UI" w:hAnsi="Segoe UI"/>
-                <w:b/>
-                <w:color w:val="FFFFFF"/>
-                <w:sz w:val="20"/>
-              </w:rPr>
-              <w:t>Restricciones / Descripción</w:t>
-            </w:r>
-          </w:p>
-        </w:tc>
-      </w:tr>
-      <w:tr>
-        <w:tc>
-          <w:tcPr>
-            <w:tcW w:type="dxa" w:w="2592"/>
-            <w:shd w:fill="FFFFFF"/>
-            <w:tcMar>
-              <w:top w:w="80" w:type="dxa"/>
-              <w:bottom w:w="80" w:type="dxa"/>
-              <w:left w:w="100" w:type="dxa"/>
-              <w:right w:w="100" w:type="dxa"/>
-            </w:tcMar>
-            <w:tcBorders>
-              <w:bottom w:val="single" w:sz="4" w:space="0" w:color="CBD5E1"/>
-            </w:tcBorders>
-          </w:tcPr>
-          <w:p>
-            <w:pPr>
-              <w:spacing w:after="0" w:line="276" w:lineRule="auto"/>
-              <w:jc w:val="left"/>
-            </w:pPr>
-            <w:r>
-              <w:rPr>
-                <w:rFonts w:ascii="Calibri" w:hAnsi="Calibri"/>
-                <w:color w:val="222222"/>
-                <w:sz w:val="19"/>
-              </w:rPr>
-              <w:t>diesel.consumos</w:t>
-            </w:r>
-          </w:p>
-        </w:tc>
-        <w:tc>
-          <w:tcPr>
-            <w:tcW w:type="dxa" w:w="1728"/>
-            <w:shd w:fill="FFFFFF"/>
-            <w:tcMar>
-              <w:top w:w="80" w:type="dxa"/>
-              <w:bottom w:w="80" w:type="dxa"/>
-              <w:left w:w="100" w:type="dxa"/>
-              <w:right w:w="100" w:type="dxa"/>
-            </w:tcMar>
-            <w:tcBorders>
-              <w:bottom w:val="single" w:sz="4" w:space="0" w:color="CBD5E1"/>
-            </w:tcBorders>
-          </w:tcPr>
-          <w:p>
-            <w:pPr>
-              <w:spacing w:after="0" w:line="276" w:lineRule="auto"/>
-              <w:jc w:val="left"/>
-            </w:pPr>
-            <w:r>
-              <w:rPr>
-                <w:rFonts w:ascii="Calibri" w:hAnsi="Calibri"/>
-                <w:color w:val="222222"/>
-                <w:sz w:val="19"/>
-              </w:rPr>
-              <w:t>id</w:t>
-            </w:r>
-          </w:p>
-        </w:tc>
-        <w:tc>
-          <w:tcPr>
-            <w:tcW w:type="dxa" w:w="1440"/>
-            <w:shd w:fill="FFFFFF"/>
-            <w:tcMar>
-              <w:top w:w="80" w:type="dxa"/>
-              <w:bottom w:w="80" w:type="dxa"/>
-              <w:left w:w="100" w:type="dxa"/>
-              <w:right w:w="100" w:type="dxa"/>
-            </w:tcMar>
-            <w:tcBorders>
-              <w:bottom w:val="single" w:sz="4" w:space="0" w:color="CBD5E1"/>
-            </w:tcBorders>
-          </w:tcPr>
-          <w:p>
-            <w:pPr>
-              <w:spacing w:after="0" w:line="276" w:lineRule="auto"/>
-              <w:jc w:val="left"/>
-            </w:pPr>
-            <w:r>
-              <w:rPr>
-                <w:rFonts w:ascii="Calibri" w:hAnsi="Calibri"/>
-                <w:color w:val="222222"/>
-                <w:sz w:val="19"/>
-              </w:rPr>
-              <w:t>BIGINT</w:t>
-            </w:r>
-          </w:p>
-        </w:tc>
-        <w:tc>
-          <w:tcPr>
-            <w:tcW w:type="dxa" w:w="3600"/>
-            <w:shd w:fill="FFFFFF"/>
-            <w:tcMar>
-              <w:top w:w="80" w:type="dxa"/>
-              <w:bottom w:w="80" w:type="dxa"/>
-              <w:left w:w="100" w:type="dxa"/>
-              <w:right w:w="100" w:type="dxa"/>
-            </w:tcMar>
-            <w:tcBorders>
-              <w:bottom w:val="single" w:sz="4" w:space="0" w:color="CBD5E1"/>
-            </w:tcBorders>
-          </w:tcPr>
-          <w:p>
-            <w:pPr>
-              <w:spacing w:after="0" w:line="276" w:lineRule="auto"/>
-              <w:jc w:val="left"/>
-            </w:pPr>
-            <w:r>
-              <w:rPr>
-                <w:rFonts w:ascii="Calibri" w:hAnsi="Calibri"/>
-                <w:color w:val="222222"/>
-                <w:sz w:val="19"/>
-              </w:rPr>
-              <w:t>PRIMARY KEY, AUTOINCREMENT</w:t>
-            </w:r>
-          </w:p>
-        </w:tc>
-      </w:tr>
-      <w:tr>
-        <w:tc>
-          <w:tcPr>
-            <w:tcW w:type="dxa" w:w="2592"/>
-            <w:shd w:fill="F8FAFC"/>
-            <w:tcMar>
-              <w:top w:w="80" w:type="dxa"/>
-              <w:bottom w:w="80" w:type="dxa"/>
-              <w:left w:w="100" w:type="dxa"/>
-              <w:right w:w="100" w:type="dxa"/>
-            </w:tcMar>
-            <w:tcBorders>
-              <w:bottom w:val="single" w:sz="4" w:space="0" w:color="CBD5E1"/>
-            </w:tcBorders>
-          </w:tcPr>
-          <w:p>
-            <w:pPr>
-              <w:spacing w:after="0" w:line="276" w:lineRule="auto"/>
-              <w:jc w:val="left"/>
-            </w:pPr>
-            <w:r>
-              <w:rPr>
-                <w:rFonts w:ascii="Calibri" w:hAnsi="Calibri"/>
-                <w:color w:val="222222"/>
-                <w:sz w:val="19"/>
-              </w:rPr>
-              <w:t>diesel.consumos</w:t>
-            </w:r>
-          </w:p>
-        </w:tc>
-        <w:tc>
-          <w:tcPr>
-            <w:tcW w:type="dxa" w:w="1728"/>
-            <w:shd w:fill="F8FAFC"/>
-            <w:tcMar>
-              <w:top w:w="80" w:type="dxa"/>
-              <w:bottom w:w="80" w:type="dxa"/>
-              <w:left w:w="100" w:type="dxa"/>
-              <w:right w:w="100" w:type="dxa"/>
-            </w:tcMar>
-            <w:tcBorders>
-              <w:bottom w:val="single" w:sz="4" w:space="0" w:color="CBD5E1"/>
-            </w:tcBorders>
-          </w:tcPr>
-          <w:p>
-            <w:pPr>
-              <w:spacing w:after="0" w:line="276" w:lineRule="auto"/>
-              <w:jc w:val="left"/>
-            </w:pPr>
-            <w:r>
-              <w:rPr>
-                <w:rFonts w:ascii="Calibri" w:hAnsi="Calibri"/>
-                <w:color w:val="222222"/>
-                <w:sz w:val="19"/>
-              </w:rPr>
-              <w:t>folio_conciliacion</w:t>
-            </w:r>
-          </w:p>
-        </w:tc>
-        <w:tc>
-          <w:tcPr>
-            <w:tcW w:type="dxa" w:w="1440"/>
-            <w:shd w:fill="F8FAFC"/>
-            <w:tcMar>
-              <w:top w:w="80" w:type="dxa"/>
-              <w:bottom w:w="80" w:type="dxa"/>
-              <w:left w:w="100" w:type="dxa"/>
-              <w:right w:w="100" w:type="dxa"/>
-            </w:tcMar>
-            <w:tcBorders>
-              <w:bottom w:val="single" w:sz="4" w:space="0" w:color="CBD5E1"/>
-            </w:tcBorders>
-          </w:tcPr>
-          <w:p>
-            <w:pPr>
-              <w:spacing w:after="0" w:line="276" w:lineRule="auto"/>
-              <w:jc w:val="left"/>
-            </w:pPr>
-            <w:r>
-              <w:rPr>
-                <w:rFonts w:ascii="Calibri" w:hAnsi="Calibri"/>
-                <w:color w:val="222222"/>
-                <w:sz w:val="19"/>
-              </w:rPr>
-              <w:t>TEXT</w:t>
-            </w:r>
-          </w:p>
-        </w:tc>
-        <w:tc>
-          <w:tcPr>
-            <w:tcW w:type="dxa" w:w="3600"/>
-            <w:shd w:fill="F8FAFC"/>
-            <w:tcMar>
-              <w:top w:w="80" w:type="dxa"/>
-              <w:bottom w:w="80" w:type="dxa"/>
-              <w:left w:w="100" w:type="dxa"/>
-              <w:right w:w="100" w:type="dxa"/>
-            </w:tcMar>
-            <w:tcBorders>
-              <w:bottom w:val="single" w:sz="4" w:space="0" w:color="CBD5E1"/>
-            </w:tcBorders>
-          </w:tcPr>
-          <w:p>
-            <w:pPr>
-              <w:spacing w:after="0" w:line="276" w:lineRule="auto"/>
-              <w:jc w:val="left"/>
-            </w:pPr>
-            <w:r>
-              <w:rPr>
-                <w:rFonts w:ascii="Calibri" w:hAnsi="Calibri"/>
-                <w:color w:val="222222"/>
-                <w:sz w:val="19"/>
-              </w:rPr>
-              <w:t>UNIQUE, NOT NULL. Identificador de cruce</w:t>
-            </w:r>
-          </w:p>
-        </w:tc>
-      </w:tr>
-      <w:tr>
-        <w:tc>
-          <w:tcPr>
-            <w:tcW w:type="dxa" w:w="2592"/>
-            <w:shd w:fill="FFFFFF"/>
-            <w:tcMar>
-              <w:top w:w="80" w:type="dxa"/>
-              <w:bottom w:w="80" w:type="dxa"/>
-              <w:left w:w="100" w:type="dxa"/>
-              <w:right w:w="100" w:type="dxa"/>
-            </w:tcMar>
-            <w:tcBorders>
-              <w:bottom w:val="single" w:sz="4" w:space="0" w:color="CBD5E1"/>
-            </w:tcBorders>
-          </w:tcPr>
-          <w:p>
-            <w:pPr>
-              <w:spacing w:after="0" w:line="276" w:lineRule="auto"/>
-              <w:jc w:val="left"/>
-            </w:pPr>
-            <w:r>
-              <w:rPr>
-                <w:rFonts w:ascii="Calibri" w:hAnsi="Calibri"/>
-                <w:color w:val="222222"/>
-                <w:sz w:val="19"/>
-              </w:rPr>
-              <w:t>diesel.consumos</w:t>
-            </w:r>
-          </w:p>
-        </w:tc>
-        <w:tc>
-          <w:tcPr>
-            <w:tcW w:type="dxa" w:w="1728"/>
-            <w:shd w:fill="FFFFFF"/>
-            <w:tcMar>
-              <w:top w:w="80" w:type="dxa"/>
-              <w:bottom w:w="80" w:type="dxa"/>
-              <w:left w:w="100" w:type="dxa"/>
-              <w:right w:w="100" w:type="dxa"/>
-            </w:tcMar>
-            <w:tcBorders>
-              <w:bottom w:val="single" w:sz="4" w:space="0" w:color="CBD5E1"/>
-            </w:tcBorders>
-          </w:tcPr>
-          <w:p>
-            <w:pPr>
-              <w:spacing w:after="0" w:line="276" w:lineRule="auto"/>
-              <w:jc w:val="left"/>
-            </w:pPr>
-            <w:r>
-              <w:rPr>
-                <w:rFonts w:ascii="Calibri" w:hAnsi="Calibri"/>
-                <w:color w:val="222222"/>
-                <w:sz w:val="19"/>
-              </w:rPr>
-              <w:t>fecha</w:t>
-            </w:r>
-          </w:p>
-        </w:tc>
-        <w:tc>
-          <w:tcPr>
-            <w:tcW w:type="dxa" w:w="1440"/>
-            <w:shd w:fill="FFFFFF"/>
-            <w:tcMar>
-              <w:top w:w="80" w:type="dxa"/>
-              <w:bottom w:w="80" w:type="dxa"/>
-              <w:left w:w="100" w:type="dxa"/>
-              <w:right w:w="100" w:type="dxa"/>
-            </w:tcMar>
-            <w:tcBorders>
-              <w:bottom w:val="single" w:sz="4" w:space="0" w:color="CBD5E1"/>
-            </w:tcBorders>
-          </w:tcPr>
-          <w:p>
-            <w:pPr>
-              <w:spacing w:after="0" w:line="276" w:lineRule="auto"/>
-              <w:jc w:val="left"/>
-            </w:pPr>
-            <w:r>
-              <w:rPr>
-                <w:rFonts w:ascii="Calibri" w:hAnsi="Calibri"/>
-                <w:color w:val="222222"/>
-                <w:sz w:val="19"/>
-              </w:rPr>
-              <w:t>DATE / TEXT</w:t>
-            </w:r>
-          </w:p>
-        </w:tc>
-        <w:tc>
-          <w:tcPr>
-            <w:tcW w:type="dxa" w:w="3600"/>
-            <w:shd w:fill="FFFFFF"/>
-            <w:tcMar>
-              <w:top w:w="80" w:type="dxa"/>
-              <w:bottom w:w="80" w:type="dxa"/>
-              <w:left w:w="100" w:type="dxa"/>
-              <w:right w:w="100" w:type="dxa"/>
-            </w:tcMar>
-            <w:tcBorders>
-              <w:bottom w:val="single" w:sz="4" w:space="0" w:color="CBD5E1"/>
-            </w:tcBorders>
-          </w:tcPr>
-          <w:p>
-            <w:pPr>
-              <w:spacing w:after="0" w:line="276" w:lineRule="auto"/>
-              <w:jc w:val="left"/>
-            </w:pPr>
-            <w:r>
-              <w:rPr>
-                <w:rFonts w:ascii="Calibri" w:hAnsi="Calibri"/>
-                <w:color w:val="222222"/>
-                <w:sz w:val="19"/>
-              </w:rPr>
-              <w:t>NOT NULL. Fecha del despacho</w:t>
-            </w:r>
-          </w:p>
-        </w:tc>
-      </w:tr>
-      <w:tr>
-        <w:tc>
-          <w:tcPr>
-            <w:tcW w:type="dxa" w:w="2592"/>
-            <w:shd w:fill="F8FAFC"/>
-            <w:tcMar>
-              <w:top w:w="80" w:type="dxa"/>
-              <w:bottom w:w="80" w:type="dxa"/>
-              <w:left w:w="100" w:type="dxa"/>
-              <w:right w:w="100" w:type="dxa"/>
-            </w:tcMar>
-            <w:tcBorders>
-              <w:bottom w:val="single" w:sz="4" w:space="0" w:color="CBD5E1"/>
-            </w:tcBorders>
-          </w:tcPr>
-          <w:p>
-            <w:pPr>
-              <w:spacing w:after="0" w:line="276" w:lineRule="auto"/>
-              <w:jc w:val="left"/>
-            </w:pPr>
-            <w:r>
-              <w:rPr>
-                <w:rFonts w:ascii="Calibri" w:hAnsi="Calibri"/>
-                <w:color w:val="222222"/>
-                <w:sz w:val="19"/>
-              </w:rPr>
-              <w:t>diesel.consumos</w:t>
-            </w:r>
-          </w:p>
-        </w:tc>
-        <w:tc>
-          <w:tcPr>
-            <w:tcW w:type="dxa" w:w="1728"/>
-            <w:shd w:fill="F8FAFC"/>
-            <w:tcMar>
-              <w:top w:w="80" w:type="dxa"/>
-              <w:bottom w:w="80" w:type="dxa"/>
-              <w:left w:w="100" w:type="dxa"/>
-              <w:right w:w="100" w:type="dxa"/>
-            </w:tcMar>
-            <w:tcBorders>
-              <w:bottom w:val="single" w:sz="4" w:space="0" w:color="CBD5E1"/>
-            </w:tcBorders>
-          </w:tcPr>
-          <w:p>
-            <w:pPr>
-              <w:spacing w:after="0" w:line="276" w:lineRule="auto"/>
-              <w:jc w:val="left"/>
-            </w:pPr>
-            <w:r>
-              <w:rPr>
-                <w:rFonts w:ascii="Calibri" w:hAnsi="Calibri"/>
-                <w:color w:val="222222"/>
-                <w:sz w:val="19"/>
-              </w:rPr>
-              <w:t>semana</w:t>
-            </w:r>
-          </w:p>
-        </w:tc>
-        <w:tc>
-          <w:tcPr>
-            <w:tcW w:type="dxa" w:w="1440"/>
-            <w:shd w:fill="F8FAFC"/>
-            <w:tcMar>
-              <w:top w:w="80" w:type="dxa"/>
-              <w:bottom w:w="80" w:type="dxa"/>
-              <w:left w:w="100" w:type="dxa"/>
-              <w:right w:w="100" w:type="dxa"/>
-            </w:tcMar>
-            <w:tcBorders>
-              <w:bottom w:val="single" w:sz="4" w:space="0" w:color="CBD5E1"/>
-            </w:tcBorders>
-          </w:tcPr>
-          <w:p>
-            <w:pPr>
-              <w:spacing w:after="0" w:line="276" w:lineRule="auto"/>
-              <w:jc w:val="left"/>
-            </w:pPr>
-            <w:r>
-              <w:rPr>
-                <w:rFonts w:ascii="Calibri" w:hAnsi="Calibri"/>
-                <w:color w:val="222222"/>
-                <w:sz w:val="19"/>
-              </w:rPr>
-              <w:t>INTEGER</w:t>
-            </w:r>
-          </w:p>
-        </w:tc>
-        <w:tc>
-          <w:tcPr>
-            <w:tcW w:type="dxa" w:w="3600"/>
-            <w:shd w:fill="F8FAFC"/>
-            <w:tcMar>
-              <w:top w:w="80" w:type="dxa"/>
-              <w:bottom w:w="80" w:type="dxa"/>
-              <w:left w:w="100" w:type="dxa"/>
-              <w:right w:w="100" w:type="dxa"/>
-            </w:tcMar>
-            <w:tcBorders>
-              <w:bottom w:val="single" w:sz="4" w:space="0" w:color="CBD5E1"/>
-            </w:tcBorders>
-          </w:tcPr>
-          <w:p>
-            <w:pPr>
-              <w:spacing w:after="0" w:line="276" w:lineRule="auto"/>
-              <w:jc w:val="left"/>
-            </w:pPr>
-            <w:r>
-              <w:rPr>
-                <w:rFonts w:ascii="Calibri" w:hAnsi="Calibri"/>
-                <w:color w:val="222222"/>
-                <w:sz w:val="19"/>
-              </w:rPr>
-              <w:t>NOT NULL. Semana ISO del año</w:t>
-            </w:r>
-          </w:p>
-        </w:tc>
-      </w:tr>
-      <w:tr>
-        <w:tc>
-          <w:tcPr>
-            <w:tcW w:type="dxa" w:w="2592"/>
-            <w:shd w:fill="FFFFFF"/>
-            <w:tcMar>
-              <w:top w:w="80" w:type="dxa"/>
-              <w:bottom w:w="80" w:type="dxa"/>
-              <w:left w:w="100" w:type="dxa"/>
-              <w:right w:w="100" w:type="dxa"/>
-            </w:tcMar>
-            <w:tcBorders>
-              <w:bottom w:val="single" w:sz="4" w:space="0" w:color="CBD5E1"/>
-            </w:tcBorders>
-          </w:tcPr>
-          <w:p>
-            <w:pPr>
-              <w:spacing w:after="0" w:line="276" w:lineRule="auto"/>
-              <w:jc w:val="left"/>
-            </w:pPr>
-            <w:r>
-              <w:rPr>
-                <w:rFonts w:ascii="Calibri" w:hAnsi="Calibri"/>
-                <w:color w:val="222222"/>
-                <w:sz w:val="19"/>
-              </w:rPr>
-              <w:t>diesel.consumos</w:t>
-            </w:r>
-          </w:p>
-        </w:tc>
-        <w:tc>
-          <w:tcPr>
-            <w:tcW w:type="dxa" w:w="1728"/>
-            <w:shd w:fill="FFFFFF"/>
-            <w:tcMar>
-              <w:top w:w="80" w:type="dxa"/>
-              <w:bottom w:w="80" w:type="dxa"/>
-              <w:left w:w="100" w:type="dxa"/>
-              <w:right w:w="100" w:type="dxa"/>
-            </w:tcMar>
-            <w:tcBorders>
-              <w:bottom w:val="single" w:sz="4" w:space="0" w:color="CBD5E1"/>
-            </w:tcBorders>
-          </w:tcPr>
-          <w:p>
-            <w:pPr>
-              <w:spacing w:after="0" w:line="276" w:lineRule="auto"/>
-              <w:jc w:val="left"/>
-            </w:pPr>
-            <w:r>
-              <w:rPr>
-                <w:rFonts w:ascii="Calibri" w:hAnsi="Calibri"/>
-                <w:color w:val="222222"/>
-                <w:sz w:val="19"/>
-              </w:rPr>
-              <w:t>origen</w:t>
-            </w:r>
-          </w:p>
-        </w:tc>
-        <w:tc>
-          <w:tcPr>
-            <w:tcW w:type="dxa" w:w="1440"/>
-            <w:shd w:fill="FFFFFF"/>
-            <w:tcMar>
-              <w:top w:w="80" w:type="dxa"/>
-              <w:bottom w:w="80" w:type="dxa"/>
-              <w:left w:w="100" w:type="dxa"/>
-              <w:right w:w="100" w:type="dxa"/>
-            </w:tcMar>
-            <w:tcBorders>
-              <w:bottom w:val="single" w:sz="4" w:space="0" w:color="CBD5E1"/>
-            </w:tcBorders>
-          </w:tcPr>
-          <w:p>
-            <w:pPr>
-              <w:spacing w:after="0" w:line="276" w:lineRule="auto"/>
-              <w:jc w:val="left"/>
-            </w:pPr>
-            <w:r>
-              <w:rPr>
-                <w:rFonts w:ascii="Calibri" w:hAnsi="Calibri"/>
-                <w:color w:val="222222"/>
-                <w:sz w:val="19"/>
-              </w:rPr>
-              <w:t>TEXT</w:t>
-            </w:r>
-          </w:p>
-        </w:tc>
-        <w:tc>
-          <w:tcPr>
-            <w:tcW w:type="dxa" w:w="3600"/>
-            <w:shd w:fill="FFFFFF"/>
-            <w:tcMar>
-              <w:top w:w="80" w:type="dxa"/>
-              <w:bottom w:w="80" w:type="dxa"/>
-              <w:left w:w="100" w:type="dxa"/>
-              <w:right w:w="100" w:type="dxa"/>
-            </w:tcMar>
-            <w:tcBorders>
-              <w:bottom w:val="single" w:sz="4" w:space="0" w:color="CBD5E1"/>
-            </w:tcBorders>
-          </w:tcPr>
-          <w:p>
-            <w:pPr>
-              <w:spacing w:after="0" w:line="276" w:lineRule="auto"/>
-              <w:jc w:val="left"/>
-            </w:pPr>
-            <w:r>
-              <w:rPr>
-                <w:rFonts w:ascii="Calibri" w:hAnsi="Calibri"/>
-                <w:color w:val="222222"/>
-                <w:sz w:val="19"/>
-              </w:rPr>
-              <w:t>Punto de emisión (ej. Gasolinera / Tanque Pegaso)</w:t>
-            </w:r>
-          </w:p>
-        </w:tc>
-      </w:tr>
-      <w:tr>
-        <w:tc>
-          <w:tcPr>
-            <w:tcW w:type="dxa" w:w="2592"/>
-            <w:shd w:fill="F8FAFC"/>
-            <w:tcMar>
-              <w:top w:w="80" w:type="dxa"/>
-              <w:bottom w:w="80" w:type="dxa"/>
-              <w:left w:w="100" w:type="dxa"/>
-              <w:right w:w="100" w:type="dxa"/>
-            </w:tcMar>
-            <w:tcBorders>
-              <w:bottom w:val="single" w:sz="4" w:space="0" w:color="CBD5E1"/>
-            </w:tcBorders>
-          </w:tcPr>
-          <w:p>
-            <w:pPr>
-              <w:spacing w:after="0" w:line="276" w:lineRule="auto"/>
-              <w:jc w:val="left"/>
-            </w:pPr>
-            <w:r>
-              <w:rPr>
-                <w:rFonts w:ascii="Calibri" w:hAnsi="Calibri"/>
-                <w:color w:val="222222"/>
-                <w:sz w:val="19"/>
-              </w:rPr>
-              <w:t>diesel.consumos</w:t>
-            </w:r>
-          </w:p>
-        </w:tc>
-        <w:tc>
-          <w:tcPr>
-            <w:tcW w:type="dxa" w:w="1728"/>
-            <w:shd w:fill="F8FAFC"/>
-            <w:tcMar>
-              <w:top w:w="80" w:type="dxa"/>
-              <w:bottom w:w="80" w:type="dxa"/>
-              <w:left w:w="100" w:type="dxa"/>
-              <w:right w:w="100" w:type="dxa"/>
-            </w:tcMar>
-            <w:tcBorders>
-              <w:bottom w:val="single" w:sz="4" w:space="0" w:color="CBD5E1"/>
-            </w:tcBorders>
-          </w:tcPr>
-          <w:p>
-            <w:pPr>
-              <w:spacing w:after="0" w:line="276" w:lineRule="auto"/>
-              <w:jc w:val="left"/>
-            </w:pPr>
-            <w:r>
-              <w:rPr>
-                <w:rFonts w:ascii="Calibri" w:hAnsi="Calibri"/>
-                <w:color w:val="222222"/>
-                <w:sz w:val="19"/>
-              </w:rPr>
-              <w:t>obra_destino</w:t>
-            </w:r>
-          </w:p>
-        </w:tc>
-        <w:tc>
-          <w:tcPr>
-            <w:tcW w:type="dxa" w:w="1440"/>
-            <w:shd w:fill="F8FAFC"/>
-            <w:tcMar>
-              <w:top w:w="80" w:type="dxa"/>
-              <w:bottom w:w="80" w:type="dxa"/>
-              <w:left w:w="100" w:type="dxa"/>
-              <w:right w:w="100" w:type="dxa"/>
-            </w:tcMar>
-            <w:tcBorders>
-              <w:bottom w:val="single" w:sz="4" w:space="0" w:color="CBD5E1"/>
-            </w:tcBorders>
-          </w:tcPr>
-          <w:p>
-            <w:pPr>
-              <w:spacing w:after="0" w:line="276" w:lineRule="auto"/>
-              <w:jc w:val="left"/>
-            </w:pPr>
-            <w:r>
-              <w:rPr>
-                <w:rFonts w:ascii="Calibri" w:hAnsi="Calibri"/>
-                <w:color w:val="222222"/>
-                <w:sz w:val="19"/>
-              </w:rPr>
-              <w:t>TEXT</w:t>
-            </w:r>
-          </w:p>
-        </w:tc>
-        <w:tc>
-          <w:tcPr>
-            <w:tcW w:type="dxa" w:w="3600"/>
-            <w:shd w:fill="F8FAFC"/>
-            <w:tcMar>
-              <w:top w:w="80" w:type="dxa"/>
-              <w:bottom w:w="80" w:type="dxa"/>
-              <w:left w:w="100" w:type="dxa"/>
-              <w:right w:w="100" w:type="dxa"/>
-            </w:tcMar>
-            <w:tcBorders>
-              <w:bottom w:val="single" w:sz="4" w:space="0" w:color="CBD5E1"/>
-            </w:tcBorders>
-          </w:tcPr>
-          <w:p>
-            <w:pPr>
-              <w:spacing w:after="0" w:line="276" w:lineRule="auto"/>
-              <w:jc w:val="left"/>
-            </w:pPr>
-            <w:r>
-              <w:rPr>
-                <w:rFonts w:ascii="Calibri" w:hAnsi="Calibri"/>
-                <w:color w:val="222222"/>
-                <w:sz w:val="19"/>
-              </w:rPr>
-              <w:t>FK -&gt; catalogos.obras(nombre)</w:t>
-            </w:r>
-          </w:p>
-        </w:tc>
-      </w:tr>
-      <w:tr>
-        <w:tc>
-          <w:tcPr>
-            <w:tcW w:type="dxa" w:w="2592"/>
-            <w:shd w:fill="FFFFFF"/>
-            <w:tcMar>
-              <w:top w:w="80" w:type="dxa"/>
-              <w:bottom w:w="80" w:type="dxa"/>
-              <w:left w:w="100" w:type="dxa"/>
-              <w:right w:w="100" w:type="dxa"/>
-            </w:tcMar>
-            <w:tcBorders>
-              <w:bottom w:val="single" w:sz="4" w:space="0" w:color="CBD5E1"/>
-            </w:tcBorders>
-          </w:tcPr>
-          <w:p>
-            <w:pPr>
-              <w:spacing w:after="0" w:line="276" w:lineRule="auto"/>
-              <w:jc w:val="left"/>
-            </w:pPr>
-            <w:r>
-              <w:rPr>
-                <w:rFonts w:ascii="Calibri" w:hAnsi="Calibri"/>
-                <w:color w:val="222222"/>
-                <w:sz w:val="19"/>
-              </w:rPr>
-              <w:t>diesel.consumos</w:t>
-            </w:r>
-          </w:p>
-        </w:tc>
-        <w:tc>
-          <w:tcPr>
-            <w:tcW w:type="dxa" w:w="1728"/>
-            <w:shd w:fill="FFFFFF"/>
-            <w:tcMar>
-              <w:top w:w="80" w:type="dxa"/>
-              <w:bottom w:w="80" w:type="dxa"/>
-              <w:left w:w="100" w:type="dxa"/>
-              <w:right w:w="100" w:type="dxa"/>
-            </w:tcMar>
-            <w:tcBorders>
-              <w:bottom w:val="single" w:sz="4" w:space="0" w:color="CBD5E1"/>
-            </w:tcBorders>
-          </w:tcPr>
-          <w:p>
-            <w:pPr>
-              <w:spacing w:after="0" w:line="276" w:lineRule="auto"/>
-              <w:jc w:val="left"/>
-            </w:pPr>
-            <w:r>
-              <w:rPr>
-                <w:rFonts w:ascii="Calibri" w:hAnsi="Calibri"/>
-                <w:color w:val="222222"/>
-                <w:sz w:val="19"/>
-              </w:rPr>
-              <w:t>equipo_economico</w:t>
-            </w:r>
-          </w:p>
-        </w:tc>
-        <w:tc>
-          <w:tcPr>
-            <w:tcW w:type="dxa" w:w="1440"/>
-            <w:shd w:fill="FFFFFF"/>
-            <w:tcMar>
-              <w:top w:w="80" w:type="dxa"/>
-              <w:bottom w:w="80" w:type="dxa"/>
-              <w:left w:w="100" w:type="dxa"/>
-              <w:right w:w="100" w:type="dxa"/>
-            </w:tcMar>
-            <w:tcBorders>
-              <w:bottom w:val="single" w:sz="4" w:space="0" w:color="CBD5E1"/>
-            </w:tcBorders>
-          </w:tcPr>
-          <w:p>
-            <w:pPr>
-              <w:spacing w:after="0" w:line="276" w:lineRule="auto"/>
-              <w:jc w:val="left"/>
-            </w:pPr>
-            <w:r>
-              <w:rPr>
-                <w:rFonts w:ascii="Calibri" w:hAnsi="Calibri"/>
-                <w:color w:val="222222"/>
-                <w:sz w:val="19"/>
-              </w:rPr>
-              <w:t>TEXT</w:t>
-            </w:r>
-          </w:p>
-        </w:tc>
-        <w:tc>
-          <w:tcPr>
-            <w:tcW w:type="dxa" w:w="3600"/>
-            <w:shd w:fill="FFFFFF"/>
-            <w:tcMar>
-              <w:top w:w="80" w:type="dxa"/>
-              <w:bottom w:w="80" w:type="dxa"/>
-              <w:left w:w="100" w:type="dxa"/>
-              <w:right w:w="100" w:type="dxa"/>
-            </w:tcMar>
-            <w:tcBorders>
-              <w:bottom w:val="single" w:sz="4" w:space="0" w:color="CBD5E1"/>
-            </w:tcBorders>
-          </w:tcPr>
-          <w:p>
-            <w:pPr>
-              <w:spacing w:after="0" w:line="276" w:lineRule="auto"/>
-              <w:jc w:val="left"/>
-            </w:pPr>
-            <w:r>
-              <w:rPr>
-                <w:rFonts w:ascii="Calibri" w:hAnsi="Calibri"/>
-                <w:color w:val="222222"/>
-                <w:sz w:val="19"/>
-              </w:rPr>
-              <w:t>FK -&gt; catalogos.equipos(numero_economico)</w:t>
-            </w:r>
-          </w:p>
-        </w:tc>
-      </w:tr>
-      <w:tr>
-        <w:tc>
-          <w:tcPr>
-            <w:tcW w:type="dxa" w:w="2592"/>
-            <w:shd w:fill="F8FAFC"/>
-            <w:tcMar>
-              <w:top w:w="80" w:type="dxa"/>
-              <w:bottom w:w="80" w:type="dxa"/>
-              <w:left w:w="100" w:type="dxa"/>
-              <w:right w:w="100" w:type="dxa"/>
-            </w:tcMar>
-            <w:tcBorders>
-              <w:bottom w:val="single" w:sz="4" w:space="0" w:color="CBD5E1"/>
-            </w:tcBorders>
-          </w:tcPr>
-          <w:p>
-            <w:pPr>
-              <w:spacing w:after="0" w:line="276" w:lineRule="auto"/>
-              <w:jc w:val="left"/>
-            </w:pPr>
-            <w:r>
-              <w:rPr>
-                <w:rFonts w:ascii="Calibri" w:hAnsi="Calibri"/>
-                <w:color w:val="222222"/>
-                <w:sz w:val="19"/>
-              </w:rPr>
-              <w:t>diesel.consumos</w:t>
-            </w:r>
-          </w:p>
-        </w:tc>
-        <w:tc>
-          <w:tcPr>
-            <w:tcW w:type="dxa" w:w="1728"/>
-            <w:shd w:fill="F8FAFC"/>
-            <w:tcMar>
-              <w:top w:w="80" w:type="dxa"/>
-              <w:bottom w:w="80" w:type="dxa"/>
-              <w:left w:w="100" w:type="dxa"/>
-              <w:right w:w="100" w:type="dxa"/>
-            </w:tcMar>
-            <w:tcBorders>
-              <w:bottom w:val="single" w:sz="4" w:space="0" w:color="CBD5E1"/>
-            </w:tcBorders>
-          </w:tcPr>
-          <w:p>
-            <w:pPr>
-              <w:spacing w:after="0" w:line="276" w:lineRule="auto"/>
-              <w:jc w:val="left"/>
-            </w:pPr>
-            <w:r>
-              <w:rPr>
-                <w:rFonts w:ascii="Calibri" w:hAnsi="Calibri"/>
-                <w:color w:val="222222"/>
-                <w:sz w:val="19"/>
-              </w:rPr>
-              <w:t>litros</w:t>
-            </w:r>
-          </w:p>
-        </w:tc>
-        <w:tc>
-          <w:tcPr>
-            <w:tcW w:type="dxa" w:w="1440"/>
-            <w:shd w:fill="F8FAFC"/>
-            <w:tcMar>
-              <w:top w:w="80" w:type="dxa"/>
-              <w:bottom w:w="80" w:type="dxa"/>
-              <w:left w:w="100" w:type="dxa"/>
-              <w:right w:w="100" w:type="dxa"/>
-            </w:tcMar>
-            <w:tcBorders>
-              <w:bottom w:val="single" w:sz="4" w:space="0" w:color="CBD5E1"/>
-            </w:tcBorders>
-          </w:tcPr>
-          <w:p>
-            <w:pPr>
-              <w:spacing w:after="0" w:line="276" w:lineRule="auto"/>
-              <w:jc w:val="left"/>
-            </w:pPr>
-            <w:r>
-              <w:rPr>
-                <w:rFonts w:ascii="Calibri" w:hAnsi="Calibri"/>
-                <w:color w:val="222222"/>
-                <w:sz w:val="19"/>
-              </w:rPr>
-              <w:t>NUMERIC(12,2)</w:t>
-            </w:r>
-          </w:p>
-        </w:tc>
-        <w:tc>
-          <w:tcPr>
-            <w:tcW w:type="dxa" w:w="3600"/>
-            <w:shd w:fill="F8FAFC"/>
-            <w:tcMar>
-              <w:top w:w="80" w:type="dxa"/>
-              <w:bottom w:w="80" w:type="dxa"/>
-              <w:left w:w="100" w:type="dxa"/>
-              <w:right w:w="100" w:type="dxa"/>
-            </w:tcMar>
-            <w:tcBorders>
-              <w:bottom w:val="single" w:sz="4" w:space="0" w:color="CBD5E1"/>
-            </w:tcBorders>
-          </w:tcPr>
-          <w:p>
-            <w:pPr>
-              <w:spacing w:after="0" w:line="276" w:lineRule="auto"/>
-              <w:jc w:val="left"/>
-            </w:pPr>
-            <w:r>
-              <w:rPr>
-                <w:rFonts w:ascii="Calibri" w:hAnsi="Calibri"/>
-                <w:color w:val="222222"/>
-                <w:sz w:val="19"/>
-              </w:rPr>
-              <w:t>NOT NULL. Cantidad suministrada</w:t>
-            </w:r>
-          </w:p>
-        </w:tc>
-      </w:tr>
-      <w:tr>
-        <w:tc>
-          <w:tcPr>
-            <w:tcW w:type="dxa" w:w="2592"/>
-            <w:shd w:fill="FFFFFF"/>
-            <w:tcMar>
-              <w:top w:w="80" w:type="dxa"/>
-              <w:bottom w:w="80" w:type="dxa"/>
-              <w:left w:w="100" w:type="dxa"/>
-              <w:right w:w="100" w:type="dxa"/>
-            </w:tcMar>
-            <w:tcBorders>
-              <w:bottom w:val="single" w:sz="4" w:space="0" w:color="CBD5E1"/>
-            </w:tcBorders>
-          </w:tcPr>
-          <w:p>
-            <w:pPr>
-              <w:spacing w:after="0" w:line="276" w:lineRule="auto"/>
-              <w:jc w:val="left"/>
-            </w:pPr>
-            <w:r>
-              <w:rPr>
-                <w:rFonts w:ascii="Calibri" w:hAnsi="Calibri"/>
-                <w:color w:val="222222"/>
-                <w:sz w:val="19"/>
-              </w:rPr>
-              <w:t>diesel.consumos</w:t>
-            </w:r>
-          </w:p>
-        </w:tc>
-        <w:tc>
-          <w:tcPr>
-            <w:tcW w:type="dxa" w:w="1728"/>
-            <w:shd w:fill="FFFFFF"/>
-            <w:tcMar>
-              <w:top w:w="80" w:type="dxa"/>
-              <w:bottom w:w="80" w:type="dxa"/>
-              <w:left w:w="100" w:type="dxa"/>
-              <w:right w:w="100" w:type="dxa"/>
-            </w:tcMar>
-            <w:tcBorders>
-              <w:bottom w:val="single" w:sz="4" w:space="0" w:color="CBD5E1"/>
-            </w:tcBorders>
-          </w:tcPr>
-          <w:p>
-            <w:pPr>
-              <w:spacing w:after="0" w:line="276" w:lineRule="auto"/>
-              <w:jc w:val="left"/>
-            </w:pPr>
-            <w:r>
-              <w:rPr>
-                <w:rFonts w:ascii="Calibri" w:hAnsi="Calibri"/>
-                <w:color w:val="222222"/>
-                <w:sz w:val="19"/>
-              </w:rPr>
-              <w:t>costo_por_litro</w:t>
-            </w:r>
-          </w:p>
-        </w:tc>
-        <w:tc>
-          <w:tcPr>
-            <w:tcW w:type="dxa" w:w="1440"/>
-            <w:shd w:fill="FFFFFF"/>
-            <w:tcMar>
-              <w:top w:w="80" w:type="dxa"/>
-              <w:bottom w:w="80" w:type="dxa"/>
-              <w:left w:w="100" w:type="dxa"/>
-              <w:right w:w="100" w:type="dxa"/>
-            </w:tcMar>
-            <w:tcBorders>
-              <w:bottom w:val="single" w:sz="4" w:space="0" w:color="CBD5E1"/>
-            </w:tcBorders>
-          </w:tcPr>
-          <w:p>
-            <w:pPr>
-              <w:spacing w:after="0" w:line="276" w:lineRule="auto"/>
-              <w:jc w:val="left"/>
-            </w:pPr>
-            <w:r>
-              <w:rPr>
-                <w:rFonts w:ascii="Calibri" w:hAnsi="Calibri"/>
-                <w:color w:val="222222"/>
-                <w:sz w:val="19"/>
-              </w:rPr>
-              <w:t>NUMERIC(10,2)</w:t>
-            </w:r>
-          </w:p>
-        </w:tc>
-        <w:tc>
-          <w:tcPr>
-            <w:tcW w:type="dxa" w:w="3600"/>
-            <w:shd w:fill="FFFFFF"/>
-            <w:tcMar>
-              <w:top w:w="80" w:type="dxa"/>
-              <w:bottom w:w="80" w:type="dxa"/>
-              <w:left w:w="100" w:type="dxa"/>
-              <w:right w:w="100" w:type="dxa"/>
-            </w:tcMar>
-            <w:tcBorders>
-              <w:bottom w:val="single" w:sz="4" w:space="0" w:color="CBD5E1"/>
-            </w:tcBorders>
-          </w:tcPr>
-          <w:p>
-            <w:pPr>
-              <w:spacing w:after="0" w:line="276" w:lineRule="auto"/>
-              <w:jc w:val="left"/>
-            </w:pPr>
-            <w:r>
-              <w:rPr>
-                <w:rFonts w:ascii="Calibri" w:hAnsi="Calibri"/>
-                <w:color w:val="222222"/>
-                <w:sz w:val="19"/>
-              </w:rPr>
-              <w:t>Precio unitario del diésel</w:t>
-            </w:r>
-          </w:p>
-        </w:tc>
-      </w:tr>
-      <w:tr>
-        <w:tc>
-          <w:tcPr>
-            <w:tcW w:type="dxa" w:w="2592"/>
-            <w:shd w:fill="F8FAFC"/>
-            <w:tcMar>
-              <w:top w:w="80" w:type="dxa"/>
-              <w:bottom w:w="80" w:type="dxa"/>
-              <w:left w:w="100" w:type="dxa"/>
-              <w:right w:w="100" w:type="dxa"/>
-            </w:tcMar>
-            <w:tcBorders>
-              <w:bottom w:val="single" w:sz="4" w:space="0" w:color="CBD5E1"/>
-            </w:tcBorders>
-          </w:tcPr>
-          <w:p>
-            <w:pPr>
-              <w:spacing w:after="0" w:line="276" w:lineRule="auto"/>
-              <w:jc w:val="left"/>
-            </w:pPr>
-            <w:r>
-              <w:rPr>
-                <w:rFonts w:ascii="Calibri" w:hAnsi="Calibri"/>
-                <w:color w:val="222222"/>
-                <w:sz w:val="19"/>
-              </w:rPr>
-              <w:t>diesel.consumos</w:t>
-            </w:r>
-          </w:p>
-        </w:tc>
-        <w:tc>
-          <w:tcPr>
-            <w:tcW w:type="dxa" w:w="1728"/>
-            <w:shd w:fill="F8FAFC"/>
-            <w:tcMar>
-              <w:top w:w="80" w:type="dxa"/>
-              <w:bottom w:w="80" w:type="dxa"/>
-              <w:left w:w="100" w:type="dxa"/>
-              <w:right w:w="100" w:type="dxa"/>
-            </w:tcMar>
-            <w:tcBorders>
-              <w:bottom w:val="single" w:sz="4" w:space="0" w:color="CBD5E1"/>
-            </w:tcBorders>
-          </w:tcPr>
-          <w:p>
-            <w:pPr>
-              <w:spacing w:after="0" w:line="276" w:lineRule="auto"/>
-              <w:jc w:val="left"/>
-            </w:pPr>
-            <w:r>
-              <w:rPr>
-                <w:rFonts w:ascii="Calibri" w:hAnsi="Calibri"/>
-                <w:color w:val="222222"/>
-                <w:sz w:val="19"/>
-              </w:rPr>
-              <w:t>importe_total</w:t>
-            </w:r>
-          </w:p>
-        </w:tc>
-        <w:tc>
-          <w:tcPr>
-            <w:tcW w:type="dxa" w:w="1440"/>
-            <w:shd w:fill="F8FAFC"/>
-            <w:tcMar>
-              <w:top w:w="80" w:type="dxa"/>
-              <w:bottom w:w="80" w:type="dxa"/>
-              <w:left w:w="100" w:type="dxa"/>
-              <w:right w:w="100" w:type="dxa"/>
-            </w:tcMar>
-            <w:tcBorders>
-              <w:bottom w:val="single" w:sz="4" w:space="0" w:color="CBD5E1"/>
-            </w:tcBorders>
-          </w:tcPr>
-          <w:p>
-            <w:pPr>
-              <w:spacing w:after="0" w:line="276" w:lineRule="auto"/>
-              <w:jc w:val="left"/>
-            </w:pPr>
-            <w:r>
-              <w:rPr>
-                <w:rFonts w:ascii="Calibri" w:hAnsi="Calibri"/>
-                <w:color w:val="222222"/>
-                <w:sz w:val="19"/>
-              </w:rPr>
-              <w:t>NUMERIC(14,2)</w:t>
-            </w:r>
-          </w:p>
-        </w:tc>
-        <w:tc>
-          <w:tcPr>
-            <w:tcW w:type="dxa" w:w="3600"/>
-            <w:shd w:fill="F8FAFC"/>
-            <w:tcMar>
-              <w:top w:w="80" w:type="dxa"/>
-              <w:bottom w:w="80" w:type="dxa"/>
-              <w:left w:w="100" w:type="dxa"/>
-              <w:right w:w="100" w:type="dxa"/>
-            </w:tcMar>
-            <w:tcBorders>
-              <w:bottom w:val="single" w:sz="4" w:space="0" w:color="CBD5E1"/>
-            </w:tcBorders>
-          </w:tcPr>
-          <w:p>
-            <w:pPr>
-              <w:spacing w:after="0" w:line="276" w:lineRule="auto"/>
-              <w:jc w:val="left"/>
-            </w:pPr>
-            <w:r>
-              <w:rPr>
-                <w:rFonts w:ascii="Calibri" w:hAnsi="Calibri"/>
-                <w:color w:val="222222"/>
-                <w:sz w:val="19"/>
-              </w:rPr>
-              <w:t>NOT NULL. Litros × Costo/L</w:t>
-            </w:r>
-          </w:p>
-        </w:tc>
-      </w:tr>
-      <w:tr>
-        <w:tc>
-          <w:tcPr>
-            <w:tcW w:type="dxa" w:w="2592"/>
-            <w:shd w:fill="FFFFFF"/>
-            <w:tcMar>
-              <w:top w:w="80" w:type="dxa"/>
-              <w:bottom w:w="80" w:type="dxa"/>
-              <w:left w:w="100" w:type="dxa"/>
-              <w:right w:w="100" w:type="dxa"/>
-            </w:tcMar>
-            <w:tcBorders>
-              <w:bottom w:val="single" w:sz="4" w:space="0" w:color="CBD5E1"/>
-            </w:tcBorders>
-          </w:tcPr>
-          <w:p>
-            <w:pPr>
-              <w:spacing w:after="0" w:line="276" w:lineRule="auto"/>
-              <w:jc w:val="left"/>
-            </w:pPr>
-            <w:r>
-              <w:rPr>
-                <w:rFonts w:ascii="Calibri" w:hAnsi="Calibri"/>
-                <w:color w:val="222222"/>
-                <w:sz w:val="19"/>
-              </w:rPr>
-              <w:t>diesel.consumos</w:t>
-            </w:r>
-          </w:p>
-        </w:tc>
-        <w:tc>
-          <w:tcPr>
-            <w:tcW w:type="dxa" w:w="1728"/>
-            <w:shd w:fill="FFFFFF"/>
-            <w:tcMar>
-              <w:top w:w="80" w:type="dxa"/>
-              <w:bottom w:w="80" w:type="dxa"/>
-              <w:left w:w="100" w:type="dxa"/>
-              <w:right w:w="100" w:type="dxa"/>
-            </w:tcMar>
-            <w:tcBorders>
-              <w:bottom w:val="single" w:sz="4" w:space="0" w:color="CBD5E1"/>
-            </w:tcBorders>
-          </w:tcPr>
-          <w:p>
-            <w:pPr>
-              <w:spacing w:after="0" w:line="276" w:lineRule="auto"/>
-              <w:jc w:val="left"/>
-            </w:pPr>
-            <w:r>
-              <w:rPr>
-                <w:rFonts w:ascii="Calibri" w:hAnsi="Calibri"/>
-                <w:color w:val="222222"/>
-                <w:sz w:val="19"/>
-              </w:rPr>
-              <w:t>responsable</w:t>
-            </w:r>
-          </w:p>
-        </w:tc>
-        <w:tc>
-          <w:tcPr>
-            <w:tcW w:type="dxa" w:w="1440"/>
-            <w:shd w:fill="FFFFFF"/>
-            <w:tcMar>
-              <w:top w:w="80" w:type="dxa"/>
-              <w:bottom w:w="80" w:type="dxa"/>
-              <w:left w:w="100" w:type="dxa"/>
-              <w:right w:w="100" w:type="dxa"/>
-            </w:tcMar>
-            <w:tcBorders>
-              <w:bottom w:val="single" w:sz="4" w:space="0" w:color="CBD5E1"/>
-            </w:tcBorders>
-          </w:tcPr>
-          <w:p>
-            <w:pPr>
-              <w:spacing w:after="0" w:line="276" w:lineRule="auto"/>
-              <w:jc w:val="left"/>
-            </w:pPr>
-            <w:r>
-              <w:rPr>
-                <w:rFonts w:ascii="Calibri" w:hAnsi="Calibri"/>
-                <w:color w:val="222222"/>
-                <w:sz w:val="19"/>
-              </w:rPr>
-              <w:t>TEXT</w:t>
-            </w:r>
-          </w:p>
-        </w:tc>
-        <w:tc>
-          <w:tcPr>
-            <w:tcW w:type="dxa" w:w="3600"/>
-            <w:shd w:fill="FFFFFF"/>
-            <w:tcMar>
-              <w:top w:w="80" w:type="dxa"/>
-              <w:bottom w:w="80" w:type="dxa"/>
-              <w:left w:w="100" w:type="dxa"/>
-              <w:right w:w="100" w:type="dxa"/>
-            </w:tcMar>
-            <w:tcBorders>
-              <w:bottom w:val="single" w:sz="4" w:space="0" w:color="CBD5E1"/>
-            </w:tcBorders>
-          </w:tcPr>
-          <w:p>
-            <w:pPr>
-              <w:spacing w:after="0" w:line="276" w:lineRule="auto"/>
-              <w:jc w:val="left"/>
-            </w:pPr>
-            <w:r>
-              <w:rPr>
-                <w:rFonts w:ascii="Calibri" w:hAnsi="Calibri"/>
-                <w:color w:val="222222"/>
-                <w:sz w:val="19"/>
-              </w:rPr>
-              <w:t>Ingeniero a cargo de la obra</w:t>
-            </w:r>
-          </w:p>
-        </w:tc>
-      </w:tr>
-      <w:tr>
-        <w:tc>
-          <w:tcPr>
-            <w:tcW w:type="dxa" w:w="2592"/>
-            <w:shd w:fill="F8FAFC"/>
-            <w:tcMar>
-              <w:top w:w="80" w:type="dxa"/>
-              <w:bottom w:w="80" w:type="dxa"/>
-              <w:left w:w="100" w:type="dxa"/>
-              <w:right w:w="100" w:type="dxa"/>
-            </w:tcMar>
-            <w:tcBorders>
-              <w:bottom w:val="single" w:sz="4" w:space="0" w:color="CBD5E1"/>
-            </w:tcBorders>
-          </w:tcPr>
-          <w:p>
-            <w:pPr>
-              <w:spacing w:after="0" w:line="276" w:lineRule="auto"/>
-              <w:jc w:val="left"/>
-            </w:pPr>
-            <w:r>
-              <w:rPr>
-                <w:rFonts w:ascii="Calibri" w:hAnsi="Calibri"/>
-                <w:color w:val="222222"/>
-                <w:sz w:val="19"/>
-              </w:rPr>
-              <w:t>diesel.solicitudes</w:t>
-            </w:r>
-          </w:p>
-        </w:tc>
-        <w:tc>
-          <w:tcPr>
-            <w:tcW w:type="dxa" w:w="1728"/>
-            <w:shd w:fill="F8FAFC"/>
-            <w:tcMar>
-              <w:top w:w="80" w:type="dxa"/>
-              <w:bottom w:w="80" w:type="dxa"/>
-              <w:left w:w="100" w:type="dxa"/>
-              <w:right w:w="100" w:type="dxa"/>
-            </w:tcMar>
-            <w:tcBorders>
-              <w:bottom w:val="single" w:sz="4" w:space="0" w:color="CBD5E1"/>
-            </w:tcBorders>
-          </w:tcPr>
-          <w:p>
-            <w:pPr>
-              <w:spacing w:after="0" w:line="276" w:lineRule="auto"/>
-              <w:jc w:val="left"/>
-            </w:pPr>
-            <w:r>
-              <w:rPr>
-                <w:rFonts w:ascii="Calibri" w:hAnsi="Calibri"/>
-                <w:color w:val="222222"/>
-                <w:sz w:val="19"/>
-              </w:rPr>
-              <w:t>id</w:t>
-            </w:r>
-          </w:p>
-        </w:tc>
-        <w:tc>
-          <w:tcPr>
-            <w:tcW w:type="dxa" w:w="1440"/>
-            <w:shd w:fill="F8FAFC"/>
-            <w:tcMar>
-              <w:top w:w="80" w:type="dxa"/>
-              <w:bottom w:w="80" w:type="dxa"/>
-              <w:left w:w="100" w:type="dxa"/>
-              <w:right w:w="100" w:type="dxa"/>
-            </w:tcMar>
-            <w:tcBorders>
-              <w:bottom w:val="single" w:sz="4" w:space="0" w:color="CBD5E1"/>
-            </w:tcBorders>
-          </w:tcPr>
-          <w:p>
-            <w:pPr>
-              <w:spacing w:after="0" w:line="276" w:lineRule="auto"/>
-              <w:jc w:val="left"/>
-            </w:pPr>
-            <w:r>
-              <w:rPr>
-                <w:rFonts w:ascii="Calibri" w:hAnsi="Calibri"/>
-                <w:color w:val="222222"/>
-                <w:sz w:val="19"/>
-              </w:rPr>
-              <w:t>INTEGER</w:t>
-            </w:r>
-          </w:p>
-        </w:tc>
-        <w:tc>
-          <w:tcPr>
-            <w:tcW w:type="dxa" w:w="3600"/>
-            <w:shd w:fill="F8FAFC"/>
-            <w:tcMar>
-              <w:top w:w="80" w:type="dxa"/>
-              <w:bottom w:w="80" w:type="dxa"/>
-              <w:left w:w="100" w:type="dxa"/>
-              <w:right w:w="100" w:type="dxa"/>
-            </w:tcMar>
-            <w:tcBorders>
-              <w:bottom w:val="single" w:sz="4" w:space="0" w:color="CBD5E1"/>
-            </w:tcBorders>
-          </w:tcPr>
-          <w:p>
-            <w:pPr>
-              <w:spacing w:after="0" w:line="276" w:lineRule="auto"/>
-              <w:jc w:val="left"/>
-            </w:pPr>
-            <w:r>
-              <w:rPr>
-                <w:rFonts w:ascii="Calibri" w:hAnsi="Calibri"/>
-                <w:color w:val="222222"/>
-                <w:sz w:val="19"/>
-              </w:rPr>
-              <w:t>PRIMARY KEY, AUTOINCREMENT</w:t>
-            </w:r>
-          </w:p>
-        </w:tc>
-      </w:tr>
-      <w:tr>
-        <w:tc>
-          <w:tcPr>
-            <w:tcW w:type="dxa" w:w="2592"/>
-            <w:shd w:fill="FFFFFF"/>
-            <w:tcMar>
-              <w:top w:w="80" w:type="dxa"/>
-              <w:bottom w:w="80" w:type="dxa"/>
-              <w:left w:w="100" w:type="dxa"/>
-              <w:right w:w="100" w:type="dxa"/>
-            </w:tcMar>
-            <w:tcBorders>
-              <w:bottom w:val="single" w:sz="4" w:space="0" w:color="CBD5E1"/>
-            </w:tcBorders>
-          </w:tcPr>
-          <w:p>
-            <w:pPr>
-              <w:spacing w:after="0" w:line="276" w:lineRule="auto"/>
-              <w:jc w:val="left"/>
-            </w:pPr>
-            <w:r>
-              <w:rPr>
-                <w:rFonts w:ascii="Calibri" w:hAnsi="Calibri"/>
-                <w:color w:val="222222"/>
-                <w:sz w:val="19"/>
-              </w:rPr>
-              <w:t>diesel.solicitudes</w:t>
-            </w:r>
-          </w:p>
-        </w:tc>
-        <w:tc>
-          <w:tcPr>
-            <w:tcW w:type="dxa" w:w="1728"/>
-            <w:shd w:fill="FFFFFF"/>
-            <w:tcMar>
-              <w:top w:w="80" w:type="dxa"/>
-              <w:bottom w:w="80" w:type="dxa"/>
-              <w:left w:w="100" w:type="dxa"/>
-              <w:right w:w="100" w:type="dxa"/>
-            </w:tcMar>
-            <w:tcBorders>
-              <w:bottom w:val="single" w:sz="4" w:space="0" w:color="CBD5E1"/>
-            </w:tcBorders>
-          </w:tcPr>
-          <w:p>
-            <w:pPr>
-              <w:spacing w:after="0" w:line="276" w:lineRule="auto"/>
-              <w:jc w:val="left"/>
-            </w:pPr>
-            <w:r>
-              <w:rPr>
-                <w:rFonts w:ascii="Calibri" w:hAnsi="Calibri"/>
-                <w:color w:val="222222"/>
-                <w:sz w:val="19"/>
-              </w:rPr>
-              <w:t>semana</w:t>
-            </w:r>
-          </w:p>
-        </w:tc>
-        <w:tc>
-          <w:tcPr>
-            <w:tcW w:type="dxa" w:w="1440"/>
-            <w:shd w:fill="FFFFFF"/>
-            <w:tcMar>
-              <w:top w:w="80" w:type="dxa"/>
-              <w:bottom w:w="80" w:type="dxa"/>
-              <w:left w:w="100" w:type="dxa"/>
-              <w:right w:w="100" w:type="dxa"/>
-            </w:tcMar>
-            <w:tcBorders>
-              <w:bottom w:val="single" w:sz="4" w:space="0" w:color="CBD5E1"/>
-            </w:tcBorders>
-          </w:tcPr>
-          <w:p>
-            <w:pPr>
-              <w:spacing w:after="0" w:line="276" w:lineRule="auto"/>
-              <w:jc w:val="left"/>
-            </w:pPr>
-            <w:r>
-              <w:rPr>
-                <w:rFonts w:ascii="Calibri" w:hAnsi="Calibri"/>
-                <w:color w:val="222222"/>
-                <w:sz w:val="19"/>
-              </w:rPr>
-              <w:t>INTEGER</w:t>
-            </w:r>
-          </w:p>
-        </w:tc>
-        <w:tc>
-          <w:tcPr>
-            <w:tcW w:type="dxa" w:w="3600"/>
-            <w:shd w:fill="FFFFFF"/>
-            <w:tcMar>
-              <w:top w:w="80" w:type="dxa"/>
-              <w:bottom w:w="80" w:type="dxa"/>
-              <w:left w:w="100" w:type="dxa"/>
-              <w:right w:w="100" w:type="dxa"/>
-            </w:tcMar>
-            <w:tcBorders>
-              <w:bottom w:val="single" w:sz="4" w:space="0" w:color="CBD5E1"/>
-            </w:tcBorders>
-          </w:tcPr>
-          <w:p>
-            <w:pPr>
-              <w:spacing w:after="0" w:line="276" w:lineRule="auto"/>
-              <w:jc w:val="left"/>
-            </w:pPr>
-            <w:r>
-              <w:rPr>
-                <w:rFonts w:ascii="Calibri" w:hAnsi="Calibri"/>
-                <w:color w:val="222222"/>
-                <w:sz w:val="19"/>
-              </w:rPr>
-              <w:t>NOT NULL. Semana solicitada</w:t>
-            </w:r>
-          </w:p>
-        </w:tc>
-      </w:tr>
-      <w:tr>
-        <w:tc>
-          <w:tcPr>
-            <w:tcW w:type="dxa" w:w="2592"/>
-            <w:shd w:fill="F8FAFC"/>
-            <w:tcMar>
-              <w:top w:w="80" w:type="dxa"/>
-              <w:bottom w:w="80" w:type="dxa"/>
-              <w:left w:w="100" w:type="dxa"/>
-              <w:right w:w="100" w:type="dxa"/>
-            </w:tcMar>
-            <w:tcBorders>
-              <w:bottom w:val="single" w:sz="4" w:space="0" w:color="CBD5E1"/>
-            </w:tcBorders>
-          </w:tcPr>
-          <w:p>
-            <w:pPr>
-              <w:spacing w:after="0" w:line="276" w:lineRule="auto"/>
-              <w:jc w:val="left"/>
-            </w:pPr>
-            <w:r>
-              <w:rPr>
-                <w:rFonts w:ascii="Calibri" w:hAnsi="Calibri"/>
-                <w:color w:val="222222"/>
-                <w:sz w:val="19"/>
-              </w:rPr>
-              <w:t>diesel.solicitudes</w:t>
-            </w:r>
-          </w:p>
-        </w:tc>
-        <w:tc>
-          <w:tcPr>
-            <w:tcW w:type="dxa" w:w="1728"/>
-            <w:shd w:fill="F8FAFC"/>
-            <w:tcMar>
-              <w:top w:w="80" w:type="dxa"/>
-              <w:bottom w:w="80" w:type="dxa"/>
-              <w:left w:w="100" w:type="dxa"/>
-              <w:right w:w="100" w:type="dxa"/>
-            </w:tcMar>
-            <w:tcBorders>
-              <w:bottom w:val="single" w:sz="4" w:space="0" w:color="CBD5E1"/>
-            </w:tcBorders>
-          </w:tcPr>
-          <w:p>
-            <w:pPr>
-              <w:spacing w:after="0" w:line="276" w:lineRule="auto"/>
-              <w:jc w:val="left"/>
-            </w:pPr>
-            <w:r>
-              <w:rPr>
-                <w:rFonts w:ascii="Calibri" w:hAnsi="Calibri"/>
-                <w:color w:val="222222"/>
-                <w:sz w:val="19"/>
-              </w:rPr>
-              <w:t>litros_solicitados</w:t>
-            </w:r>
-          </w:p>
-        </w:tc>
-        <w:tc>
-          <w:tcPr>
-            <w:tcW w:type="dxa" w:w="1440"/>
-            <w:shd w:fill="F8FAFC"/>
-            <w:tcMar>
-              <w:top w:w="80" w:type="dxa"/>
-              <w:bottom w:w="80" w:type="dxa"/>
-              <w:left w:w="100" w:type="dxa"/>
-              <w:right w:w="100" w:type="dxa"/>
-            </w:tcMar>
-            <w:tcBorders>
-              <w:bottom w:val="single" w:sz="4" w:space="0" w:color="CBD5E1"/>
-            </w:tcBorders>
-          </w:tcPr>
-          <w:p>
-            <w:pPr>
-              <w:spacing w:after="0" w:line="276" w:lineRule="auto"/>
-              <w:jc w:val="left"/>
-            </w:pPr>
-            <w:r>
-              <w:rPr>
-                <w:rFonts w:ascii="Calibri" w:hAnsi="Calibri"/>
-                <w:color w:val="222222"/>
-                <w:sz w:val="19"/>
-              </w:rPr>
-              <w:t>NUMERIC(12,2)</w:t>
-            </w:r>
-          </w:p>
-        </w:tc>
-        <w:tc>
-          <w:tcPr>
-            <w:tcW w:type="dxa" w:w="3600"/>
-            <w:shd w:fill="F8FAFC"/>
-            <w:tcMar>
-              <w:top w:w="80" w:type="dxa"/>
-              <w:bottom w:w="80" w:type="dxa"/>
-              <w:left w:w="100" w:type="dxa"/>
-              <w:right w:w="100" w:type="dxa"/>
-            </w:tcMar>
-            <w:tcBorders>
-              <w:bottom w:val="single" w:sz="4" w:space="0" w:color="CBD5E1"/>
-            </w:tcBorders>
-          </w:tcPr>
-          <w:p>
-            <w:pPr>
-              <w:spacing w:after="0" w:line="276" w:lineRule="auto"/>
-              <w:jc w:val="left"/>
-            </w:pPr>
-            <w:r>
-              <w:rPr>
-                <w:rFonts w:ascii="Calibri" w:hAnsi="Calibri"/>
-                <w:color w:val="222222"/>
-                <w:sz w:val="19"/>
-              </w:rPr>
-              <w:t>NOT NULL. Volumen requerido</w:t>
-            </w:r>
-          </w:p>
-        </w:tc>
-      </w:tr>
-      <w:tr>
-        <w:tc>
-          <w:tcPr>
-            <w:tcW w:type="dxa" w:w="2592"/>
-            <w:shd w:fill="FFFFFF"/>
-            <w:tcMar>
-              <w:top w:w="80" w:type="dxa"/>
-              <w:bottom w:w="80" w:type="dxa"/>
-              <w:left w:w="100" w:type="dxa"/>
-              <w:right w:w="100" w:type="dxa"/>
-            </w:tcMar>
-            <w:tcBorders>
-              <w:bottom w:val="single" w:sz="4" w:space="0" w:color="CBD5E1"/>
-            </w:tcBorders>
-          </w:tcPr>
-          <w:p>
-            <w:pPr>
-              <w:spacing w:after="0" w:line="276" w:lineRule="auto"/>
-              <w:jc w:val="left"/>
-            </w:pPr>
-            <w:r>
-              <w:rPr>
-                <w:rFonts w:ascii="Calibri" w:hAnsi="Calibri"/>
-                <w:color w:val="222222"/>
-                <w:sz w:val="19"/>
-              </w:rPr>
-              <w:t>diesel.solicitudes</w:t>
-            </w:r>
-          </w:p>
-        </w:tc>
-        <w:tc>
-          <w:tcPr>
-            <w:tcW w:type="dxa" w:w="1728"/>
-            <w:shd w:fill="FFFFFF"/>
-            <w:tcMar>
-              <w:top w:w="80" w:type="dxa"/>
-              <w:bottom w:w="80" w:type="dxa"/>
-              <w:left w:w="100" w:type="dxa"/>
-              <w:right w:w="100" w:type="dxa"/>
-            </w:tcMar>
-            <w:tcBorders>
-              <w:bottom w:val="single" w:sz="4" w:space="0" w:color="CBD5E1"/>
-            </w:tcBorders>
-          </w:tcPr>
-          <w:p>
-            <w:pPr>
-              <w:spacing w:after="0" w:line="276" w:lineRule="auto"/>
-              <w:jc w:val="left"/>
-            </w:pPr>
-            <w:r>
-              <w:rPr>
-                <w:rFonts w:ascii="Calibri" w:hAnsi="Calibri"/>
-                <w:color w:val="222222"/>
-                <w:sz w:val="19"/>
-              </w:rPr>
-              <w:t>estatus</w:t>
-            </w:r>
-          </w:p>
-        </w:tc>
-        <w:tc>
-          <w:tcPr>
-            <w:tcW w:type="dxa" w:w="1440"/>
-            <w:shd w:fill="FFFFFF"/>
-            <w:tcMar>
-              <w:top w:w="80" w:type="dxa"/>
-              <w:bottom w:w="80" w:type="dxa"/>
-              <w:left w:w="100" w:type="dxa"/>
-              <w:right w:w="100" w:type="dxa"/>
-            </w:tcMar>
-            <w:tcBorders>
-              <w:bottom w:val="single" w:sz="4" w:space="0" w:color="CBD5E1"/>
-            </w:tcBorders>
-          </w:tcPr>
-          <w:p>
-            <w:pPr>
-              <w:spacing w:after="0" w:line="276" w:lineRule="auto"/>
-              <w:jc w:val="left"/>
-            </w:pPr>
-            <w:r>
-              <w:rPr>
-                <w:rFonts w:ascii="Calibri" w:hAnsi="Calibri"/>
-                <w:color w:val="222222"/>
-                <w:sz w:val="19"/>
-              </w:rPr>
-              <w:t>TEXT</w:t>
-            </w:r>
-          </w:p>
-        </w:tc>
-        <w:tc>
-          <w:tcPr>
-            <w:tcW w:type="dxa" w:w="3600"/>
-            <w:shd w:fill="FFFFFF"/>
-            <w:tcMar>
-              <w:top w:w="80" w:type="dxa"/>
-              <w:bottom w:w="80" w:type="dxa"/>
-              <w:left w:w="100" w:type="dxa"/>
-              <w:right w:w="100" w:type="dxa"/>
-            </w:tcMar>
-            <w:tcBorders>
-              <w:bottom w:val="single" w:sz="4" w:space="0" w:color="CBD5E1"/>
-            </w:tcBorders>
-          </w:tcPr>
-          <w:p>
-            <w:pPr>
-              <w:spacing w:after="0" w:line="276" w:lineRule="auto"/>
-              <w:jc w:val="left"/>
-            </w:pPr>
-            <w:r>
-              <w:rPr>
-                <w:rFonts w:ascii="Calibri" w:hAnsi="Calibri"/>
-                <w:color w:val="222222"/>
-                <w:sz w:val="19"/>
-              </w:rPr>
-              <w:t>DEFAULT 'Pendiente' (Aprobado / Rechazado)</w:t>
-            </w:r>
-          </w:p>
-        </w:tc>
-      </w:tr>
-      <w:tr>
-        <w:tc>
-          <w:tcPr>
-            <w:tcW w:type="dxa" w:w="2592"/>
-            <w:shd w:fill="F8FAFC"/>
-            <w:tcMar>
-              <w:top w:w="80" w:type="dxa"/>
-              <w:bottom w:w="80" w:type="dxa"/>
-              <w:left w:w="100" w:type="dxa"/>
-              <w:right w:w="100" w:type="dxa"/>
-            </w:tcMar>
-            <w:tcBorders>
-              <w:bottom w:val="single" w:sz="4" w:space="0" w:color="CBD5E1"/>
-            </w:tcBorders>
-          </w:tcPr>
-          <w:p>
-            <w:pPr>
-              <w:spacing w:after="0" w:line="276" w:lineRule="auto"/>
-              <w:jc w:val="left"/>
-            </w:pPr>
-            <w:r>
-              <w:rPr>
-                <w:rFonts w:ascii="Calibri" w:hAnsi="Calibri"/>
-                <w:color w:val="222222"/>
-                <w:sz w:val="19"/>
-              </w:rPr>
-              <w:t>diesel.facturas</w:t>
-            </w:r>
-          </w:p>
-        </w:tc>
-        <w:tc>
-          <w:tcPr>
-            <w:tcW w:type="dxa" w:w="1728"/>
-            <w:shd w:fill="F8FAFC"/>
-            <w:tcMar>
-              <w:top w:w="80" w:type="dxa"/>
-              <w:bottom w:w="80" w:type="dxa"/>
-              <w:left w:w="100" w:type="dxa"/>
-              <w:right w:w="100" w:type="dxa"/>
-            </w:tcMar>
-            <w:tcBorders>
-              <w:bottom w:val="single" w:sz="4" w:space="0" w:color="CBD5E1"/>
-            </w:tcBorders>
-          </w:tcPr>
-          <w:p>
-            <w:pPr>
-              <w:spacing w:after="0" w:line="276" w:lineRule="auto"/>
-              <w:jc w:val="left"/>
-            </w:pPr>
-            <w:r>
-              <w:rPr>
-                <w:rFonts w:ascii="Calibri" w:hAnsi="Calibri"/>
-                <w:color w:val="222222"/>
-                <w:sz w:val="19"/>
-              </w:rPr>
-              <w:t>id</w:t>
-            </w:r>
-          </w:p>
-        </w:tc>
-        <w:tc>
-          <w:tcPr>
-            <w:tcW w:type="dxa" w:w="1440"/>
-            <w:shd w:fill="F8FAFC"/>
-            <w:tcMar>
-              <w:top w:w="80" w:type="dxa"/>
-              <w:bottom w:w="80" w:type="dxa"/>
-              <w:left w:w="100" w:type="dxa"/>
-              <w:right w:w="100" w:type="dxa"/>
-            </w:tcMar>
-            <w:tcBorders>
-              <w:bottom w:val="single" w:sz="4" w:space="0" w:color="CBD5E1"/>
-            </w:tcBorders>
-          </w:tcPr>
-          <w:p>
-            <w:pPr>
-              <w:spacing w:after="0" w:line="276" w:lineRule="auto"/>
-              <w:jc w:val="left"/>
-            </w:pPr>
-            <w:r>
-              <w:rPr>
-                <w:rFonts w:ascii="Calibri" w:hAnsi="Calibri"/>
-                <w:color w:val="222222"/>
-                <w:sz w:val="19"/>
-              </w:rPr>
-              <w:t>INTEGER</w:t>
-            </w:r>
-          </w:p>
-        </w:tc>
-        <w:tc>
-          <w:tcPr>
-            <w:tcW w:type="dxa" w:w="3600"/>
-            <w:shd w:fill="F8FAFC"/>
-            <w:tcMar>
-              <w:top w:w="80" w:type="dxa"/>
-              <w:bottom w:w="80" w:type="dxa"/>
-              <w:left w:w="100" w:type="dxa"/>
-              <w:right w:w="100" w:type="dxa"/>
-            </w:tcMar>
-            <w:tcBorders>
-              <w:bottom w:val="single" w:sz="4" w:space="0" w:color="CBD5E1"/>
-            </w:tcBorders>
-          </w:tcPr>
-          <w:p>
-            <w:pPr>
-              <w:spacing w:after="0" w:line="276" w:lineRule="auto"/>
-              <w:jc w:val="left"/>
-            </w:pPr>
-            <w:r>
-              <w:rPr>
-                <w:rFonts w:ascii="Calibri" w:hAnsi="Calibri"/>
-                <w:color w:val="222222"/>
-                <w:sz w:val="19"/>
-              </w:rPr>
-              <w:t>PRIMARY KEY, AUTOINCREMENT</w:t>
-            </w:r>
-          </w:p>
-        </w:tc>
-      </w:tr>
-      <w:tr>
-        <w:tc>
-          <w:tcPr>
-            <w:tcW w:type="dxa" w:w="2592"/>
-            <w:shd w:fill="FFFFFF"/>
-            <w:tcMar>
-              <w:top w:w="80" w:type="dxa"/>
-              <w:bottom w:w="80" w:type="dxa"/>
-              <w:left w:w="100" w:type="dxa"/>
-              <w:right w:w="100" w:type="dxa"/>
-            </w:tcMar>
-            <w:tcBorders>
-              <w:bottom w:val="single" w:sz="4" w:space="0" w:color="CBD5E1"/>
-            </w:tcBorders>
-          </w:tcPr>
-          <w:p>
-            <w:pPr>
-              <w:spacing w:after="0" w:line="276" w:lineRule="auto"/>
-              <w:jc w:val="left"/>
-            </w:pPr>
-            <w:r>
-              <w:rPr>
-                <w:rFonts w:ascii="Calibri" w:hAnsi="Calibri"/>
-                <w:color w:val="222222"/>
-                <w:sz w:val="19"/>
-              </w:rPr>
-              <w:t>diesel.facturas</w:t>
-            </w:r>
-          </w:p>
-        </w:tc>
-        <w:tc>
-          <w:tcPr>
-            <w:tcW w:type="dxa" w:w="1728"/>
-            <w:shd w:fill="FFFFFF"/>
-            <w:tcMar>
-              <w:top w:w="80" w:type="dxa"/>
-              <w:bottom w:w="80" w:type="dxa"/>
-              <w:left w:w="100" w:type="dxa"/>
-              <w:right w:w="100" w:type="dxa"/>
-            </w:tcMar>
-            <w:tcBorders>
-              <w:bottom w:val="single" w:sz="4" w:space="0" w:color="CBD5E1"/>
-            </w:tcBorders>
-          </w:tcPr>
-          <w:p>
-            <w:pPr>
-              <w:spacing w:after="0" w:line="276" w:lineRule="auto"/>
-              <w:jc w:val="left"/>
-            </w:pPr>
-            <w:r>
-              <w:rPr>
-                <w:rFonts w:ascii="Calibri" w:hAnsi="Calibri"/>
-                <w:color w:val="222222"/>
-                <w:sz w:val="19"/>
-              </w:rPr>
-              <w:t>folio_factura</w:t>
-            </w:r>
-          </w:p>
-        </w:tc>
-        <w:tc>
-          <w:tcPr>
-            <w:tcW w:type="dxa" w:w="1440"/>
-            <w:shd w:fill="FFFFFF"/>
-            <w:tcMar>
-              <w:top w:w="80" w:type="dxa"/>
-              <w:bottom w:w="80" w:type="dxa"/>
-              <w:left w:w="100" w:type="dxa"/>
-              <w:right w:w="100" w:type="dxa"/>
-            </w:tcMar>
-            <w:tcBorders>
-              <w:bottom w:val="single" w:sz="4" w:space="0" w:color="CBD5E1"/>
-            </w:tcBorders>
-          </w:tcPr>
-          <w:p>
-            <w:pPr>
-              <w:spacing w:after="0" w:line="276" w:lineRule="auto"/>
-              <w:jc w:val="left"/>
-            </w:pPr>
-            <w:r>
-              <w:rPr>
-                <w:rFonts w:ascii="Calibri" w:hAnsi="Calibri"/>
-                <w:color w:val="222222"/>
-                <w:sz w:val="19"/>
-              </w:rPr>
-              <w:t>TEXT</w:t>
-            </w:r>
-          </w:p>
-        </w:tc>
-        <w:tc>
-          <w:tcPr>
-            <w:tcW w:type="dxa" w:w="3600"/>
-            <w:shd w:fill="FFFFFF"/>
-            <w:tcMar>
-              <w:top w:w="80" w:type="dxa"/>
-              <w:bottom w:w="80" w:type="dxa"/>
-              <w:left w:w="100" w:type="dxa"/>
-              <w:right w:w="100" w:type="dxa"/>
-            </w:tcMar>
-            <w:tcBorders>
-              <w:bottom w:val="single" w:sz="4" w:space="0" w:color="CBD5E1"/>
-            </w:tcBorders>
-          </w:tcPr>
-          <w:p>
-            <w:pPr>
-              <w:spacing w:after="0" w:line="276" w:lineRule="auto"/>
-              <w:jc w:val="left"/>
-            </w:pPr>
-            <w:r>
-              <w:rPr>
-                <w:rFonts w:ascii="Calibri" w:hAnsi="Calibri"/>
-                <w:color w:val="222222"/>
-                <w:sz w:val="19"/>
-              </w:rPr>
-              <w:t>NOT NULL. Folio impreso del proveedor</w:t>
-            </w:r>
-          </w:p>
-        </w:tc>
-      </w:tr>
-      <w:tr>
-        <w:tc>
-          <w:tcPr>
-            <w:tcW w:type="dxa" w:w="2592"/>
-            <w:shd w:fill="F8FAFC"/>
-            <w:tcMar>
-              <w:top w:w="80" w:type="dxa"/>
-              <w:bottom w:w="80" w:type="dxa"/>
-              <w:left w:w="100" w:type="dxa"/>
-              <w:right w:w="100" w:type="dxa"/>
-            </w:tcMar>
-            <w:tcBorders>
-              <w:bottom w:val="single" w:sz="4" w:space="0" w:color="CBD5E1"/>
-            </w:tcBorders>
-          </w:tcPr>
-          <w:p>
-            <w:pPr>
-              <w:spacing w:after="0" w:line="276" w:lineRule="auto"/>
-              <w:jc w:val="left"/>
-            </w:pPr>
-            <w:r>
-              <w:rPr>
-                <w:rFonts w:ascii="Calibri" w:hAnsi="Calibri"/>
-                <w:color w:val="222222"/>
-                <w:sz w:val="19"/>
-              </w:rPr>
-              <w:t>diesel.facturas</w:t>
-            </w:r>
-          </w:p>
-        </w:tc>
-        <w:tc>
-          <w:tcPr>
-            <w:tcW w:type="dxa" w:w="1728"/>
-            <w:shd w:fill="F8FAFC"/>
-            <w:tcMar>
-              <w:top w:w="80" w:type="dxa"/>
-              <w:bottom w:w="80" w:type="dxa"/>
-              <w:left w:w="100" w:type="dxa"/>
-              <w:right w:w="100" w:type="dxa"/>
-            </w:tcMar>
-            <w:tcBorders>
-              <w:bottom w:val="single" w:sz="4" w:space="0" w:color="CBD5E1"/>
-            </w:tcBorders>
-          </w:tcPr>
-          <w:p>
-            <w:pPr>
-              <w:spacing w:after="0" w:line="276" w:lineRule="auto"/>
-              <w:jc w:val="left"/>
-            </w:pPr>
-            <w:r>
-              <w:rPr>
-                <w:rFonts w:ascii="Calibri" w:hAnsi="Calibri"/>
-                <w:color w:val="222222"/>
-                <w:sz w:val="19"/>
-              </w:rPr>
-              <w:t>uuid_cfdi</w:t>
-            </w:r>
-          </w:p>
-        </w:tc>
-        <w:tc>
-          <w:tcPr>
-            <w:tcW w:type="dxa" w:w="1440"/>
-            <w:shd w:fill="F8FAFC"/>
-            <w:tcMar>
-              <w:top w:w="80" w:type="dxa"/>
-              <w:bottom w:w="80" w:type="dxa"/>
-              <w:left w:w="100" w:type="dxa"/>
-              <w:right w:w="100" w:type="dxa"/>
-            </w:tcMar>
-            <w:tcBorders>
-              <w:bottom w:val="single" w:sz="4" w:space="0" w:color="CBD5E1"/>
-            </w:tcBorders>
-          </w:tcPr>
-          <w:p>
-            <w:pPr>
-              <w:spacing w:after="0" w:line="276" w:lineRule="auto"/>
-              <w:jc w:val="left"/>
-            </w:pPr>
-            <w:r>
-              <w:rPr>
-                <w:rFonts w:ascii="Calibri" w:hAnsi="Calibri"/>
-                <w:color w:val="222222"/>
-                <w:sz w:val="19"/>
-              </w:rPr>
-              <w:t>TEXT</w:t>
-            </w:r>
-          </w:p>
-        </w:tc>
-        <w:tc>
-          <w:tcPr>
-            <w:tcW w:type="dxa" w:w="3600"/>
-            <w:shd w:fill="F8FAFC"/>
-            <w:tcMar>
-              <w:top w:w="80" w:type="dxa"/>
-              <w:bottom w:w="80" w:type="dxa"/>
-              <w:left w:w="100" w:type="dxa"/>
-              <w:right w:w="100" w:type="dxa"/>
-            </w:tcMar>
-            <w:tcBorders>
-              <w:bottom w:val="single" w:sz="4" w:space="0" w:color="CBD5E1"/>
-            </w:tcBorders>
-          </w:tcPr>
-          <w:p>
-            <w:pPr>
-              <w:spacing w:after="0" w:line="276" w:lineRule="auto"/>
-              <w:jc w:val="left"/>
-            </w:pPr>
-            <w:r>
-              <w:rPr>
-                <w:rFonts w:ascii="Calibri" w:hAnsi="Calibri"/>
-                <w:color w:val="222222"/>
-                <w:sz w:val="19"/>
-              </w:rPr>
-              <w:t>UUID de 36 caracteres del SAT</w:t>
-            </w:r>
-          </w:p>
-        </w:tc>
-      </w:tr>
-      <w:tr>
-        <w:tc>
-          <w:tcPr>
-            <w:tcW w:type="dxa" w:w="2592"/>
-            <w:shd w:fill="FFFFFF"/>
-            <w:tcMar>
-              <w:top w:w="80" w:type="dxa"/>
-              <w:bottom w:w="80" w:type="dxa"/>
-              <w:left w:w="100" w:type="dxa"/>
-              <w:right w:w="100" w:type="dxa"/>
-            </w:tcMar>
-            <w:tcBorders>
-              <w:bottom w:val="single" w:sz="4" w:space="0" w:color="CBD5E1"/>
-            </w:tcBorders>
-          </w:tcPr>
-          <w:p>
-            <w:pPr>
-              <w:spacing w:after="0" w:line="276" w:lineRule="auto"/>
-              <w:jc w:val="left"/>
-            </w:pPr>
-            <w:r>
-              <w:rPr>
-                <w:rFonts w:ascii="Calibri" w:hAnsi="Calibri"/>
-                <w:color w:val="222222"/>
-                <w:sz w:val="19"/>
-              </w:rPr>
-              <w:t>diesel.facturas</w:t>
-            </w:r>
-          </w:p>
-        </w:tc>
-        <w:tc>
-          <w:tcPr>
-            <w:tcW w:type="dxa" w:w="1728"/>
-            <w:shd w:fill="FFFFFF"/>
-            <w:tcMar>
-              <w:top w:w="80" w:type="dxa"/>
-              <w:bottom w:w="80" w:type="dxa"/>
-              <w:left w:w="100" w:type="dxa"/>
-              <w:right w:w="100" w:type="dxa"/>
-            </w:tcMar>
-            <w:tcBorders>
-              <w:bottom w:val="single" w:sz="4" w:space="0" w:color="CBD5E1"/>
-            </w:tcBorders>
-          </w:tcPr>
-          <w:p>
-            <w:pPr>
-              <w:spacing w:after="0" w:line="276" w:lineRule="auto"/>
-              <w:jc w:val="left"/>
-            </w:pPr>
-            <w:r>
-              <w:rPr>
-                <w:rFonts w:ascii="Calibri" w:hAnsi="Calibri"/>
-                <w:color w:val="222222"/>
-                <w:sz w:val="19"/>
-              </w:rPr>
-              <w:t>importe_total</w:t>
-            </w:r>
-          </w:p>
-        </w:tc>
-        <w:tc>
-          <w:tcPr>
-            <w:tcW w:type="dxa" w:w="1440"/>
-            <w:shd w:fill="FFFFFF"/>
-            <w:tcMar>
-              <w:top w:w="80" w:type="dxa"/>
-              <w:bottom w:w="80" w:type="dxa"/>
-              <w:left w:w="100" w:type="dxa"/>
-              <w:right w:w="100" w:type="dxa"/>
-            </w:tcMar>
-            <w:tcBorders>
-              <w:bottom w:val="single" w:sz="4" w:space="0" w:color="CBD5E1"/>
-            </w:tcBorders>
-          </w:tcPr>
-          <w:p>
-            <w:pPr>
-              <w:spacing w:after="0" w:line="276" w:lineRule="auto"/>
-              <w:jc w:val="left"/>
-            </w:pPr>
-            <w:r>
-              <w:rPr>
-                <w:rFonts w:ascii="Calibri" w:hAnsi="Calibri"/>
-                <w:color w:val="222222"/>
-                <w:sz w:val="19"/>
-              </w:rPr>
-              <w:t>NUMERIC(14,2)</w:t>
-            </w:r>
-          </w:p>
-        </w:tc>
-        <w:tc>
-          <w:tcPr>
-            <w:tcW w:type="dxa" w:w="3600"/>
-            <w:shd w:fill="FFFFFF"/>
-            <w:tcMar>
-              <w:top w:w="80" w:type="dxa"/>
-              <w:bottom w:w="80" w:type="dxa"/>
-              <w:left w:w="100" w:type="dxa"/>
-              <w:right w:w="100" w:type="dxa"/>
-            </w:tcMar>
-            <w:tcBorders>
-              <w:bottom w:val="single" w:sz="4" w:space="0" w:color="CBD5E1"/>
-            </w:tcBorders>
-          </w:tcPr>
-          <w:p>
-            <w:pPr>
-              <w:spacing w:after="0" w:line="276" w:lineRule="auto"/>
-              <w:jc w:val="left"/>
-            </w:pPr>
-            <w:r>
-              <w:rPr>
-                <w:rFonts w:ascii="Calibri" w:hAnsi="Calibri"/>
-                <w:color w:val="222222"/>
-                <w:sz w:val="19"/>
-              </w:rPr>
-              <w:t>NOT NULL. Monto total con IVA</w:t>
-            </w:r>
-          </w:p>
-        </w:tc>
-      </w:tr>
-    </w:tbl>
-    <w:p>
-      <w:pPr>
-        <w:spacing w:after="120"/>
-      </w:pPr>
-    </w:p>
-    <w:p>
-      <w:pPr>
-        <w:keepNext/>
-        <w:spacing w:before="200" w:after="80"/>
-      </w:pPr>
-      <w:r>
-        <w:rPr>
-          <w:rFonts w:ascii="Calibri" w:hAnsi="Calibri"/>
-          <w:b/>
-          <w:color w:val="1B365D"/>
-          <w:sz w:val="22"/>
-        </w:rPr>
-        <w:t>B) Esquema Gasolina (`gasolina`)</w:t>
-      </w:r>
-    </w:p>
-    <w:p>
-      <w:pPr>
-        <w:spacing w:after="120" w:line="276" w:lineRule="auto"/>
-      </w:pPr>
-      <w:r>
-        <w:rPr>
-          <w:color w:val="222222"/>
-        </w:rPr>
-        <w:t>Controla la flotilla ligera, el autocompletado en 0ms y el concilio masivo desde archivos Excel.</w:t>
-      </w:r>
-    </w:p>
-    <w:tbl>
-      <w:tblPr>
-        <w:tblW w:type="auto" w:w="0"/>
-        <w:jc w:val="center"/>
-        <w:tblLayout w:type="fixed"/>
-        <w:tblLook w:firstColumn="1" w:firstRow="1" w:lastColumn="0" w:lastRow="0" w:noHBand="0" w:noVBand="1" w:val="04A0"/>
-      </w:tblPr>
-      <w:tblGrid>
-        <w:gridCol w:w="2340"/>
-        <w:gridCol w:w="2340"/>
-        <w:gridCol w:w="2340"/>
-        <w:gridCol w:w="2340"/>
-      </w:tblGrid>
-      <w:tr>
-        <w:tc>
-          <w:tcPr>
-            <w:tcW w:type="dxa" w:w="2592"/>
-            <w:shd w:fill="1B365D"/>
-            <w:tcMar>
-              <w:top w:w="120" w:type="dxa"/>
-              <w:bottom w:w="120" w:type="dxa"/>
-              <w:left w:w="120" w:type="dxa"/>
-              <w:right w:w="120" w:type="dxa"/>
-            </w:tcMar>
-            <w:tcBorders>
-              <w:bottom w:val="single" w:sz="12" w:space="0" w:color="1B365D"/>
-            </w:tcBorders>
-          </w:tcPr>
-          <w:p>
-            <w:pPr>
-              <w:spacing w:after="0"/>
-              <w:jc w:val="left"/>
-            </w:pPr>
-            <w:r>
-              <w:rPr>
-                <w:rFonts w:ascii="Segoe UI" w:hAnsi="Segoe UI"/>
-                <w:b/>
-                <w:color w:val="FFFFFF"/>
-                <w:sz w:val="20"/>
-              </w:rPr>
-              <w:t>Nombre de Tabla</w:t>
-            </w:r>
-          </w:p>
-        </w:tc>
-        <w:tc>
-          <w:tcPr>
-            <w:tcW w:type="dxa" w:w="1728"/>
-            <w:shd w:fill="1B365D"/>
-            <w:tcMar>
-              <w:top w:w="120" w:type="dxa"/>
-              <w:bottom w:w="120" w:type="dxa"/>
-              <w:left w:w="120" w:type="dxa"/>
-              <w:right w:w="120" w:type="dxa"/>
-            </w:tcMar>
-            <w:tcBorders>
-              <w:bottom w:val="single" w:sz="12" w:space="0" w:color="1B365D"/>
-            </w:tcBorders>
-          </w:tcPr>
-          <w:p>
-            <w:pPr>
-              <w:spacing w:after="0"/>
-              <w:jc w:val="left"/>
-            </w:pPr>
-            <w:r>
-              <w:rPr>
-                <w:rFonts w:ascii="Segoe UI" w:hAnsi="Segoe UI"/>
-                <w:b/>
-                <w:color w:val="FFFFFF"/>
-                <w:sz w:val="20"/>
-              </w:rPr>
-              <w:t>Columna / Campo</w:t>
-            </w:r>
-          </w:p>
-        </w:tc>
-        <w:tc>
-          <w:tcPr>
-            <w:tcW w:type="dxa" w:w="1440"/>
-            <w:shd w:fill="1B365D"/>
-            <w:tcMar>
-              <w:top w:w="120" w:type="dxa"/>
-              <w:bottom w:w="120" w:type="dxa"/>
-              <w:left w:w="120" w:type="dxa"/>
-              <w:right w:w="120" w:type="dxa"/>
-            </w:tcMar>
-            <w:tcBorders>
-              <w:bottom w:val="single" w:sz="12" w:space="0" w:color="1B365D"/>
-            </w:tcBorders>
-          </w:tcPr>
-          <w:p>
-            <w:pPr>
-              <w:spacing w:after="0"/>
-              <w:jc w:val="left"/>
-            </w:pPr>
-            <w:r>
-              <w:rPr>
-                <w:rFonts w:ascii="Segoe UI" w:hAnsi="Segoe UI"/>
-                <w:b/>
-                <w:color w:val="FFFFFF"/>
-                <w:sz w:val="20"/>
-              </w:rPr>
-              <w:t>Tipo de Dato</w:t>
-            </w:r>
-          </w:p>
-        </w:tc>
-        <w:tc>
-          <w:tcPr>
-            <w:tcW w:type="dxa" w:w="3600"/>
-            <w:shd w:fill="1B365D"/>
-            <w:tcMar>
-              <w:top w:w="120" w:type="dxa"/>
-              <w:bottom w:w="120" w:type="dxa"/>
-              <w:left w:w="120" w:type="dxa"/>
-              <w:right w:w="120" w:type="dxa"/>
-            </w:tcMar>
-            <w:tcBorders>
-              <w:bottom w:val="single" w:sz="12" w:space="0" w:color="1B365D"/>
-            </w:tcBorders>
-          </w:tcPr>
-          <w:p>
-            <w:pPr>
-              <w:spacing w:after="0"/>
-              <w:jc w:val="left"/>
-            </w:pPr>
-            <w:r>
-              <w:rPr>
-                <w:rFonts w:ascii="Segoe UI" w:hAnsi="Segoe UI"/>
-                <w:b/>
-                <w:color w:val="FFFFFF"/>
-                <w:sz w:val="20"/>
-              </w:rPr>
-              <w:t>Restricciones / Descripción</w:t>
-            </w:r>
-          </w:p>
-        </w:tc>
-      </w:tr>
-      <w:tr>
-        <w:tc>
-          <w:tcPr>
-            <w:tcW w:type="dxa" w:w="2592"/>
-            <w:shd w:fill="FFFFFF"/>
-            <w:tcMar>
-              <w:top w:w="80" w:type="dxa"/>
-              <w:bottom w:w="80" w:type="dxa"/>
-              <w:left w:w="100" w:type="dxa"/>
-              <w:right w:w="100" w:type="dxa"/>
-            </w:tcMar>
-            <w:tcBorders>
-              <w:bottom w:val="single" w:sz="4" w:space="0" w:color="CBD5E1"/>
-            </w:tcBorders>
-          </w:tcPr>
-          <w:p>
-            <w:pPr>
-              <w:spacing w:after="0" w:line="276" w:lineRule="auto"/>
-              <w:jc w:val="left"/>
-            </w:pPr>
-            <w:r>
-              <w:rPr>
-                <w:rFonts w:ascii="Calibri" w:hAnsi="Calibri"/>
-                <w:color w:val="222222"/>
-                <w:sz w:val="19"/>
-              </w:rPr>
-              <w:t>gasolina.consumos</w:t>
-            </w:r>
-          </w:p>
-        </w:tc>
-        <w:tc>
-          <w:tcPr>
-            <w:tcW w:type="dxa" w:w="1728"/>
-            <w:shd w:fill="FFFFFF"/>
-            <w:tcMar>
-              <w:top w:w="80" w:type="dxa"/>
-              <w:bottom w:w="80" w:type="dxa"/>
-              <w:left w:w="100" w:type="dxa"/>
-              <w:right w:w="100" w:type="dxa"/>
-            </w:tcMar>
-            <w:tcBorders>
-              <w:bottom w:val="single" w:sz="4" w:space="0" w:color="CBD5E1"/>
-            </w:tcBorders>
-          </w:tcPr>
-          <w:p>
-            <w:pPr>
-              <w:spacing w:after="0" w:line="276" w:lineRule="auto"/>
-              <w:jc w:val="left"/>
-            </w:pPr>
-            <w:r>
-              <w:rPr>
-                <w:rFonts w:ascii="Calibri" w:hAnsi="Calibri"/>
-                <w:color w:val="222222"/>
-                <w:sz w:val="19"/>
-              </w:rPr>
-              <w:t>id</w:t>
-            </w:r>
-          </w:p>
-        </w:tc>
-        <w:tc>
-          <w:tcPr>
-            <w:tcW w:type="dxa" w:w="1440"/>
-            <w:shd w:fill="FFFFFF"/>
-            <w:tcMar>
-              <w:top w:w="80" w:type="dxa"/>
-              <w:bottom w:w="80" w:type="dxa"/>
-              <w:left w:w="100" w:type="dxa"/>
-              <w:right w:w="100" w:type="dxa"/>
-            </w:tcMar>
-            <w:tcBorders>
-              <w:bottom w:val="single" w:sz="4" w:space="0" w:color="CBD5E1"/>
-            </w:tcBorders>
-          </w:tcPr>
-          <w:p>
-            <w:pPr>
-              <w:spacing w:after="0" w:line="276" w:lineRule="auto"/>
-              <w:jc w:val="left"/>
-            </w:pPr>
-            <w:r>
-              <w:rPr>
-                <w:rFonts w:ascii="Calibri" w:hAnsi="Calibri"/>
-                <w:color w:val="222222"/>
-                <w:sz w:val="19"/>
-              </w:rPr>
-              <w:t>BIGINT</w:t>
-            </w:r>
-          </w:p>
-        </w:tc>
-        <w:tc>
-          <w:tcPr>
-            <w:tcW w:type="dxa" w:w="3600"/>
-            <w:shd w:fill="FFFFFF"/>
-            <w:tcMar>
-              <w:top w:w="80" w:type="dxa"/>
-              <w:bottom w:w="80" w:type="dxa"/>
-              <w:left w:w="100" w:type="dxa"/>
-              <w:right w:w="100" w:type="dxa"/>
-            </w:tcMar>
-            <w:tcBorders>
-              <w:bottom w:val="single" w:sz="4" w:space="0" w:color="CBD5E1"/>
-            </w:tcBorders>
-          </w:tcPr>
-          <w:p>
-            <w:pPr>
-              <w:spacing w:after="0" w:line="276" w:lineRule="auto"/>
-              <w:jc w:val="left"/>
-            </w:pPr>
-            <w:r>
-              <w:rPr>
-                <w:rFonts w:ascii="Calibri" w:hAnsi="Calibri"/>
-                <w:color w:val="222222"/>
-                <w:sz w:val="19"/>
-              </w:rPr>
-              <w:t>PRIMARY KEY, AUTOINCREMENT</w:t>
-            </w:r>
-          </w:p>
-        </w:tc>
-      </w:tr>
-      <w:tr>
-        <w:tc>
-          <w:tcPr>
-            <w:tcW w:type="dxa" w:w="2592"/>
-            <w:shd w:fill="F8FAFC"/>
-            <w:tcMar>
-              <w:top w:w="80" w:type="dxa"/>
-              <w:bottom w:w="80" w:type="dxa"/>
-              <w:left w:w="100" w:type="dxa"/>
-              <w:right w:w="100" w:type="dxa"/>
-            </w:tcMar>
-            <w:tcBorders>
-              <w:bottom w:val="single" w:sz="4" w:space="0" w:color="CBD5E1"/>
-            </w:tcBorders>
-          </w:tcPr>
-          <w:p>
-            <w:pPr>
-              <w:spacing w:after="0" w:line="276" w:lineRule="auto"/>
-              <w:jc w:val="left"/>
-            </w:pPr>
-            <w:r>
-              <w:rPr>
-                <w:rFonts w:ascii="Calibri" w:hAnsi="Calibri"/>
-                <w:color w:val="222222"/>
-                <w:sz w:val="19"/>
-              </w:rPr>
-              <w:t>gasolina.consumos</w:t>
-            </w:r>
-          </w:p>
-        </w:tc>
-        <w:tc>
-          <w:tcPr>
-            <w:tcW w:type="dxa" w:w="1728"/>
-            <w:shd w:fill="F8FAFC"/>
-            <w:tcMar>
-              <w:top w:w="80" w:type="dxa"/>
-              <w:bottom w:w="80" w:type="dxa"/>
-              <w:left w:w="100" w:type="dxa"/>
-              <w:right w:w="100" w:type="dxa"/>
-            </w:tcMar>
-            <w:tcBorders>
-              <w:bottom w:val="single" w:sz="4" w:space="0" w:color="CBD5E1"/>
-            </w:tcBorders>
-          </w:tcPr>
-          <w:p>
-            <w:pPr>
-              <w:spacing w:after="0" w:line="276" w:lineRule="auto"/>
-              <w:jc w:val="left"/>
-            </w:pPr>
-            <w:r>
-              <w:rPr>
-                <w:rFonts w:ascii="Calibri" w:hAnsi="Calibri"/>
-                <w:color w:val="222222"/>
-                <w:sz w:val="19"/>
-              </w:rPr>
-              <w:t>folio_conciliacion</w:t>
-            </w:r>
-          </w:p>
-        </w:tc>
-        <w:tc>
-          <w:tcPr>
-            <w:tcW w:type="dxa" w:w="1440"/>
-            <w:shd w:fill="F8FAFC"/>
-            <w:tcMar>
-              <w:top w:w="80" w:type="dxa"/>
-              <w:bottom w:w="80" w:type="dxa"/>
-              <w:left w:w="100" w:type="dxa"/>
-              <w:right w:w="100" w:type="dxa"/>
-            </w:tcMar>
-            <w:tcBorders>
-              <w:bottom w:val="single" w:sz="4" w:space="0" w:color="CBD5E1"/>
-            </w:tcBorders>
-          </w:tcPr>
-          <w:p>
-            <w:pPr>
-              <w:spacing w:after="0" w:line="276" w:lineRule="auto"/>
-              <w:jc w:val="left"/>
-            </w:pPr>
-            <w:r>
-              <w:rPr>
-                <w:rFonts w:ascii="Calibri" w:hAnsi="Calibri"/>
-                <w:color w:val="222222"/>
-                <w:sz w:val="19"/>
-              </w:rPr>
-              <w:t>TEXT</w:t>
-            </w:r>
-          </w:p>
-        </w:tc>
-        <w:tc>
-          <w:tcPr>
-            <w:tcW w:type="dxa" w:w="3600"/>
-            <w:shd w:fill="F8FAFC"/>
-            <w:tcMar>
-              <w:top w:w="80" w:type="dxa"/>
-              <w:bottom w:w="80" w:type="dxa"/>
-              <w:left w:w="100" w:type="dxa"/>
-              <w:right w:w="100" w:type="dxa"/>
-            </w:tcMar>
-            <w:tcBorders>
-              <w:bottom w:val="single" w:sz="4" w:space="0" w:color="CBD5E1"/>
-            </w:tcBorders>
-          </w:tcPr>
-          <w:p>
-            <w:pPr>
-              <w:spacing w:after="0" w:line="276" w:lineRule="auto"/>
-              <w:jc w:val="left"/>
-            </w:pPr>
-            <w:r>
-              <w:rPr>
-                <w:rFonts w:ascii="Calibri" w:hAnsi="Calibri"/>
-                <w:color w:val="222222"/>
-                <w:sz w:val="19"/>
-              </w:rPr>
-              <w:t>UNIQUE, NOT NULL</w:t>
-            </w:r>
-          </w:p>
-        </w:tc>
-      </w:tr>
-      <w:tr>
-        <w:tc>
-          <w:tcPr>
-            <w:tcW w:type="dxa" w:w="2592"/>
-            <w:shd w:fill="FFFFFF"/>
-            <w:tcMar>
-              <w:top w:w="80" w:type="dxa"/>
-              <w:bottom w:w="80" w:type="dxa"/>
-              <w:left w:w="100" w:type="dxa"/>
-              <w:right w:w="100" w:type="dxa"/>
-            </w:tcMar>
-            <w:tcBorders>
-              <w:bottom w:val="single" w:sz="4" w:space="0" w:color="CBD5E1"/>
-            </w:tcBorders>
-          </w:tcPr>
-          <w:p>
-            <w:pPr>
-              <w:spacing w:after="0" w:line="276" w:lineRule="auto"/>
-              <w:jc w:val="left"/>
-            </w:pPr>
-            <w:r>
-              <w:rPr>
-                <w:rFonts w:ascii="Calibri" w:hAnsi="Calibri"/>
-                <w:color w:val="222222"/>
-                <w:sz w:val="19"/>
-              </w:rPr>
-              <w:t>gasolina.consumos</w:t>
-            </w:r>
-          </w:p>
-        </w:tc>
-        <w:tc>
-          <w:tcPr>
-            <w:tcW w:type="dxa" w:w="1728"/>
-            <w:shd w:fill="FFFFFF"/>
-            <w:tcMar>
-              <w:top w:w="80" w:type="dxa"/>
-              <w:bottom w:w="80" w:type="dxa"/>
-              <w:left w:w="100" w:type="dxa"/>
-              <w:right w:w="100" w:type="dxa"/>
-            </w:tcMar>
-            <w:tcBorders>
-              <w:bottom w:val="single" w:sz="4" w:space="0" w:color="CBD5E1"/>
-            </w:tcBorders>
-          </w:tcPr>
-          <w:p>
-            <w:pPr>
-              <w:spacing w:after="0" w:line="276" w:lineRule="auto"/>
-              <w:jc w:val="left"/>
-            </w:pPr>
-            <w:r>
-              <w:rPr>
-                <w:rFonts w:ascii="Calibri" w:hAnsi="Calibri"/>
-                <w:color w:val="222222"/>
-                <w:sz w:val="19"/>
-              </w:rPr>
-              <w:t>fecha</w:t>
-            </w:r>
-          </w:p>
-        </w:tc>
-        <w:tc>
-          <w:tcPr>
-            <w:tcW w:type="dxa" w:w="1440"/>
-            <w:shd w:fill="FFFFFF"/>
-            <w:tcMar>
-              <w:top w:w="80" w:type="dxa"/>
-              <w:bottom w:w="80" w:type="dxa"/>
-              <w:left w:w="100" w:type="dxa"/>
-              <w:right w:w="100" w:type="dxa"/>
-            </w:tcMar>
-            <w:tcBorders>
-              <w:bottom w:val="single" w:sz="4" w:space="0" w:color="CBD5E1"/>
-            </w:tcBorders>
-          </w:tcPr>
-          <w:p>
-            <w:pPr>
-              <w:spacing w:after="0" w:line="276" w:lineRule="auto"/>
-              <w:jc w:val="left"/>
-            </w:pPr>
-            <w:r>
-              <w:rPr>
-                <w:rFonts w:ascii="Calibri" w:hAnsi="Calibri"/>
-                <w:color w:val="222222"/>
-                <w:sz w:val="19"/>
-              </w:rPr>
-              <w:t>DATE / TEXT</w:t>
-            </w:r>
-          </w:p>
-        </w:tc>
-        <w:tc>
-          <w:tcPr>
-            <w:tcW w:type="dxa" w:w="3600"/>
-            <w:shd w:fill="FFFFFF"/>
-            <w:tcMar>
-              <w:top w:w="80" w:type="dxa"/>
-              <w:bottom w:w="80" w:type="dxa"/>
-              <w:left w:w="100" w:type="dxa"/>
-              <w:right w:w="100" w:type="dxa"/>
-            </w:tcMar>
-            <w:tcBorders>
-              <w:bottom w:val="single" w:sz="4" w:space="0" w:color="CBD5E1"/>
-            </w:tcBorders>
-          </w:tcPr>
-          <w:p>
-            <w:pPr>
-              <w:spacing w:after="0" w:line="276" w:lineRule="auto"/>
-              <w:jc w:val="left"/>
-            </w:pPr>
-            <w:r>
-              <w:rPr>
-                <w:rFonts w:ascii="Calibri" w:hAnsi="Calibri"/>
-                <w:color w:val="222222"/>
-                <w:sz w:val="19"/>
-              </w:rPr>
-              <w:t>NOT NULL</w:t>
-            </w:r>
-          </w:p>
-        </w:tc>
-      </w:tr>
-      <w:tr>
-        <w:tc>
-          <w:tcPr>
-            <w:tcW w:type="dxa" w:w="2592"/>
-            <w:shd w:fill="F8FAFC"/>
-            <w:tcMar>
-              <w:top w:w="80" w:type="dxa"/>
-              <w:bottom w:w="80" w:type="dxa"/>
-              <w:left w:w="100" w:type="dxa"/>
-              <w:right w:w="100" w:type="dxa"/>
-            </w:tcMar>
-            <w:tcBorders>
-              <w:bottom w:val="single" w:sz="4" w:space="0" w:color="CBD5E1"/>
-            </w:tcBorders>
-          </w:tcPr>
-          <w:p>
-            <w:pPr>
-              <w:spacing w:after="0" w:line="276" w:lineRule="auto"/>
-              <w:jc w:val="left"/>
-            </w:pPr>
-            <w:r>
-              <w:rPr>
-                <w:rFonts w:ascii="Calibri" w:hAnsi="Calibri"/>
-                <w:color w:val="222222"/>
-                <w:sz w:val="19"/>
-              </w:rPr>
-              <w:t>gasolina.consumos</w:t>
-            </w:r>
-          </w:p>
-        </w:tc>
-        <w:tc>
-          <w:tcPr>
-            <w:tcW w:type="dxa" w:w="1728"/>
-            <w:shd w:fill="F8FAFC"/>
-            <w:tcMar>
-              <w:top w:w="80" w:type="dxa"/>
-              <w:bottom w:w="80" w:type="dxa"/>
-              <w:left w:w="100" w:type="dxa"/>
-              <w:right w:w="100" w:type="dxa"/>
-            </w:tcMar>
-            <w:tcBorders>
-              <w:bottom w:val="single" w:sz="4" w:space="0" w:color="CBD5E1"/>
-            </w:tcBorders>
-          </w:tcPr>
-          <w:p>
-            <w:pPr>
-              <w:spacing w:after="0" w:line="276" w:lineRule="auto"/>
-              <w:jc w:val="left"/>
-            </w:pPr>
-            <w:r>
-              <w:rPr>
-                <w:rFonts w:ascii="Calibri" w:hAnsi="Calibri"/>
-                <w:color w:val="222222"/>
-                <w:sz w:val="19"/>
-              </w:rPr>
-              <w:t>semana</w:t>
-            </w:r>
-          </w:p>
-        </w:tc>
-        <w:tc>
-          <w:tcPr>
-            <w:tcW w:type="dxa" w:w="1440"/>
-            <w:shd w:fill="F8FAFC"/>
-            <w:tcMar>
-              <w:top w:w="80" w:type="dxa"/>
-              <w:bottom w:w="80" w:type="dxa"/>
-              <w:left w:w="100" w:type="dxa"/>
-              <w:right w:w="100" w:type="dxa"/>
-            </w:tcMar>
-            <w:tcBorders>
-              <w:bottom w:val="single" w:sz="4" w:space="0" w:color="CBD5E1"/>
-            </w:tcBorders>
-          </w:tcPr>
-          <w:p>
-            <w:pPr>
-              <w:spacing w:after="0" w:line="276" w:lineRule="auto"/>
-              <w:jc w:val="left"/>
-            </w:pPr>
-            <w:r>
-              <w:rPr>
-                <w:rFonts w:ascii="Calibri" w:hAnsi="Calibri"/>
-                <w:color w:val="222222"/>
-                <w:sz w:val="19"/>
-              </w:rPr>
-              <w:t>INTEGER</w:t>
-            </w:r>
-          </w:p>
-        </w:tc>
-        <w:tc>
-          <w:tcPr>
-            <w:tcW w:type="dxa" w:w="3600"/>
-            <w:shd w:fill="F8FAFC"/>
-            <w:tcMar>
-              <w:top w:w="80" w:type="dxa"/>
-              <w:bottom w:w="80" w:type="dxa"/>
-              <w:left w:w="100" w:type="dxa"/>
-              <w:right w:w="100" w:type="dxa"/>
-            </w:tcMar>
-            <w:tcBorders>
-              <w:bottom w:val="single" w:sz="4" w:space="0" w:color="CBD5E1"/>
-            </w:tcBorders>
-          </w:tcPr>
-          <w:p>
-            <w:pPr>
-              <w:spacing w:after="0" w:line="276" w:lineRule="auto"/>
-              <w:jc w:val="left"/>
-            </w:pPr>
-            <w:r>
-              <w:rPr>
-                <w:rFonts w:ascii="Calibri" w:hAnsi="Calibri"/>
-                <w:color w:val="222222"/>
-                <w:sz w:val="19"/>
-              </w:rPr>
-              <w:t>NOT NULL. Semana ISO</w:t>
-            </w:r>
-          </w:p>
-        </w:tc>
-      </w:tr>
-      <w:tr>
-        <w:tc>
-          <w:tcPr>
-            <w:tcW w:type="dxa" w:w="2592"/>
-            <w:shd w:fill="FFFFFF"/>
-            <w:tcMar>
-              <w:top w:w="80" w:type="dxa"/>
-              <w:bottom w:w="80" w:type="dxa"/>
-              <w:left w:w="100" w:type="dxa"/>
-              <w:right w:w="100" w:type="dxa"/>
-            </w:tcMar>
-            <w:tcBorders>
-              <w:bottom w:val="single" w:sz="4" w:space="0" w:color="CBD5E1"/>
-            </w:tcBorders>
-          </w:tcPr>
-          <w:p>
-            <w:pPr>
-              <w:spacing w:after="0" w:line="276" w:lineRule="auto"/>
-              <w:jc w:val="left"/>
-            </w:pPr>
-            <w:r>
-              <w:rPr>
-                <w:rFonts w:ascii="Calibri" w:hAnsi="Calibri"/>
-                <w:color w:val="222222"/>
-                <w:sz w:val="19"/>
-              </w:rPr>
-              <w:t>gasolina.consumos</w:t>
-            </w:r>
-          </w:p>
-        </w:tc>
-        <w:tc>
-          <w:tcPr>
-            <w:tcW w:type="dxa" w:w="1728"/>
-            <w:shd w:fill="FFFFFF"/>
-            <w:tcMar>
-              <w:top w:w="80" w:type="dxa"/>
-              <w:bottom w:w="80" w:type="dxa"/>
-              <w:left w:w="100" w:type="dxa"/>
-              <w:right w:w="100" w:type="dxa"/>
-            </w:tcMar>
-            <w:tcBorders>
-              <w:bottom w:val="single" w:sz="4" w:space="0" w:color="CBD5E1"/>
-            </w:tcBorders>
-          </w:tcPr>
-          <w:p>
-            <w:pPr>
-              <w:spacing w:after="0" w:line="276" w:lineRule="auto"/>
-              <w:jc w:val="left"/>
-            </w:pPr>
-            <w:r>
-              <w:rPr>
-                <w:rFonts w:ascii="Calibri" w:hAnsi="Calibri"/>
-                <w:color w:val="222222"/>
-                <w:sz w:val="19"/>
-              </w:rPr>
-              <w:t>placa</w:t>
-            </w:r>
-          </w:p>
-        </w:tc>
-        <w:tc>
-          <w:tcPr>
-            <w:tcW w:type="dxa" w:w="1440"/>
-            <w:shd w:fill="FFFFFF"/>
-            <w:tcMar>
-              <w:top w:w="80" w:type="dxa"/>
-              <w:bottom w:w="80" w:type="dxa"/>
-              <w:left w:w="100" w:type="dxa"/>
-              <w:right w:w="100" w:type="dxa"/>
-            </w:tcMar>
-            <w:tcBorders>
-              <w:bottom w:val="single" w:sz="4" w:space="0" w:color="CBD5E1"/>
-            </w:tcBorders>
-          </w:tcPr>
-          <w:p>
-            <w:pPr>
-              <w:spacing w:after="0" w:line="276" w:lineRule="auto"/>
-              <w:jc w:val="left"/>
-            </w:pPr>
-            <w:r>
-              <w:rPr>
-                <w:rFonts w:ascii="Calibri" w:hAnsi="Calibri"/>
-                <w:color w:val="222222"/>
-                <w:sz w:val="19"/>
-              </w:rPr>
-              <w:t>TEXT</w:t>
-            </w:r>
-          </w:p>
-        </w:tc>
-        <w:tc>
-          <w:tcPr>
-            <w:tcW w:type="dxa" w:w="3600"/>
-            <w:shd w:fill="FFFFFF"/>
-            <w:tcMar>
-              <w:top w:w="80" w:type="dxa"/>
-              <w:bottom w:w="80" w:type="dxa"/>
-              <w:left w:w="100" w:type="dxa"/>
-              <w:right w:w="100" w:type="dxa"/>
-            </w:tcMar>
-            <w:tcBorders>
-              <w:bottom w:val="single" w:sz="4" w:space="0" w:color="CBD5E1"/>
-            </w:tcBorders>
-          </w:tcPr>
-          <w:p>
-            <w:pPr>
-              <w:spacing w:after="0" w:line="276" w:lineRule="auto"/>
-              <w:jc w:val="left"/>
-            </w:pPr>
-            <w:r>
-              <w:rPr>
-                <w:rFonts w:ascii="Calibri" w:hAnsi="Calibri"/>
-                <w:color w:val="222222"/>
-                <w:sz w:val="19"/>
-              </w:rPr>
-              <w:t>Placa del vehículo o 'S/P'</w:t>
-            </w:r>
-          </w:p>
-        </w:tc>
-      </w:tr>
-      <w:tr>
-        <w:tc>
-          <w:tcPr>
-            <w:tcW w:type="dxa" w:w="2592"/>
-            <w:shd w:fill="F8FAFC"/>
-            <w:tcMar>
-              <w:top w:w="80" w:type="dxa"/>
-              <w:bottom w:w="80" w:type="dxa"/>
-              <w:left w:w="100" w:type="dxa"/>
-              <w:right w:w="100" w:type="dxa"/>
-            </w:tcMar>
-            <w:tcBorders>
-              <w:bottom w:val="single" w:sz="4" w:space="0" w:color="CBD5E1"/>
-            </w:tcBorders>
-          </w:tcPr>
-          <w:p>
-            <w:pPr>
-              <w:spacing w:after="0" w:line="276" w:lineRule="auto"/>
-              <w:jc w:val="left"/>
-            </w:pPr>
-            <w:r>
-              <w:rPr>
-                <w:rFonts w:ascii="Calibri" w:hAnsi="Calibri"/>
-                <w:color w:val="222222"/>
-                <w:sz w:val="19"/>
-              </w:rPr>
-              <w:t>gasolina.consumos</w:t>
-            </w:r>
-          </w:p>
-        </w:tc>
-        <w:tc>
-          <w:tcPr>
-            <w:tcW w:type="dxa" w:w="1728"/>
-            <w:shd w:fill="F8FAFC"/>
-            <w:tcMar>
-              <w:top w:w="80" w:type="dxa"/>
-              <w:bottom w:w="80" w:type="dxa"/>
-              <w:left w:w="100" w:type="dxa"/>
-              <w:right w:w="100" w:type="dxa"/>
-            </w:tcMar>
-            <w:tcBorders>
-              <w:bottom w:val="single" w:sz="4" w:space="0" w:color="CBD5E1"/>
-            </w:tcBorders>
-          </w:tcPr>
-          <w:p>
-            <w:pPr>
-              <w:spacing w:after="0" w:line="276" w:lineRule="auto"/>
-              <w:jc w:val="left"/>
-            </w:pPr>
-            <w:r>
-              <w:rPr>
-                <w:rFonts w:ascii="Calibri" w:hAnsi="Calibri"/>
-                <w:color w:val="222222"/>
-                <w:sz w:val="19"/>
-              </w:rPr>
-              <w:t>vehiculo</w:t>
-            </w:r>
-          </w:p>
-        </w:tc>
-        <w:tc>
-          <w:tcPr>
-            <w:tcW w:type="dxa" w:w="1440"/>
-            <w:shd w:fill="F8FAFC"/>
-            <w:tcMar>
-              <w:top w:w="80" w:type="dxa"/>
-              <w:bottom w:w="80" w:type="dxa"/>
-              <w:left w:w="100" w:type="dxa"/>
-              <w:right w:w="100" w:type="dxa"/>
-            </w:tcMar>
-            <w:tcBorders>
-              <w:bottom w:val="single" w:sz="4" w:space="0" w:color="CBD5E1"/>
-            </w:tcBorders>
-          </w:tcPr>
-          <w:p>
-            <w:pPr>
-              <w:spacing w:after="0" w:line="276" w:lineRule="auto"/>
-              <w:jc w:val="left"/>
-            </w:pPr>
-            <w:r>
-              <w:rPr>
-                <w:rFonts w:ascii="Calibri" w:hAnsi="Calibri"/>
-                <w:color w:val="222222"/>
-                <w:sz w:val="19"/>
-              </w:rPr>
-              <w:t>TEXT</w:t>
-            </w:r>
-          </w:p>
-        </w:tc>
-        <w:tc>
-          <w:tcPr>
-            <w:tcW w:type="dxa" w:w="3600"/>
-            <w:shd w:fill="F8FAFC"/>
-            <w:tcMar>
-              <w:top w:w="80" w:type="dxa"/>
-              <w:bottom w:w="80" w:type="dxa"/>
-              <w:left w:w="100" w:type="dxa"/>
-              <w:right w:w="100" w:type="dxa"/>
-            </w:tcMar>
-            <w:tcBorders>
-              <w:bottom w:val="single" w:sz="4" w:space="0" w:color="CBD5E1"/>
-            </w:tcBorders>
-          </w:tcPr>
-          <w:p>
-            <w:pPr>
-              <w:spacing w:after="0" w:line="276" w:lineRule="auto"/>
-              <w:jc w:val="left"/>
-            </w:pPr>
-            <w:r>
-              <w:rPr>
-                <w:rFonts w:ascii="Calibri" w:hAnsi="Calibri"/>
-                <w:color w:val="222222"/>
-                <w:sz w:val="19"/>
-              </w:rPr>
-              <w:t>Marca, modelo y número económico</w:t>
-            </w:r>
-          </w:p>
-        </w:tc>
-      </w:tr>
-      <w:tr>
-        <w:tc>
-          <w:tcPr>
-            <w:tcW w:type="dxa" w:w="2592"/>
-            <w:shd w:fill="FFFFFF"/>
-            <w:tcMar>
-              <w:top w:w="80" w:type="dxa"/>
-              <w:bottom w:w="80" w:type="dxa"/>
-              <w:left w:w="100" w:type="dxa"/>
-              <w:right w:w="100" w:type="dxa"/>
-            </w:tcMar>
-            <w:tcBorders>
-              <w:bottom w:val="single" w:sz="4" w:space="0" w:color="CBD5E1"/>
-            </w:tcBorders>
-          </w:tcPr>
-          <w:p>
-            <w:pPr>
-              <w:spacing w:after="0" w:line="276" w:lineRule="auto"/>
-              <w:jc w:val="left"/>
-            </w:pPr>
-            <w:r>
-              <w:rPr>
-                <w:rFonts w:ascii="Calibri" w:hAnsi="Calibri"/>
-                <w:color w:val="222222"/>
-                <w:sz w:val="19"/>
-              </w:rPr>
-              <w:t>gasolina.consumos</w:t>
-            </w:r>
-          </w:p>
-        </w:tc>
-        <w:tc>
-          <w:tcPr>
-            <w:tcW w:type="dxa" w:w="1728"/>
-            <w:shd w:fill="FFFFFF"/>
-            <w:tcMar>
-              <w:top w:w="80" w:type="dxa"/>
-              <w:bottom w:w="80" w:type="dxa"/>
-              <w:left w:w="100" w:type="dxa"/>
-              <w:right w:w="100" w:type="dxa"/>
-            </w:tcMar>
-            <w:tcBorders>
-              <w:bottom w:val="single" w:sz="4" w:space="0" w:color="CBD5E1"/>
-            </w:tcBorders>
-          </w:tcPr>
-          <w:p>
-            <w:pPr>
-              <w:spacing w:after="0" w:line="276" w:lineRule="auto"/>
-              <w:jc w:val="left"/>
-            </w:pPr>
-            <w:r>
-              <w:rPr>
-                <w:rFonts w:ascii="Calibri" w:hAnsi="Calibri"/>
-                <w:color w:val="222222"/>
-                <w:sz w:val="19"/>
-              </w:rPr>
-              <w:t>conductor</w:t>
-            </w:r>
-          </w:p>
-        </w:tc>
-        <w:tc>
-          <w:tcPr>
-            <w:tcW w:type="dxa" w:w="1440"/>
-            <w:shd w:fill="FFFFFF"/>
-            <w:tcMar>
-              <w:top w:w="80" w:type="dxa"/>
-              <w:bottom w:w="80" w:type="dxa"/>
-              <w:left w:w="100" w:type="dxa"/>
-              <w:right w:w="100" w:type="dxa"/>
-            </w:tcMar>
-            <w:tcBorders>
-              <w:bottom w:val="single" w:sz="4" w:space="0" w:color="CBD5E1"/>
-            </w:tcBorders>
-          </w:tcPr>
-          <w:p>
-            <w:pPr>
-              <w:spacing w:after="0" w:line="276" w:lineRule="auto"/>
-              <w:jc w:val="left"/>
-            </w:pPr>
-            <w:r>
-              <w:rPr>
-                <w:rFonts w:ascii="Calibri" w:hAnsi="Calibri"/>
-                <w:color w:val="222222"/>
-                <w:sz w:val="19"/>
-              </w:rPr>
-              <w:t>TEXT</w:t>
-            </w:r>
-          </w:p>
-        </w:tc>
-        <w:tc>
-          <w:tcPr>
-            <w:tcW w:type="dxa" w:w="3600"/>
-            <w:shd w:fill="FFFFFF"/>
-            <w:tcMar>
-              <w:top w:w="80" w:type="dxa"/>
-              <w:bottom w:w="80" w:type="dxa"/>
-              <w:left w:w="100" w:type="dxa"/>
-              <w:right w:w="100" w:type="dxa"/>
-            </w:tcMar>
-            <w:tcBorders>
-              <w:bottom w:val="single" w:sz="4" w:space="0" w:color="CBD5E1"/>
-            </w:tcBorders>
-          </w:tcPr>
-          <w:p>
-            <w:pPr>
-              <w:spacing w:after="0" w:line="276" w:lineRule="auto"/>
-              <w:jc w:val="left"/>
-            </w:pPr>
-            <w:r>
-              <w:rPr>
-                <w:rFonts w:ascii="Calibri" w:hAnsi="Calibri"/>
-                <w:color w:val="222222"/>
-                <w:sz w:val="19"/>
-              </w:rPr>
-              <w:t>Conductor responsable asignado</w:t>
-            </w:r>
-          </w:p>
-        </w:tc>
-      </w:tr>
-      <w:tr>
-        <w:tc>
-          <w:tcPr>
-            <w:tcW w:type="dxa" w:w="2592"/>
-            <w:shd w:fill="F8FAFC"/>
-            <w:tcMar>
-              <w:top w:w="80" w:type="dxa"/>
-              <w:bottom w:w="80" w:type="dxa"/>
-              <w:left w:w="100" w:type="dxa"/>
-              <w:right w:w="100" w:type="dxa"/>
-            </w:tcMar>
-            <w:tcBorders>
-              <w:bottom w:val="single" w:sz="4" w:space="0" w:color="CBD5E1"/>
-            </w:tcBorders>
-          </w:tcPr>
-          <w:p>
-            <w:pPr>
-              <w:spacing w:after="0" w:line="276" w:lineRule="auto"/>
-              <w:jc w:val="left"/>
-            </w:pPr>
-            <w:r>
-              <w:rPr>
-                <w:rFonts w:ascii="Calibri" w:hAnsi="Calibri"/>
-                <w:color w:val="222222"/>
-                <w:sz w:val="19"/>
-              </w:rPr>
-              <w:t>gasolina.consumos</w:t>
-            </w:r>
-          </w:p>
-        </w:tc>
-        <w:tc>
-          <w:tcPr>
-            <w:tcW w:type="dxa" w:w="1728"/>
-            <w:shd w:fill="F8FAFC"/>
-            <w:tcMar>
-              <w:top w:w="80" w:type="dxa"/>
-              <w:bottom w:w="80" w:type="dxa"/>
-              <w:left w:w="100" w:type="dxa"/>
-              <w:right w:w="100" w:type="dxa"/>
-            </w:tcMar>
-            <w:tcBorders>
-              <w:bottom w:val="single" w:sz="4" w:space="0" w:color="CBD5E1"/>
-            </w:tcBorders>
-          </w:tcPr>
-          <w:p>
-            <w:pPr>
-              <w:spacing w:after="0" w:line="276" w:lineRule="auto"/>
-              <w:jc w:val="left"/>
-            </w:pPr>
-            <w:r>
-              <w:rPr>
-                <w:rFonts w:ascii="Calibri" w:hAnsi="Calibri"/>
-                <w:color w:val="222222"/>
-                <w:sz w:val="19"/>
-              </w:rPr>
-              <w:t>obra_destino</w:t>
-            </w:r>
-          </w:p>
-        </w:tc>
-        <w:tc>
-          <w:tcPr>
-            <w:tcW w:type="dxa" w:w="1440"/>
-            <w:shd w:fill="F8FAFC"/>
-            <w:tcMar>
-              <w:top w:w="80" w:type="dxa"/>
-              <w:bottom w:w="80" w:type="dxa"/>
-              <w:left w:w="100" w:type="dxa"/>
-              <w:right w:w="100" w:type="dxa"/>
-            </w:tcMar>
-            <w:tcBorders>
-              <w:bottom w:val="single" w:sz="4" w:space="0" w:color="CBD5E1"/>
-            </w:tcBorders>
-          </w:tcPr>
-          <w:p>
-            <w:pPr>
-              <w:spacing w:after="0" w:line="276" w:lineRule="auto"/>
-              <w:jc w:val="left"/>
-            </w:pPr>
-            <w:r>
-              <w:rPr>
-                <w:rFonts w:ascii="Calibri" w:hAnsi="Calibri"/>
-                <w:color w:val="222222"/>
-                <w:sz w:val="19"/>
-              </w:rPr>
-              <w:t>TEXT</w:t>
-            </w:r>
-          </w:p>
-        </w:tc>
-        <w:tc>
-          <w:tcPr>
-            <w:tcW w:type="dxa" w:w="3600"/>
-            <w:shd w:fill="F8FAFC"/>
-            <w:tcMar>
-              <w:top w:w="80" w:type="dxa"/>
-              <w:bottom w:w="80" w:type="dxa"/>
-              <w:left w:w="100" w:type="dxa"/>
-              <w:right w:w="100" w:type="dxa"/>
-            </w:tcMar>
-            <w:tcBorders>
-              <w:bottom w:val="single" w:sz="4" w:space="0" w:color="CBD5E1"/>
-            </w:tcBorders>
-          </w:tcPr>
-          <w:p>
-            <w:pPr>
-              <w:spacing w:after="0" w:line="276" w:lineRule="auto"/>
-              <w:jc w:val="left"/>
-            </w:pPr>
-            <w:r>
-              <w:rPr>
-                <w:rFonts w:ascii="Calibri" w:hAnsi="Calibri"/>
-                <w:color w:val="222222"/>
-                <w:sz w:val="19"/>
-              </w:rPr>
-              <w:t>Obra o centro de costo</w:t>
-            </w:r>
-          </w:p>
-        </w:tc>
-      </w:tr>
-      <w:tr>
-        <w:tc>
-          <w:tcPr>
-            <w:tcW w:type="dxa" w:w="2592"/>
-            <w:shd w:fill="FFFFFF"/>
-            <w:tcMar>
-              <w:top w:w="80" w:type="dxa"/>
-              <w:bottom w:w="80" w:type="dxa"/>
-              <w:left w:w="100" w:type="dxa"/>
-              <w:right w:w="100" w:type="dxa"/>
-            </w:tcMar>
-            <w:tcBorders>
-              <w:bottom w:val="single" w:sz="4" w:space="0" w:color="CBD5E1"/>
-            </w:tcBorders>
-          </w:tcPr>
-          <w:p>
-            <w:pPr>
-              <w:spacing w:after="0" w:line="276" w:lineRule="auto"/>
-              <w:jc w:val="left"/>
-            </w:pPr>
-            <w:r>
-              <w:rPr>
-                <w:rFonts w:ascii="Calibri" w:hAnsi="Calibri"/>
-                <w:color w:val="222222"/>
-                <w:sz w:val="19"/>
-              </w:rPr>
-              <w:t>gasolina.consumos</w:t>
-            </w:r>
-          </w:p>
-        </w:tc>
-        <w:tc>
-          <w:tcPr>
-            <w:tcW w:type="dxa" w:w="1728"/>
-            <w:shd w:fill="FFFFFF"/>
-            <w:tcMar>
-              <w:top w:w="80" w:type="dxa"/>
-              <w:bottom w:w="80" w:type="dxa"/>
-              <w:left w:w="100" w:type="dxa"/>
-              <w:right w:w="100" w:type="dxa"/>
-            </w:tcMar>
-            <w:tcBorders>
-              <w:bottom w:val="single" w:sz="4" w:space="0" w:color="CBD5E1"/>
-            </w:tcBorders>
-          </w:tcPr>
-          <w:p>
-            <w:pPr>
-              <w:spacing w:after="0" w:line="276" w:lineRule="auto"/>
-              <w:jc w:val="left"/>
-            </w:pPr>
-            <w:r>
-              <w:rPr>
-                <w:rFonts w:ascii="Calibri" w:hAnsi="Calibri"/>
-                <w:color w:val="222222"/>
-                <w:sz w:val="19"/>
-              </w:rPr>
-              <w:t>litros</w:t>
-            </w:r>
-          </w:p>
-        </w:tc>
-        <w:tc>
-          <w:tcPr>
-            <w:tcW w:type="dxa" w:w="1440"/>
-            <w:shd w:fill="FFFFFF"/>
-            <w:tcMar>
-              <w:top w:w="80" w:type="dxa"/>
-              <w:bottom w:w="80" w:type="dxa"/>
-              <w:left w:w="100" w:type="dxa"/>
-              <w:right w:w="100" w:type="dxa"/>
-            </w:tcMar>
-            <w:tcBorders>
-              <w:bottom w:val="single" w:sz="4" w:space="0" w:color="CBD5E1"/>
-            </w:tcBorders>
-          </w:tcPr>
-          <w:p>
-            <w:pPr>
-              <w:spacing w:after="0" w:line="276" w:lineRule="auto"/>
-              <w:jc w:val="left"/>
-            </w:pPr>
-            <w:r>
-              <w:rPr>
-                <w:rFonts w:ascii="Calibri" w:hAnsi="Calibri"/>
-                <w:color w:val="222222"/>
-                <w:sz w:val="19"/>
-              </w:rPr>
-              <w:t>NUMERIC(10,2)</w:t>
-            </w:r>
-          </w:p>
-        </w:tc>
-        <w:tc>
-          <w:tcPr>
-            <w:tcW w:type="dxa" w:w="3600"/>
-            <w:shd w:fill="FFFFFF"/>
-            <w:tcMar>
-              <w:top w:w="80" w:type="dxa"/>
-              <w:bottom w:w="80" w:type="dxa"/>
-              <w:left w:w="100" w:type="dxa"/>
-              <w:right w:w="100" w:type="dxa"/>
-            </w:tcMar>
-            <w:tcBorders>
-              <w:bottom w:val="single" w:sz="4" w:space="0" w:color="CBD5E1"/>
-            </w:tcBorders>
-          </w:tcPr>
-          <w:p>
-            <w:pPr>
-              <w:spacing w:after="0" w:line="276" w:lineRule="auto"/>
-              <w:jc w:val="left"/>
-            </w:pPr>
-            <w:r>
-              <w:rPr>
-                <w:rFonts w:ascii="Calibri" w:hAnsi="Calibri"/>
-                <w:color w:val="222222"/>
-                <w:sz w:val="19"/>
-              </w:rPr>
-              <w:t>NOT NULL. Litros despachados</w:t>
-            </w:r>
-          </w:p>
-        </w:tc>
-      </w:tr>
-      <w:tr>
-        <w:tc>
-          <w:tcPr>
-            <w:tcW w:type="dxa" w:w="2592"/>
-            <w:shd w:fill="F8FAFC"/>
-            <w:tcMar>
-              <w:top w:w="80" w:type="dxa"/>
-              <w:bottom w:w="80" w:type="dxa"/>
-              <w:left w:w="100" w:type="dxa"/>
-              <w:right w:w="100" w:type="dxa"/>
-            </w:tcMar>
-            <w:tcBorders>
-              <w:bottom w:val="single" w:sz="4" w:space="0" w:color="CBD5E1"/>
-            </w:tcBorders>
-          </w:tcPr>
-          <w:p>
-            <w:pPr>
-              <w:spacing w:after="0" w:line="276" w:lineRule="auto"/>
-              <w:jc w:val="left"/>
-            </w:pPr>
-            <w:r>
-              <w:rPr>
-                <w:rFonts w:ascii="Calibri" w:hAnsi="Calibri"/>
-                <w:color w:val="222222"/>
-                <w:sz w:val="19"/>
-              </w:rPr>
-              <w:t>gasolina.consumos</w:t>
-            </w:r>
-          </w:p>
-        </w:tc>
-        <w:tc>
-          <w:tcPr>
-            <w:tcW w:type="dxa" w:w="1728"/>
-            <w:shd w:fill="F8FAFC"/>
-            <w:tcMar>
-              <w:top w:w="80" w:type="dxa"/>
-              <w:bottom w:w="80" w:type="dxa"/>
-              <w:left w:w="100" w:type="dxa"/>
-              <w:right w:w="100" w:type="dxa"/>
-            </w:tcMar>
-            <w:tcBorders>
-              <w:bottom w:val="single" w:sz="4" w:space="0" w:color="CBD5E1"/>
-            </w:tcBorders>
-          </w:tcPr>
-          <w:p>
-            <w:pPr>
-              <w:spacing w:after="0" w:line="276" w:lineRule="auto"/>
-              <w:jc w:val="left"/>
-            </w:pPr>
-            <w:r>
-              <w:rPr>
-                <w:rFonts w:ascii="Calibri" w:hAnsi="Calibri"/>
-                <w:color w:val="222222"/>
-                <w:sz w:val="19"/>
-              </w:rPr>
-              <w:t>importe_total</w:t>
-            </w:r>
-          </w:p>
-        </w:tc>
-        <w:tc>
-          <w:tcPr>
-            <w:tcW w:type="dxa" w:w="1440"/>
-            <w:shd w:fill="F8FAFC"/>
-            <w:tcMar>
-              <w:top w:w="80" w:type="dxa"/>
-              <w:bottom w:w="80" w:type="dxa"/>
-              <w:left w:w="100" w:type="dxa"/>
-              <w:right w:w="100" w:type="dxa"/>
-            </w:tcMar>
-            <w:tcBorders>
-              <w:bottom w:val="single" w:sz="4" w:space="0" w:color="CBD5E1"/>
-            </w:tcBorders>
-          </w:tcPr>
-          <w:p>
-            <w:pPr>
-              <w:spacing w:after="0" w:line="276" w:lineRule="auto"/>
-              <w:jc w:val="left"/>
-            </w:pPr>
-            <w:r>
-              <w:rPr>
-                <w:rFonts w:ascii="Calibri" w:hAnsi="Calibri"/>
-                <w:color w:val="222222"/>
-                <w:sz w:val="19"/>
-              </w:rPr>
-              <w:t>NUMERIC(12,2)</w:t>
-            </w:r>
-          </w:p>
-        </w:tc>
-        <w:tc>
-          <w:tcPr>
-            <w:tcW w:type="dxa" w:w="3600"/>
-            <w:shd w:fill="F8FAFC"/>
-            <w:tcMar>
-              <w:top w:w="80" w:type="dxa"/>
-              <w:bottom w:w="80" w:type="dxa"/>
-              <w:left w:w="100" w:type="dxa"/>
-              <w:right w:w="100" w:type="dxa"/>
-            </w:tcMar>
-            <w:tcBorders>
-              <w:bottom w:val="single" w:sz="4" w:space="0" w:color="CBD5E1"/>
-            </w:tcBorders>
-          </w:tcPr>
-          <w:p>
-            <w:pPr>
-              <w:spacing w:after="0" w:line="276" w:lineRule="auto"/>
-              <w:jc w:val="left"/>
-            </w:pPr>
-            <w:r>
-              <w:rPr>
-                <w:rFonts w:ascii="Calibri" w:hAnsi="Calibri"/>
-                <w:color w:val="222222"/>
-                <w:sz w:val="19"/>
-              </w:rPr>
-              <w:t>NOT NULL. Importe cobrado</w:t>
-            </w:r>
-          </w:p>
-        </w:tc>
-      </w:tr>
-      <w:tr>
-        <w:tc>
-          <w:tcPr>
-            <w:tcW w:type="dxa" w:w="2592"/>
-            <w:shd w:fill="FFFFFF"/>
-            <w:tcMar>
-              <w:top w:w="80" w:type="dxa"/>
-              <w:bottom w:w="80" w:type="dxa"/>
-              <w:left w:w="100" w:type="dxa"/>
-              <w:right w:w="100" w:type="dxa"/>
-            </w:tcMar>
-            <w:tcBorders>
-              <w:bottom w:val="single" w:sz="4" w:space="0" w:color="CBD5E1"/>
-            </w:tcBorders>
-          </w:tcPr>
-          <w:p>
-            <w:pPr>
-              <w:spacing w:after="0" w:line="276" w:lineRule="auto"/>
-              <w:jc w:val="left"/>
-            </w:pPr>
-            <w:r>
-              <w:rPr>
-                <w:rFonts w:ascii="Calibri" w:hAnsi="Calibri"/>
-                <w:color w:val="222222"/>
-                <w:sz w:val="19"/>
-              </w:rPr>
-              <w:t>gasolina.autorizaciones_maestro</w:t>
-            </w:r>
-          </w:p>
-        </w:tc>
-        <w:tc>
-          <w:tcPr>
-            <w:tcW w:type="dxa" w:w="1728"/>
-            <w:shd w:fill="FFFFFF"/>
-            <w:tcMar>
-              <w:top w:w="80" w:type="dxa"/>
-              <w:bottom w:w="80" w:type="dxa"/>
-              <w:left w:w="100" w:type="dxa"/>
-              <w:right w:w="100" w:type="dxa"/>
-            </w:tcMar>
-            <w:tcBorders>
-              <w:bottom w:val="single" w:sz="4" w:space="0" w:color="CBD5E1"/>
-            </w:tcBorders>
-          </w:tcPr>
-          <w:p>
-            <w:pPr>
-              <w:spacing w:after="0" w:line="276" w:lineRule="auto"/>
-              <w:jc w:val="left"/>
-            </w:pPr>
-            <w:r>
-              <w:rPr>
-                <w:rFonts w:ascii="Calibri" w:hAnsi="Calibri"/>
-                <w:color w:val="222222"/>
-                <w:sz w:val="19"/>
-              </w:rPr>
-              <w:t>placa</w:t>
-            </w:r>
-          </w:p>
-        </w:tc>
-        <w:tc>
-          <w:tcPr>
-            <w:tcW w:type="dxa" w:w="1440"/>
-            <w:shd w:fill="FFFFFF"/>
-            <w:tcMar>
-              <w:top w:w="80" w:type="dxa"/>
-              <w:bottom w:w="80" w:type="dxa"/>
-              <w:left w:w="100" w:type="dxa"/>
-              <w:right w:w="100" w:type="dxa"/>
-            </w:tcMar>
-            <w:tcBorders>
-              <w:bottom w:val="single" w:sz="4" w:space="0" w:color="CBD5E1"/>
-            </w:tcBorders>
-          </w:tcPr>
-          <w:p>
-            <w:pPr>
-              <w:spacing w:after="0" w:line="276" w:lineRule="auto"/>
-              <w:jc w:val="left"/>
-            </w:pPr>
-            <w:r>
-              <w:rPr>
-                <w:rFonts w:ascii="Calibri" w:hAnsi="Calibri"/>
-                <w:color w:val="222222"/>
-                <w:sz w:val="19"/>
-              </w:rPr>
-              <w:t>TEXT</w:t>
-            </w:r>
-          </w:p>
-        </w:tc>
-        <w:tc>
-          <w:tcPr>
-            <w:tcW w:type="dxa" w:w="3600"/>
-            <w:shd w:fill="FFFFFF"/>
-            <w:tcMar>
-              <w:top w:w="80" w:type="dxa"/>
-              <w:bottom w:w="80" w:type="dxa"/>
-              <w:left w:w="100" w:type="dxa"/>
-              <w:right w:w="100" w:type="dxa"/>
-            </w:tcMar>
-            <w:tcBorders>
-              <w:bottom w:val="single" w:sz="4" w:space="0" w:color="CBD5E1"/>
-            </w:tcBorders>
-          </w:tcPr>
-          <w:p>
-            <w:pPr>
-              <w:spacing w:after="0" w:line="276" w:lineRule="auto"/>
-              <w:jc w:val="left"/>
-            </w:pPr>
-            <w:r>
-              <w:rPr>
-                <w:rFonts w:ascii="Calibri" w:hAnsi="Calibri"/>
-                <w:color w:val="222222"/>
-                <w:sz w:val="19"/>
-              </w:rPr>
-              <w:t>PRIMARY KEY. Utilizada para autocompletado 0ms</w:t>
-            </w:r>
-          </w:p>
-        </w:tc>
-      </w:tr>
-      <w:tr>
-        <w:tc>
-          <w:tcPr>
-            <w:tcW w:type="dxa" w:w="2592"/>
-            <w:shd w:fill="F8FAFC"/>
-            <w:tcMar>
-              <w:top w:w="80" w:type="dxa"/>
-              <w:bottom w:w="80" w:type="dxa"/>
-              <w:left w:w="100" w:type="dxa"/>
-              <w:right w:w="100" w:type="dxa"/>
-            </w:tcMar>
-            <w:tcBorders>
-              <w:bottom w:val="single" w:sz="4" w:space="0" w:color="CBD5E1"/>
-            </w:tcBorders>
-          </w:tcPr>
-          <w:p>
-            <w:pPr>
-              <w:spacing w:after="0" w:line="276" w:lineRule="auto"/>
-              <w:jc w:val="left"/>
-            </w:pPr>
-            <w:r>
-              <w:rPr>
-                <w:rFonts w:ascii="Calibri" w:hAnsi="Calibri"/>
-                <w:color w:val="222222"/>
-                <w:sz w:val="19"/>
-              </w:rPr>
-              <w:t>gasolina.autorizaciones_maestro</w:t>
-            </w:r>
-          </w:p>
-        </w:tc>
-        <w:tc>
-          <w:tcPr>
-            <w:tcW w:type="dxa" w:w="1728"/>
-            <w:shd w:fill="F8FAFC"/>
-            <w:tcMar>
-              <w:top w:w="80" w:type="dxa"/>
-              <w:bottom w:w="80" w:type="dxa"/>
-              <w:left w:w="100" w:type="dxa"/>
-              <w:right w:w="100" w:type="dxa"/>
-            </w:tcMar>
-            <w:tcBorders>
-              <w:bottom w:val="single" w:sz="4" w:space="0" w:color="CBD5E1"/>
-            </w:tcBorders>
-          </w:tcPr>
-          <w:p>
-            <w:pPr>
-              <w:spacing w:after="0" w:line="276" w:lineRule="auto"/>
-              <w:jc w:val="left"/>
-            </w:pPr>
-            <w:r>
-              <w:rPr>
-                <w:rFonts w:ascii="Calibri" w:hAnsi="Calibri"/>
-                <w:color w:val="222222"/>
-                <w:sz w:val="19"/>
-              </w:rPr>
-              <w:t>vehiculo</w:t>
-            </w:r>
-          </w:p>
-        </w:tc>
-        <w:tc>
-          <w:tcPr>
-            <w:tcW w:type="dxa" w:w="1440"/>
-            <w:shd w:fill="F8FAFC"/>
-            <w:tcMar>
-              <w:top w:w="80" w:type="dxa"/>
-              <w:bottom w:w="80" w:type="dxa"/>
-              <w:left w:w="100" w:type="dxa"/>
-              <w:right w:w="100" w:type="dxa"/>
-            </w:tcMar>
-            <w:tcBorders>
-              <w:bottom w:val="single" w:sz="4" w:space="0" w:color="CBD5E1"/>
-            </w:tcBorders>
-          </w:tcPr>
-          <w:p>
-            <w:pPr>
-              <w:spacing w:after="0" w:line="276" w:lineRule="auto"/>
-              <w:jc w:val="left"/>
-            </w:pPr>
-            <w:r>
-              <w:rPr>
-                <w:rFonts w:ascii="Calibri" w:hAnsi="Calibri"/>
-                <w:color w:val="222222"/>
-                <w:sz w:val="19"/>
-              </w:rPr>
-              <w:t>TEXT</w:t>
-            </w:r>
-          </w:p>
-        </w:tc>
-        <w:tc>
-          <w:tcPr>
-            <w:tcW w:type="dxa" w:w="3600"/>
-            <w:shd w:fill="F8FAFC"/>
-            <w:tcMar>
-              <w:top w:w="80" w:type="dxa"/>
-              <w:bottom w:w="80" w:type="dxa"/>
-              <w:left w:w="100" w:type="dxa"/>
-              <w:right w:w="100" w:type="dxa"/>
-            </w:tcMar>
-            <w:tcBorders>
-              <w:bottom w:val="single" w:sz="4" w:space="0" w:color="CBD5E1"/>
-            </w:tcBorders>
-          </w:tcPr>
-          <w:p>
-            <w:pPr>
-              <w:spacing w:after="0" w:line="276" w:lineRule="auto"/>
-              <w:jc w:val="left"/>
-            </w:pPr>
-            <w:r>
-              <w:rPr>
-                <w:rFonts w:ascii="Calibri" w:hAnsi="Calibri"/>
-                <w:color w:val="222222"/>
-                <w:sz w:val="19"/>
-              </w:rPr>
-              <w:t>Nombre registrado del vehículo</w:t>
-            </w:r>
-          </w:p>
-        </w:tc>
-      </w:tr>
-      <w:tr>
-        <w:tc>
-          <w:tcPr>
-            <w:tcW w:type="dxa" w:w="2592"/>
-            <w:shd w:fill="FFFFFF"/>
-            <w:tcMar>
-              <w:top w:w="80" w:type="dxa"/>
-              <w:bottom w:w="80" w:type="dxa"/>
-              <w:left w:w="100" w:type="dxa"/>
-              <w:right w:w="100" w:type="dxa"/>
-            </w:tcMar>
-            <w:tcBorders>
-              <w:bottom w:val="single" w:sz="4" w:space="0" w:color="CBD5E1"/>
-            </w:tcBorders>
-          </w:tcPr>
-          <w:p>
-            <w:pPr>
-              <w:spacing w:after="0" w:line="276" w:lineRule="auto"/>
-              <w:jc w:val="left"/>
-            </w:pPr>
-            <w:r>
-              <w:rPr>
-                <w:rFonts w:ascii="Calibri" w:hAnsi="Calibri"/>
-                <w:color w:val="222222"/>
-                <w:sz w:val="19"/>
-              </w:rPr>
-              <w:t>gasolina.autorizaciones_maestro</w:t>
-            </w:r>
-          </w:p>
-        </w:tc>
-        <w:tc>
-          <w:tcPr>
-            <w:tcW w:type="dxa" w:w="1728"/>
-            <w:shd w:fill="FFFFFF"/>
-            <w:tcMar>
-              <w:top w:w="80" w:type="dxa"/>
-              <w:bottom w:w="80" w:type="dxa"/>
-              <w:left w:w="100" w:type="dxa"/>
-              <w:right w:w="100" w:type="dxa"/>
-            </w:tcMar>
-            <w:tcBorders>
-              <w:bottom w:val="single" w:sz="4" w:space="0" w:color="CBD5E1"/>
-            </w:tcBorders>
-          </w:tcPr>
-          <w:p>
-            <w:pPr>
-              <w:spacing w:after="0" w:line="276" w:lineRule="auto"/>
-              <w:jc w:val="left"/>
-            </w:pPr>
-            <w:r>
-              <w:rPr>
-                <w:rFonts w:ascii="Calibri" w:hAnsi="Calibri"/>
-                <w:color w:val="222222"/>
-                <w:sz w:val="19"/>
-              </w:rPr>
-              <w:t>conductor</w:t>
-            </w:r>
-          </w:p>
-        </w:tc>
-        <w:tc>
-          <w:tcPr>
-            <w:tcW w:type="dxa" w:w="1440"/>
-            <w:shd w:fill="FFFFFF"/>
-            <w:tcMar>
-              <w:top w:w="80" w:type="dxa"/>
-              <w:bottom w:w="80" w:type="dxa"/>
-              <w:left w:w="100" w:type="dxa"/>
-              <w:right w:w="100" w:type="dxa"/>
-            </w:tcMar>
-            <w:tcBorders>
-              <w:bottom w:val="single" w:sz="4" w:space="0" w:color="CBD5E1"/>
-            </w:tcBorders>
-          </w:tcPr>
-          <w:p>
-            <w:pPr>
-              <w:spacing w:after="0" w:line="276" w:lineRule="auto"/>
-              <w:jc w:val="left"/>
-            </w:pPr>
-            <w:r>
-              <w:rPr>
-                <w:rFonts w:ascii="Calibri" w:hAnsi="Calibri"/>
-                <w:color w:val="222222"/>
-                <w:sz w:val="19"/>
-              </w:rPr>
-              <w:t>TEXT</w:t>
-            </w:r>
-          </w:p>
-        </w:tc>
-        <w:tc>
-          <w:tcPr>
-            <w:tcW w:type="dxa" w:w="3600"/>
-            <w:shd w:fill="FFFFFF"/>
-            <w:tcMar>
-              <w:top w:w="80" w:type="dxa"/>
-              <w:bottom w:w="80" w:type="dxa"/>
-              <w:left w:w="100" w:type="dxa"/>
-              <w:right w:w="100" w:type="dxa"/>
-            </w:tcMar>
-            <w:tcBorders>
-              <w:bottom w:val="single" w:sz="4" w:space="0" w:color="CBD5E1"/>
-            </w:tcBorders>
-          </w:tcPr>
-          <w:p>
-            <w:pPr>
-              <w:spacing w:after="0" w:line="276" w:lineRule="auto"/>
-              <w:jc w:val="left"/>
-            </w:pPr>
-            <w:r>
-              <w:rPr>
-                <w:rFonts w:ascii="Calibri" w:hAnsi="Calibri"/>
-                <w:color w:val="222222"/>
-                <w:sz w:val="19"/>
-              </w:rPr>
-              <w:t>Conductor habitual</w:t>
-            </w:r>
-          </w:p>
-        </w:tc>
-      </w:tr>
-      <w:tr>
-        <w:tc>
-          <w:tcPr>
-            <w:tcW w:type="dxa" w:w="2592"/>
-            <w:shd w:fill="F8FAFC"/>
-            <w:tcMar>
-              <w:top w:w="80" w:type="dxa"/>
-              <w:bottom w:w="80" w:type="dxa"/>
-              <w:left w:w="100" w:type="dxa"/>
-              <w:right w:w="100" w:type="dxa"/>
-            </w:tcMar>
-            <w:tcBorders>
-              <w:bottom w:val="single" w:sz="4" w:space="0" w:color="CBD5E1"/>
-            </w:tcBorders>
-          </w:tcPr>
-          <w:p>
-            <w:pPr>
-              <w:spacing w:after="0" w:line="276" w:lineRule="auto"/>
-              <w:jc w:val="left"/>
-            </w:pPr>
-            <w:r>
-              <w:rPr>
-                <w:rFonts w:ascii="Calibri" w:hAnsi="Calibri"/>
-                <w:color w:val="222222"/>
-                <w:sz w:val="19"/>
-              </w:rPr>
-              <w:t>gasolina.autorizaciones_maestro</w:t>
-            </w:r>
-          </w:p>
-        </w:tc>
-        <w:tc>
-          <w:tcPr>
-            <w:tcW w:type="dxa" w:w="1728"/>
-            <w:shd w:fill="F8FAFC"/>
-            <w:tcMar>
-              <w:top w:w="80" w:type="dxa"/>
-              <w:bottom w:w="80" w:type="dxa"/>
-              <w:left w:w="100" w:type="dxa"/>
-              <w:right w:w="100" w:type="dxa"/>
-            </w:tcMar>
-            <w:tcBorders>
-              <w:bottom w:val="single" w:sz="4" w:space="0" w:color="CBD5E1"/>
-            </w:tcBorders>
-          </w:tcPr>
-          <w:p>
-            <w:pPr>
-              <w:spacing w:after="0" w:line="276" w:lineRule="auto"/>
-              <w:jc w:val="left"/>
-            </w:pPr>
-            <w:r>
-              <w:rPr>
-                <w:rFonts w:ascii="Calibri" w:hAnsi="Calibri"/>
-                <w:color w:val="222222"/>
-                <w:sz w:val="19"/>
-              </w:rPr>
-              <w:t>obra_asignada</w:t>
-            </w:r>
-          </w:p>
-        </w:tc>
-        <w:tc>
-          <w:tcPr>
-            <w:tcW w:type="dxa" w:w="1440"/>
-            <w:shd w:fill="F8FAFC"/>
-            <w:tcMar>
-              <w:top w:w="80" w:type="dxa"/>
-              <w:bottom w:w="80" w:type="dxa"/>
-              <w:left w:w="100" w:type="dxa"/>
-              <w:right w:w="100" w:type="dxa"/>
-            </w:tcMar>
-            <w:tcBorders>
-              <w:bottom w:val="single" w:sz="4" w:space="0" w:color="CBD5E1"/>
-            </w:tcBorders>
-          </w:tcPr>
-          <w:p>
-            <w:pPr>
-              <w:spacing w:after="0" w:line="276" w:lineRule="auto"/>
-              <w:jc w:val="left"/>
-            </w:pPr>
-            <w:r>
-              <w:rPr>
-                <w:rFonts w:ascii="Calibri" w:hAnsi="Calibri"/>
-                <w:color w:val="222222"/>
-                <w:sz w:val="19"/>
-              </w:rPr>
-              <w:t>TEXT</w:t>
-            </w:r>
-          </w:p>
-        </w:tc>
-        <w:tc>
-          <w:tcPr>
-            <w:tcW w:type="dxa" w:w="3600"/>
-            <w:shd w:fill="F8FAFC"/>
-            <w:tcMar>
-              <w:top w:w="80" w:type="dxa"/>
-              <w:bottom w:w="80" w:type="dxa"/>
-              <w:left w:w="100" w:type="dxa"/>
-              <w:right w:w="100" w:type="dxa"/>
-            </w:tcMar>
-            <w:tcBorders>
-              <w:bottom w:val="single" w:sz="4" w:space="0" w:color="CBD5E1"/>
-            </w:tcBorders>
-          </w:tcPr>
-          <w:p>
-            <w:pPr>
-              <w:spacing w:after="0" w:line="276" w:lineRule="auto"/>
-              <w:jc w:val="left"/>
-            </w:pPr>
-            <w:r>
-              <w:rPr>
-                <w:rFonts w:ascii="Calibri" w:hAnsi="Calibri"/>
-                <w:color w:val="222222"/>
-                <w:sz w:val="19"/>
-              </w:rPr>
-              <w:t>Obra por defecto</w:t>
-            </w:r>
-          </w:p>
-        </w:tc>
-      </w:tr>
-    </w:tbl>
-    <w:p>
-      <w:pPr>
-        <w:spacing w:after="120"/>
-      </w:pPr>
-    </w:p>
-    <w:p>
-      <w:pPr>
-        <w:keepNext/>
-        <w:spacing w:before="200" w:after="80"/>
-      </w:pPr>
-      <w:r>
-        <w:rPr>
-          <w:rFonts w:ascii="Calibri" w:hAnsi="Calibri"/>
-          <w:b/>
-          <w:color w:val="1B365D"/>
-          <w:sz w:val="22"/>
-        </w:rPr>
-        <w:t>C) Esquema Catálogos y Auditoría (`catalogos`)</w:t>
-      </w:r>
-    </w:p>
-    <w:p>
-      <w:pPr>
-        <w:spacing w:after="120" w:line="276" w:lineRule="auto"/>
-      </w:pPr>
-      <w:r>
-        <w:rPr>
-          <w:color w:val="222222"/>
-        </w:rPr>
-        <w:t>Mantiene el padrón maestro corporativo y la bitácora inalterable de cambios.</w:t>
-      </w:r>
-    </w:p>
-    <w:tbl>
-      <w:tblPr>
-        <w:tblW w:type="auto" w:w="0"/>
-        <w:jc w:val="center"/>
-        <w:tblLayout w:type="fixed"/>
-        <w:tblLook w:firstColumn="1" w:firstRow="1" w:lastColumn="0" w:lastRow="0" w:noHBand="0" w:noVBand="1" w:val="04A0"/>
-      </w:tblPr>
-      <w:tblGrid>
-        <w:gridCol w:w="2340"/>
-        <w:gridCol w:w="2340"/>
-        <w:gridCol w:w="2340"/>
-        <w:gridCol w:w="2340"/>
-      </w:tblGrid>
-      <w:tr>
-        <w:tc>
-          <w:tcPr>
-            <w:tcW w:type="dxa" w:w="2592"/>
-            <w:shd w:fill="1B365D"/>
-            <w:tcMar>
-              <w:top w:w="120" w:type="dxa"/>
-              <w:bottom w:w="120" w:type="dxa"/>
-              <w:left w:w="120" w:type="dxa"/>
-              <w:right w:w="120" w:type="dxa"/>
-            </w:tcMar>
-            <w:tcBorders>
-              <w:bottom w:val="single" w:sz="12" w:space="0" w:color="1B365D"/>
-            </w:tcBorders>
-          </w:tcPr>
-          <w:p>
-            <w:pPr>
-              <w:spacing w:after="0"/>
-              <w:jc w:val="left"/>
-            </w:pPr>
-            <w:r>
-              <w:rPr>
-                <w:rFonts w:ascii="Segoe UI" w:hAnsi="Segoe UI"/>
-                <w:b/>
-                <w:color w:val="FFFFFF"/>
-                <w:sz w:val="20"/>
-              </w:rPr>
-              <w:t>Nombre de Tabla</w:t>
-            </w:r>
-          </w:p>
-        </w:tc>
-        <w:tc>
-          <w:tcPr>
-            <w:tcW w:type="dxa" w:w="1728"/>
-            <w:shd w:fill="1B365D"/>
-            <w:tcMar>
-              <w:top w:w="120" w:type="dxa"/>
-              <w:bottom w:w="120" w:type="dxa"/>
-              <w:left w:w="120" w:type="dxa"/>
-              <w:right w:w="120" w:type="dxa"/>
-            </w:tcMar>
-            <w:tcBorders>
-              <w:bottom w:val="single" w:sz="12" w:space="0" w:color="1B365D"/>
-            </w:tcBorders>
-          </w:tcPr>
-          <w:p>
-            <w:pPr>
-              <w:spacing w:after="0"/>
-              <w:jc w:val="left"/>
-            </w:pPr>
-            <w:r>
-              <w:rPr>
-                <w:rFonts w:ascii="Segoe UI" w:hAnsi="Segoe UI"/>
-                <w:b/>
-                <w:color w:val="FFFFFF"/>
-                <w:sz w:val="20"/>
-              </w:rPr>
-              <w:t>Columna / Campo</w:t>
-            </w:r>
-          </w:p>
-        </w:tc>
-        <w:tc>
-          <w:tcPr>
-            <w:tcW w:type="dxa" w:w="1440"/>
-            <w:shd w:fill="1B365D"/>
-            <w:tcMar>
-              <w:top w:w="120" w:type="dxa"/>
-              <w:bottom w:w="120" w:type="dxa"/>
-              <w:left w:w="120" w:type="dxa"/>
-              <w:right w:w="120" w:type="dxa"/>
-            </w:tcMar>
-            <w:tcBorders>
-              <w:bottom w:val="single" w:sz="12" w:space="0" w:color="1B365D"/>
-            </w:tcBorders>
-          </w:tcPr>
-          <w:p>
-            <w:pPr>
-              <w:spacing w:after="0"/>
-              <w:jc w:val="left"/>
-            </w:pPr>
-            <w:r>
-              <w:rPr>
-                <w:rFonts w:ascii="Segoe UI" w:hAnsi="Segoe UI"/>
-                <w:b/>
-                <w:color w:val="FFFFFF"/>
-                <w:sz w:val="20"/>
-              </w:rPr>
-              <w:t>Tipo de Dato</w:t>
-            </w:r>
-          </w:p>
-        </w:tc>
-        <w:tc>
-          <w:tcPr>
-            <w:tcW w:type="dxa" w:w="3600"/>
-            <w:shd w:fill="1B365D"/>
-            <w:tcMar>
-              <w:top w:w="120" w:type="dxa"/>
-              <w:bottom w:w="120" w:type="dxa"/>
-              <w:left w:w="120" w:type="dxa"/>
-              <w:right w:w="120" w:type="dxa"/>
-            </w:tcMar>
-            <w:tcBorders>
-              <w:bottom w:val="single" w:sz="12" w:space="0" w:color="1B365D"/>
-            </w:tcBorders>
-          </w:tcPr>
-          <w:p>
-            <w:pPr>
-              <w:spacing w:after="0"/>
-              <w:jc w:val="left"/>
-            </w:pPr>
-            <w:r>
-              <w:rPr>
-                <w:rFonts w:ascii="Segoe UI" w:hAnsi="Segoe UI"/>
-                <w:b/>
-                <w:color w:val="FFFFFF"/>
-                <w:sz w:val="20"/>
-              </w:rPr>
-              <w:t>Restricciones / Descripción</w:t>
-            </w:r>
-          </w:p>
-        </w:tc>
-      </w:tr>
-      <w:tr>
-        <w:tc>
-          <w:tcPr>
-            <w:tcW w:type="dxa" w:w="2592"/>
-            <w:shd w:fill="FFFFFF"/>
-            <w:tcMar>
-              <w:top w:w="80" w:type="dxa"/>
-              <w:bottom w:w="80" w:type="dxa"/>
-              <w:left w:w="100" w:type="dxa"/>
-              <w:right w:w="100" w:type="dxa"/>
-            </w:tcMar>
-            <w:tcBorders>
-              <w:bottom w:val="single" w:sz="4" w:space="0" w:color="CBD5E1"/>
-            </w:tcBorders>
-          </w:tcPr>
-          <w:p>
-            <w:pPr>
-              <w:spacing w:after="0" w:line="276" w:lineRule="auto"/>
-              <w:jc w:val="left"/>
-            </w:pPr>
-            <w:r>
-              <w:rPr>
-                <w:rFonts w:ascii="Calibri" w:hAnsi="Calibri"/>
-                <w:color w:val="222222"/>
-                <w:sz w:val="19"/>
-              </w:rPr>
-              <w:t>catalogos.responsables</w:t>
-            </w:r>
-          </w:p>
-        </w:tc>
-        <w:tc>
-          <w:tcPr>
-            <w:tcW w:type="dxa" w:w="1728"/>
-            <w:shd w:fill="FFFFFF"/>
-            <w:tcMar>
-              <w:top w:w="80" w:type="dxa"/>
-              <w:bottom w:w="80" w:type="dxa"/>
-              <w:left w:w="100" w:type="dxa"/>
-              <w:right w:w="100" w:type="dxa"/>
-            </w:tcMar>
-            <w:tcBorders>
-              <w:bottom w:val="single" w:sz="4" w:space="0" w:color="CBD5E1"/>
-            </w:tcBorders>
-          </w:tcPr>
-          <w:p>
-            <w:pPr>
-              <w:spacing w:after="0" w:line="276" w:lineRule="auto"/>
-              <w:jc w:val="left"/>
-            </w:pPr>
-            <w:r>
-              <w:rPr>
-                <w:rFonts w:ascii="Calibri" w:hAnsi="Calibri"/>
-                <w:color w:val="222222"/>
-                <w:sz w:val="19"/>
-              </w:rPr>
-              <w:t>id</w:t>
-            </w:r>
-          </w:p>
-        </w:tc>
-        <w:tc>
-          <w:tcPr>
-            <w:tcW w:type="dxa" w:w="1440"/>
-            <w:shd w:fill="FFFFFF"/>
-            <w:tcMar>
-              <w:top w:w="80" w:type="dxa"/>
-              <w:bottom w:w="80" w:type="dxa"/>
-              <w:left w:w="100" w:type="dxa"/>
-              <w:right w:w="100" w:type="dxa"/>
-            </w:tcMar>
-            <w:tcBorders>
-              <w:bottom w:val="single" w:sz="4" w:space="0" w:color="CBD5E1"/>
-            </w:tcBorders>
-          </w:tcPr>
-          <w:p>
-            <w:pPr>
-              <w:spacing w:after="0" w:line="276" w:lineRule="auto"/>
-              <w:jc w:val="left"/>
-            </w:pPr>
-            <w:r>
-              <w:rPr>
-                <w:rFonts w:ascii="Calibri" w:hAnsi="Calibri"/>
-                <w:color w:val="222222"/>
-                <w:sz w:val="19"/>
-              </w:rPr>
-              <w:t>INTEGER</w:t>
-            </w:r>
-          </w:p>
-        </w:tc>
-        <w:tc>
-          <w:tcPr>
-            <w:tcW w:type="dxa" w:w="3600"/>
-            <w:shd w:fill="FFFFFF"/>
-            <w:tcMar>
-              <w:top w:w="80" w:type="dxa"/>
-              <w:bottom w:w="80" w:type="dxa"/>
-              <w:left w:w="100" w:type="dxa"/>
-              <w:right w:w="100" w:type="dxa"/>
-            </w:tcMar>
-            <w:tcBorders>
-              <w:bottom w:val="single" w:sz="4" w:space="0" w:color="CBD5E1"/>
-            </w:tcBorders>
-          </w:tcPr>
-          <w:p>
-            <w:pPr>
-              <w:spacing w:after="0" w:line="276" w:lineRule="auto"/>
-              <w:jc w:val="left"/>
-            </w:pPr>
-            <w:r>
-              <w:rPr>
-                <w:rFonts w:ascii="Calibri" w:hAnsi="Calibri"/>
-                <w:color w:val="222222"/>
-                <w:sz w:val="19"/>
-              </w:rPr>
-              <w:t>PRIMARY KEY, AUTOINCREMENT</w:t>
-            </w:r>
-          </w:p>
-        </w:tc>
-      </w:tr>
-      <w:tr>
-        <w:tc>
-          <w:tcPr>
-            <w:tcW w:type="dxa" w:w="2592"/>
-            <w:shd w:fill="F8FAFC"/>
-            <w:tcMar>
-              <w:top w:w="80" w:type="dxa"/>
-              <w:bottom w:w="80" w:type="dxa"/>
-              <w:left w:w="100" w:type="dxa"/>
-              <w:right w:w="100" w:type="dxa"/>
-            </w:tcMar>
-            <w:tcBorders>
-              <w:bottom w:val="single" w:sz="4" w:space="0" w:color="CBD5E1"/>
-            </w:tcBorders>
-          </w:tcPr>
-          <w:p>
-            <w:pPr>
-              <w:spacing w:after="0" w:line="276" w:lineRule="auto"/>
-              <w:jc w:val="left"/>
-            </w:pPr>
-            <w:r>
-              <w:rPr>
-                <w:rFonts w:ascii="Calibri" w:hAnsi="Calibri"/>
-                <w:color w:val="222222"/>
-                <w:sz w:val="19"/>
-              </w:rPr>
-              <w:t>catalogos.responsables</w:t>
-            </w:r>
-          </w:p>
-        </w:tc>
-        <w:tc>
-          <w:tcPr>
-            <w:tcW w:type="dxa" w:w="1728"/>
-            <w:shd w:fill="F8FAFC"/>
-            <w:tcMar>
-              <w:top w:w="80" w:type="dxa"/>
-              <w:bottom w:w="80" w:type="dxa"/>
-              <w:left w:w="100" w:type="dxa"/>
-              <w:right w:w="100" w:type="dxa"/>
-            </w:tcMar>
-            <w:tcBorders>
-              <w:bottom w:val="single" w:sz="4" w:space="0" w:color="CBD5E1"/>
-            </w:tcBorders>
-          </w:tcPr>
-          <w:p>
-            <w:pPr>
-              <w:spacing w:after="0" w:line="276" w:lineRule="auto"/>
-              <w:jc w:val="left"/>
-            </w:pPr>
-            <w:r>
-              <w:rPr>
-                <w:rFonts w:ascii="Calibri" w:hAnsi="Calibri"/>
-                <w:color w:val="222222"/>
-                <w:sz w:val="19"/>
-              </w:rPr>
-              <w:t>nombre</w:t>
-            </w:r>
-          </w:p>
-        </w:tc>
-        <w:tc>
-          <w:tcPr>
-            <w:tcW w:type="dxa" w:w="1440"/>
-            <w:shd w:fill="F8FAFC"/>
-            <w:tcMar>
-              <w:top w:w="80" w:type="dxa"/>
-              <w:bottom w:w="80" w:type="dxa"/>
-              <w:left w:w="100" w:type="dxa"/>
-              <w:right w:w="100" w:type="dxa"/>
-            </w:tcMar>
-            <w:tcBorders>
-              <w:bottom w:val="single" w:sz="4" w:space="0" w:color="CBD5E1"/>
-            </w:tcBorders>
-          </w:tcPr>
-          <w:p>
-            <w:pPr>
-              <w:spacing w:after="0" w:line="276" w:lineRule="auto"/>
-              <w:jc w:val="left"/>
-            </w:pPr>
-            <w:r>
-              <w:rPr>
-                <w:rFonts w:ascii="Calibri" w:hAnsi="Calibri"/>
-                <w:color w:val="222222"/>
-                <w:sz w:val="19"/>
-              </w:rPr>
-              <w:t>TEXT</w:t>
-            </w:r>
-          </w:p>
-        </w:tc>
-        <w:tc>
-          <w:tcPr>
-            <w:tcW w:type="dxa" w:w="3600"/>
-            <w:shd w:fill="F8FAFC"/>
-            <w:tcMar>
-              <w:top w:w="80" w:type="dxa"/>
-              <w:bottom w:w="80" w:type="dxa"/>
-              <w:left w:w="100" w:type="dxa"/>
-              <w:right w:w="100" w:type="dxa"/>
-            </w:tcMar>
-            <w:tcBorders>
-              <w:bottom w:val="single" w:sz="4" w:space="0" w:color="CBD5E1"/>
-            </w:tcBorders>
-          </w:tcPr>
-          <w:p>
-            <w:pPr>
-              <w:spacing w:after="0" w:line="276" w:lineRule="auto"/>
-              <w:jc w:val="left"/>
-            </w:pPr>
-            <w:r>
-              <w:rPr>
-                <w:rFonts w:ascii="Calibri" w:hAnsi="Calibri"/>
-                <w:color w:val="222222"/>
-                <w:sz w:val="19"/>
-              </w:rPr>
-              <w:t>NOT NULL, UNIQUE. Nombre del Ingeniero</w:t>
-            </w:r>
-          </w:p>
-        </w:tc>
-      </w:tr>
-      <w:tr>
-        <w:tc>
-          <w:tcPr>
-            <w:tcW w:type="dxa" w:w="2592"/>
-            <w:shd w:fill="FFFFFF"/>
-            <w:tcMar>
-              <w:top w:w="80" w:type="dxa"/>
-              <w:bottom w:w="80" w:type="dxa"/>
-              <w:left w:w="100" w:type="dxa"/>
-              <w:right w:w="100" w:type="dxa"/>
-            </w:tcMar>
-            <w:tcBorders>
-              <w:bottom w:val="single" w:sz="4" w:space="0" w:color="CBD5E1"/>
-            </w:tcBorders>
-          </w:tcPr>
-          <w:p>
-            <w:pPr>
-              <w:spacing w:after="0" w:line="276" w:lineRule="auto"/>
-              <w:jc w:val="left"/>
-            </w:pPr>
-            <w:r>
-              <w:rPr>
-                <w:rFonts w:ascii="Calibri" w:hAnsi="Calibri"/>
-                <w:color w:val="222222"/>
-                <w:sz w:val="19"/>
-              </w:rPr>
-              <w:t>catalogos.responsables</w:t>
-            </w:r>
-          </w:p>
-        </w:tc>
-        <w:tc>
-          <w:tcPr>
-            <w:tcW w:type="dxa" w:w="1728"/>
-            <w:shd w:fill="FFFFFF"/>
-            <w:tcMar>
-              <w:top w:w="80" w:type="dxa"/>
-              <w:bottom w:w="80" w:type="dxa"/>
-              <w:left w:w="100" w:type="dxa"/>
-              <w:right w:w="100" w:type="dxa"/>
-            </w:tcMar>
-            <w:tcBorders>
-              <w:bottom w:val="single" w:sz="4" w:space="0" w:color="CBD5E1"/>
-            </w:tcBorders>
-          </w:tcPr>
-          <w:p>
-            <w:pPr>
-              <w:spacing w:after="0" w:line="276" w:lineRule="auto"/>
-              <w:jc w:val="left"/>
-            </w:pPr>
-            <w:r>
-              <w:rPr>
-                <w:rFonts w:ascii="Calibri" w:hAnsi="Calibri"/>
-                <w:color w:val="222222"/>
-                <w:sz w:val="19"/>
-              </w:rPr>
-              <w:t>dias_trabajados</w:t>
-            </w:r>
-          </w:p>
-        </w:tc>
-        <w:tc>
-          <w:tcPr>
-            <w:tcW w:type="dxa" w:w="1440"/>
-            <w:shd w:fill="FFFFFF"/>
-            <w:tcMar>
-              <w:top w:w="80" w:type="dxa"/>
-              <w:bottom w:w="80" w:type="dxa"/>
-              <w:left w:w="100" w:type="dxa"/>
-              <w:right w:w="100" w:type="dxa"/>
-            </w:tcMar>
-            <w:tcBorders>
-              <w:bottom w:val="single" w:sz="4" w:space="0" w:color="CBD5E1"/>
-            </w:tcBorders>
-          </w:tcPr>
-          <w:p>
-            <w:pPr>
-              <w:spacing w:after="0" w:line="276" w:lineRule="auto"/>
-              <w:jc w:val="left"/>
-            </w:pPr>
-            <w:r>
-              <w:rPr>
-                <w:rFonts w:ascii="Calibri" w:hAnsi="Calibri"/>
-                <w:color w:val="222222"/>
-                <w:sz w:val="19"/>
-              </w:rPr>
-              <w:t>INTEGER</w:t>
-            </w:r>
-          </w:p>
-        </w:tc>
-        <w:tc>
-          <w:tcPr>
-            <w:tcW w:type="dxa" w:w="3600"/>
-            <w:shd w:fill="FFFFFF"/>
-            <w:tcMar>
-              <w:top w:w="80" w:type="dxa"/>
-              <w:bottom w:w="80" w:type="dxa"/>
-              <w:left w:w="100" w:type="dxa"/>
-              <w:right w:w="100" w:type="dxa"/>
-            </w:tcMar>
-            <w:tcBorders>
-              <w:bottom w:val="single" w:sz="4" w:space="0" w:color="CBD5E1"/>
-            </w:tcBorders>
-          </w:tcPr>
-          <w:p>
-            <w:pPr>
-              <w:spacing w:after="0" w:line="276" w:lineRule="auto"/>
-              <w:jc w:val="left"/>
-            </w:pPr>
-            <w:r>
-              <w:rPr>
-                <w:rFonts w:ascii="Calibri" w:hAnsi="Calibri"/>
-                <w:color w:val="222222"/>
-                <w:sz w:val="19"/>
-              </w:rPr>
-              <w:t>NOT NULL. Regla de negocio (6 ó 5 Días)</w:t>
-            </w:r>
-          </w:p>
-        </w:tc>
-      </w:tr>
-      <w:tr>
-        <w:tc>
-          <w:tcPr>
-            <w:tcW w:type="dxa" w:w="2592"/>
-            <w:shd w:fill="F8FAFC"/>
-            <w:tcMar>
-              <w:top w:w="80" w:type="dxa"/>
-              <w:bottom w:w="80" w:type="dxa"/>
-              <w:left w:w="100" w:type="dxa"/>
-              <w:right w:w="100" w:type="dxa"/>
-            </w:tcMar>
-            <w:tcBorders>
-              <w:bottom w:val="single" w:sz="4" w:space="0" w:color="CBD5E1"/>
-            </w:tcBorders>
-          </w:tcPr>
-          <w:p>
-            <w:pPr>
-              <w:spacing w:after="0" w:line="276" w:lineRule="auto"/>
-              <w:jc w:val="left"/>
-            </w:pPr>
-            <w:r>
-              <w:rPr>
-                <w:rFonts w:ascii="Calibri" w:hAnsi="Calibri"/>
-                <w:color w:val="222222"/>
-                <w:sz w:val="19"/>
-              </w:rPr>
-              <w:t>catalogos.responsables</w:t>
-            </w:r>
-          </w:p>
-        </w:tc>
-        <w:tc>
-          <w:tcPr>
-            <w:tcW w:type="dxa" w:w="1728"/>
-            <w:shd w:fill="F8FAFC"/>
-            <w:tcMar>
-              <w:top w:w="80" w:type="dxa"/>
-              <w:bottom w:w="80" w:type="dxa"/>
-              <w:left w:w="100" w:type="dxa"/>
-              <w:right w:w="100" w:type="dxa"/>
-            </w:tcMar>
-            <w:tcBorders>
-              <w:bottom w:val="single" w:sz="4" w:space="0" w:color="CBD5E1"/>
-            </w:tcBorders>
-          </w:tcPr>
-          <w:p>
-            <w:pPr>
-              <w:spacing w:after="0" w:line="276" w:lineRule="auto"/>
-              <w:jc w:val="left"/>
-            </w:pPr>
-            <w:r>
-              <w:rPr>
-                <w:rFonts w:ascii="Calibri" w:hAnsi="Calibri"/>
-                <w:color w:val="222222"/>
-                <w:sz w:val="19"/>
-              </w:rPr>
-              <w:t>autorizado_diario</w:t>
-            </w:r>
-          </w:p>
-        </w:tc>
-        <w:tc>
-          <w:tcPr>
-            <w:tcW w:type="dxa" w:w="1440"/>
-            <w:shd w:fill="F8FAFC"/>
-            <w:tcMar>
-              <w:top w:w="80" w:type="dxa"/>
-              <w:bottom w:w="80" w:type="dxa"/>
-              <w:left w:w="100" w:type="dxa"/>
-              <w:right w:w="100" w:type="dxa"/>
-            </w:tcMar>
-            <w:tcBorders>
-              <w:bottom w:val="single" w:sz="4" w:space="0" w:color="CBD5E1"/>
-            </w:tcBorders>
-          </w:tcPr>
-          <w:p>
-            <w:pPr>
-              <w:spacing w:after="0" w:line="276" w:lineRule="auto"/>
-              <w:jc w:val="left"/>
-            </w:pPr>
-            <w:r>
-              <w:rPr>
-                <w:rFonts w:ascii="Calibri" w:hAnsi="Calibri"/>
-                <w:color w:val="222222"/>
-                <w:sz w:val="19"/>
-              </w:rPr>
-              <w:t>NUMERIC(10,2)</w:t>
-            </w:r>
-          </w:p>
-        </w:tc>
-        <w:tc>
-          <w:tcPr>
-            <w:tcW w:type="dxa" w:w="3600"/>
-            <w:shd w:fill="F8FAFC"/>
-            <w:tcMar>
-              <w:top w:w="80" w:type="dxa"/>
-              <w:bottom w:w="80" w:type="dxa"/>
-              <w:left w:w="100" w:type="dxa"/>
-              <w:right w:w="100" w:type="dxa"/>
-            </w:tcMar>
-            <w:tcBorders>
-              <w:bottom w:val="single" w:sz="4" w:space="0" w:color="CBD5E1"/>
-            </w:tcBorders>
-          </w:tcPr>
-          <w:p>
-            <w:pPr>
-              <w:spacing w:after="0" w:line="276" w:lineRule="auto"/>
-              <w:jc w:val="left"/>
-            </w:pPr>
-            <w:r>
-              <w:rPr>
-                <w:rFonts w:ascii="Calibri" w:hAnsi="Calibri"/>
-                <w:color w:val="222222"/>
-                <w:sz w:val="19"/>
-              </w:rPr>
-              <w:t>NOT NULL. Cuota diaria en Litros</w:t>
-            </w:r>
-          </w:p>
-        </w:tc>
-      </w:tr>
-      <w:tr>
-        <w:tc>
-          <w:tcPr>
-            <w:tcW w:type="dxa" w:w="2592"/>
-            <w:shd w:fill="FFFFFF"/>
-            <w:tcMar>
-              <w:top w:w="80" w:type="dxa"/>
-              <w:bottom w:w="80" w:type="dxa"/>
-              <w:left w:w="100" w:type="dxa"/>
-              <w:right w:w="100" w:type="dxa"/>
-            </w:tcMar>
-            <w:tcBorders>
-              <w:bottom w:val="single" w:sz="4" w:space="0" w:color="CBD5E1"/>
-            </w:tcBorders>
-          </w:tcPr>
-          <w:p>
-            <w:pPr>
-              <w:spacing w:after="0" w:line="276" w:lineRule="auto"/>
-              <w:jc w:val="left"/>
-            </w:pPr>
-            <w:r>
-              <w:rPr>
-                <w:rFonts w:ascii="Calibri" w:hAnsi="Calibri"/>
-                <w:color w:val="222222"/>
-                <w:sz w:val="19"/>
-              </w:rPr>
-              <w:t>catalogos.obras</w:t>
-            </w:r>
-          </w:p>
-        </w:tc>
-        <w:tc>
-          <w:tcPr>
-            <w:tcW w:type="dxa" w:w="1728"/>
-            <w:shd w:fill="FFFFFF"/>
-            <w:tcMar>
-              <w:top w:w="80" w:type="dxa"/>
-              <w:bottom w:w="80" w:type="dxa"/>
-              <w:left w:w="100" w:type="dxa"/>
-              <w:right w:w="100" w:type="dxa"/>
-            </w:tcMar>
-            <w:tcBorders>
-              <w:bottom w:val="single" w:sz="4" w:space="0" w:color="CBD5E1"/>
-            </w:tcBorders>
-          </w:tcPr>
-          <w:p>
-            <w:pPr>
-              <w:spacing w:after="0" w:line="276" w:lineRule="auto"/>
-              <w:jc w:val="left"/>
-            </w:pPr>
-            <w:r>
-              <w:rPr>
-                <w:rFonts w:ascii="Calibri" w:hAnsi="Calibri"/>
-                <w:color w:val="222222"/>
-                <w:sz w:val="19"/>
-              </w:rPr>
-              <w:t>codigo</w:t>
-            </w:r>
-          </w:p>
-        </w:tc>
-        <w:tc>
-          <w:tcPr>
-            <w:tcW w:type="dxa" w:w="1440"/>
-            <w:shd w:fill="FFFFFF"/>
-            <w:tcMar>
-              <w:top w:w="80" w:type="dxa"/>
-              <w:bottom w:w="80" w:type="dxa"/>
-              <w:left w:w="100" w:type="dxa"/>
-              <w:right w:w="100" w:type="dxa"/>
-            </w:tcMar>
-            <w:tcBorders>
-              <w:bottom w:val="single" w:sz="4" w:space="0" w:color="CBD5E1"/>
-            </w:tcBorders>
-          </w:tcPr>
-          <w:p>
-            <w:pPr>
-              <w:spacing w:after="0" w:line="276" w:lineRule="auto"/>
-              <w:jc w:val="left"/>
-            </w:pPr>
-            <w:r>
-              <w:rPr>
-                <w:rFonts w:ascii="Calibri" w:hAnsi="Calibri"/>
-                <w:color w:val="222222"/>
-                <w:sz w:val="19"/>
-              </w:rPr>
-              <w:t>TEXT</w:t>
-            </w:r>
-          </w:p>
-        </w:tc>
-        <w:tc>
-          <w:tcPr>
-            <w:tcW w:type="dxa" w:w="3600"/>
-            <w:shd w:fill="FFFFFF"/>
-            <w:tcMar>
-              <w:top w:w="80" w:type="dxa"/>
-              <w:bottom w:w="80" w:type="dxa"/>
-              <w:left w:w="100" w:type="dxa"/>
-              <w:right w:w="100" w:type="dxa"/>
-            </w:tcMar>
-            <w:tcBorders>
-              <w:bottom w:val="single" w:sz="4" w:space="0" w:color="CBD5E1"/>
-            </w:tcBorders>
-          </w:tcPr>
-          <w:p>
-            <w:pPr>
-              <w:spacing w:after="0" w:line="276" w:lineRule="auto"/>
-              <w:jc w:val="left"/>
-            </w:pPr>
-            <w:r>
-              <w:rPr>
-                <w:rFonts w:ascii="Calibri" w:hAnsi="Calibri"/>
-                <w:color w:val="222222"/>
-                <w:sz w:val="19"/>
-              </w:rPr>
-              <w:t>PRIMARY KEY. Clave corta de la obra</w:t>
-            </w:r>
-          </w:p>
-        </w:tc>
-      </w:tr>
-      <w:tr>
-        <w:tc>
-          <w:tcPr>
-            <w:tcW w:type="dxa" w:w="2592"/>
-            <w:shd w:fill="F8FAFC"/>
-            <w:tcMar>
-              <w:top w:w="80" w:type="dxa"/>
-              <w:bottom w:w="80" w:type="dxa"/>
-              <w:left w:w="100" w:type="dxa"/>
-              <w:right w:w="100" w:type="dxa"/>
-            </w:tcMar>
-            <w:tcBorders>
-              <w:bottom w:val="single" w:sz="4" w:space="0" w:color="CBD5E1"/>
-            </w:tcBorders>
-          </w:tcPr>
-          <w:p>
-            <w:pPr>
-              <w:spacing w:after="0" w:line="276" w:lineRule="auto"/>
-              <w:jc w:val="left"/>
-            </w:pPr>
-            <w:r>
-              <w:rPr>
-                <w:rFonts w:ascii="Calibri" w:hAnsi="Calibri"/>
-                <w:color w:val="222222"/>
-                <w:sz w:val="19"/>
-              </w:rPr>
-              <w:t>catalogos.obras</w:t>
-            </w:r>
-          </w:p>
-        </w:tc>
-        <w:tc>
-          <w:tcPr>
-            <w:tcW w:type="dxa" w:w="1728"/>
-            <w:shd w:fill="F8FAFC"/>
-            <w:tcMar>
-              <w:top w:w="80" w:type="dxa"/>
-              <w:bottom w:w="80" w:type="dxa"/>
-              <w:left w:w="100" w:type="dxa"/>
-              <w:right w:w="100" w:type="dxa"/>
-            </w:tcMar>
-            <w:tcBorders>
-              <w:bottom w:val="single" w:sz="4" w:space="0" w:color="CBD5E1"/>
-            </w:tcBorders>
-          </w:tcPr>
-          <w:p>
-            <w:pPr>
-              <w:spacing w:after="0" w:line="276" w:lineRule="auto"/>
-              <w:jc w:val="left"/>
-            </w:pPr>
-            <w:r>
-              <w:rPr>
-                <w:rFonts w:ascii="Calibri" w:hAnsi="Calibri"/>
-                <w:color w:val="222222"/>
-                <w:sz w:val="19"/>
-              </w:rPr>
-              <w:t>nombre</w:t>
-            </w:r>
-          </w:p>
-        </w:tc>
-        <w:tc>
-          <w:tcPr>
-            <w:tcW w:type="dxa" w:w="1440"/>
-            <w:shd w:fill="F8FAFC"/>
-            <w:tcMar>
-              <w:top w:w="80" w:type="dxa"/>
-              <w:bottom w:w="80" w:type="dxa"/>
-              <w:left w:w="100" w:type="dxa"/>
-              <w:right w:w="100" w:type="dxa"/>
-            </w:tcMar>
-            <w:tcBorders>
-              <w:bottom w:val="single" w:sz="4" w:space="0" w:color="CBD5E1"/>
-            </w:tcBorders>
-          </w:tcPr>
-          <w:p>
-            <w:pPr>
-              <w:spacing w:after="0" w:line="276" w:lineRule="auto"/>
-              <w:jc w:val="left"/>
-            </w:pPr>
-            <w:r>
-              <w:rPr>
-                <w:rFonts w:ascii="Calibri" w:hAnsi="Calibri"/>
-                <w:color w:val="222222"/>
-                <w:sz w:val="19"/>
-              </w:rPr>
-              <w:t>TEXT</w:t>
-            </w:r>
-          </w:p>
-        </w:tc>
-        <w:tc>
-          <w:tcPr>
-            <w:tcW w:type="dxa" w:w="3600"/>
-            <w:shd w:fill="F8FAFC"/>
-            <w:tcMar>
-              <w:top w:w="80" w:type="dxa"/>
-              <w:bottom w:w="80" w:type="dxa"/>
-              <w:left w:w="100" w:type="dxa"/>
-              <w:right w:w="100" w:type="dxa"/>
-            </w:tcMar>
-            <w:tcBorders>
-              <w:bottom w:val="single" w:sz="4" w:space="0" w:color="CBD5E1"/>
-            </w:tcBorders>
-          </w:tcPr>
-          <w:p>
-            <w:pPr>
-              <w:spacing w:after="0" w:line="276" w:lineRule="auto"/>
-              <w:jc w:val="left"/>
-            </w:pPr>
-            <w:r>
-              <w:rPr>
-                <w:rFonts w:ascii="Calibri" w:hAnsi="Calibri"/>
-                <w:color w:val="222222"/>
-                <w:sz w:val="19"/>
-              </w:rPr>
-              <w:t>NOT NULL, UNIQUE. Nombre oficial</w:t>
-            </w:r>
-          </w:p>
-        </w:tc>
-      </w:tr>
-      <w:tr>
-        <w:tc>
-          <w:tcPr>
-            <w:tcW w:type="dxa" w:w="2592"/>
-            <w:shd w:fill="FFFFFF"/>
-            <w:tcMar>
-              <w:top w:w="80" w:type="dxa"/>
-              <w:bottom w:w="80" w:type="dxa"/>
-              <w:left w:w="100" w:type="dxa"/>
-              <w:right w:w="100" w:type="dxa"/>
-            </w:tcMar>
-            <w:tcBorders>
-              <w:bottom w:val="single" w:sz="4" w:space="0" w:color="CBD5E1"/>
-            </w:tcBorders>
-          </w:tcPr>
-          <w:p>
-            <w:pPr>
-              <w:spacing w:after="0" w:line="276" w:lineRule="auto"/>
-              <w:jc w:val="left"/>
-            </w:pPr>
-            <w:r>
-              <w:rPr>
-                <w:rFonts w:ascii="Calibri" w:hAnsi="Calibri"/>
-                <w:color w:val="222222"/>
-                <w:sz w:val="19"/>
-              </w:rPr>
-              <w:t>catalogos.equipos</w:t>
-            </w:r>
-          </w:p>
-        </w:tc>
-        <w:tc>
-          <w:tcPr>
-            <w:tcW w:type="dxa" w:w="1728"/>
-            <w:shd w:fill="FFFFFF"/>
-            <w:tcMar>
-              <w:top w:w="80" w:type="dxa"/>
-              <w:bottom w:w="80" w:type="dxa"/>
-              <w:left w:w="100" w:type="dxa"/>
-              <w:right w:w="100" w:type="dxa"/>
-            </w:tcMar>
-            <w:tcBorders>
-              <w:bottom w:val="single" w:sz="4" w:space="0" w:color="CBD5E1"/>
-            </w:tcBorders>
-          </w:tcPr>
-          <w:p>
-            <w:pPr>
-              <w:spacing w:after="0" w:line="276" w:lineRule="auto"/>
-              <w:jc w:val="left"/>
-            </w:pPr>
-            <w:r>
-              <w:rPr>
-                <w:rFonts w:ascii="Calibri" w:hAnsi="Calibri"/>
-                <w:color w:val="222222"/>
-                <w:sz w:val="19"/>
-              </w:rPr>
-              <w:t>numero_economico</w:t>
-            </w:r>
-          </w:p>
-        </w:tc>
-        <w:tc>
-          <w:tcPr>
-            <w:tcW w:type="dxa" w:w="1440"/>
-            <w:shd w:fill="FFFFFF"/>
-            <w:tcMar>
-              <w:top w:w="80" w:type="dxa"/>
-              <w:bottom w:w="80" w:type="dxa"/>
-              <w:left w:w="100" w:type="dxa"/>
-              <w:right w:w="100" w:type="dxa"/>
-            </w:tcMar>
-            <w:tcBorders>
-              <w:bottom w:val="single" w:sz="4" w:space="0" w:color="CBD5E1"/>
-            </w:tcBorders>
-          </w:tcPr>
-          <w:p>
-            <w:pPr>
-              <w:spacing w:after="0" w:line="276" w:lineRule="auto"/>
-              <w:jc w:val="left"/>
-            </w:pPr>
-            <w:r>
-              <w:rPr>
-                <w:rFonts w:ascii="Calibri" w:hAnsi="Calibri"/>
-                <w:color w:val="222222"/>
-                <w:sz w:val="19"/>
-              </w:rPr>
-              <w:t>TEXT</w:t>
-            </w:r>
-          </w:p>
-        </w:tc>
-        <w:tc>
-          <w:tcPr>
-            <w:tcW w:type="dxa" w:w="3600"/>
-            <w:shd w:fill="FFFFFF"/>
-            <w:tcMar>
-              <w:top w:w="80" w:type="dxa"/>
-              <w:bottom w:w="80" w:type="dxa"/>
-              <w:left w:w="100" w:type="dxa"/>
-              <w:right w:w="100" w:type="dxa"/>
-            </w:tcMar>
-            <w:tcBorders>
-              <w:bottom w:val="single" w:sz="4" w:space="0" w:color="CBD5E1"/>
-            </w:tcBorders>
-          </w:tcPr>
-          <w:p>
-            <w:pPr>
-              <w:spacing w:after="0" w:line="276" w:lineRule="auto"/>
-              <w:jc w:val="left"/>
-            </w:pPr>
-            <w:r>
-              <w:rPr>
-                <w:rFonts w:ascii="Calibri" w:hAnsi="Calibri"/>
-                <w:color w:val="222222"/>
-                <w:sz w:val="19"/>
-              </w:rPr>
-              <w:t>PRIMARY KEY. Ej. 'EX-01'</w:t>
-            </w:r>
-          </w:p>
-        </w:tc>
-      </w:tr>
-      <w:tr>
-        <w:tc>
-          <w:tcPr>
-            <w:tcW w:type="dxa" w:w="2592"/>
-            <w:shd w:fill="F8FAFC"/>
-            <w:tcMar>
-              <w:top w:w="80" w:type="dxa"/>
-              <w:bottom w:w="80" w:type="dxa"/>
-              <w:left w:w="100" w:type="dxa"/>
-              <w:right w:w="100" w:type="dxa"/>
-            </w:tcMar>
-            <w:tcBorders>
-              <w:bottom w:val="single" w:sz="4" w:space="0" w:color="CBD5E1"/>
-            </w:tcBorders>
-          </w:tcPr>
-          <w:p>
-            <w:pPr>
-              <w:spacing w:after="0" w:line="276" w:lineRule="auto"/>
-              <w:jc w:val="left"/>
-            </w:pPr>
-            <w:r>
-              <w:rPr>
-                <w:rFonts w:ascii="Calibri" w:hAnsi="Calibri"/>
-                <w:color w:val="222222"/>
-                <w:sz w:val="19"/>
-              </w:rPr>
-              <w:t>catalogos.equipos</w:t>
-            </w:r>
-          </w:p>
-        </w:tc>
-        <w:tc>
-          <w:tcPr>
-            <w:tcW w:type="dxa" w:w="1728"/>
-            <w:shd w:fill="F8FAFC"/>
-            <w:tcMar>
-              <w:top w:w="80" w:type="dxa"/>
-              <w:bottom w:w="80" w:type="dxa"/>
-              <w:left w:w="100" w:type="dxa"/>
-              <w:right w:w="100" w:type="dxa"/>
-            </w:tcMar>
-            <w:tcBorders>
-              <w:bottom w:val="single" w:sz="4" w:space="0" w:color="CBD5E1"/>
-            </w:tcBorders>
-          </w:tcPr>
-          <w:p>
-            <w:pPr>
-              <w:spacing w:after="0" w:line="276" w:lineRule="auto"/>
-              <w:jc w:val="left"/>
-            </w:pPr>
-            <w:r>
-              <w:rPr>
-                <w:rFonts w:ascii="Calibri" w:hAnsi="Calibri"/>
-                <w:color w:val="222222"/>
-                <w:sz w:val="19"/>
-              </w:rPr>
-              <w:t>descripcion</w:t>
-            </w:r>
-          </w:p>
-        </w:tc>
-        <w:tc>
-          <w:tcPr>
-            <w:tcW w:type="dxa" w:w="1440"/>
-            <w:shd w:fill="F8FAFC"/>
-            <w:tcMar>
-              <w:top w:w="80" w:type="dxa"/>
-              <w:bottom w:w="80" w:type="dxa"/>
-              <w:left w:w="100" w:type="dxa"/>
-              <w:right w:w="100" w:type="dxa"/>
-            </w:tcMar>
-            <w:tcBorders>
-              <w:bottom w:val="single" w:sz="4" w:space="0" w:color="CBD5E1"/>
-            </w:tcBorders>
-          </w:tcPr>
-          <w:p>
-            <w:pPr>
-              <w:spacing w:after="0" w:line="276" w:lineRule="auto"/>
-              <w:jc w:val="left"/>
-            </w:pPr>
-            <w:r>
-              <w:rPr>
-                <w:rFonts w:ascii="Calibri" w:hAnsi="Calibri"/>
-                <w:color w:val="222222"/>
-                <w:sz w:val="19"/>
-              </w:rPr>
-              <w:t>TEXT</w:t>
-            </w:r>
-          </w:p>
-        </w:tc>
-        <w:tc>
-          <w:tcPr>
-            <w:tcW w:type="dxa" w:w="3600"/>
-            <w:shd w:fill="F8FAFC"/>
-            <w:tcMar>
-              <w:top w:w="80" w:type="dxa"/>
-              <w:bottom w:w="80" w:type="dxa"/>
-              <w:left w:w="100" w:type="dxa"/>
-              <w:right w:w="100" w:type="dxa"/>
-            </w:tcMar>
-            <w:tcBorders>
-              <w:bottom w:val="single" w:sz="4" w:space="0" w:color="CBD5E1"/>
-            </w:tcBorders>
-          </w:tcPr>
-          <w:p>
-            <w:pPr>
-              <w:spacing w:after="0" w:line="276" w:lineRule="auto"/>
-              <w:jc w:val="left"/>
-            </w:pPr>
-            <w:r>
-              <w:rPr>
-                <w:rFonts w:ascii="Calibri" w:hAnsi="Calibri"/>
-                <w:color w:val="222222"/>
-                <w:sz w:val="19"/>
-              </w:rPr>
-              <w:t>Descripción de la máquina / vehículo</w:t>
-            </w:r>
-          </w:p>
-        </w:tc>
-      </w:tr>
-      <w:tr>
-        <w:tc>
-          <w:tcPr>
-            <w:tcW w:type="dxa" w:w="2592"/>
-            <w:shd w:fill="FFFFFF"/>
-            <w:tcMar>
-              <w:top w:w="80" w:type="dxa"/>
-              <w:bottom w:w="80" w:type="dxa"/>
-              <w:left w:w="100" w:type="dxa"/>
-              <w:right w:w="100" w:type="dxa"/>
-            </w:tcMar>
-            <w:tcBorders>
-              <w:bottom w:val="single" w:sz="4" w:space="0" w:color="CBD5E1"/>
-            </w:tcBorders>
-          </w:tcPr>
-          <w:p>
-            <w:pPr>
-              <w:spacing w:after="0" w:line="276" w:lineRule="auto"/>
-              <w:jc w:val="left"/>
-            </w:pPr>
-            <w:r>
-              <w:rPr>
-                <w:rFonts w:ascii="Calibri" w:hAnsi="Calibri"/>
-                <w:color w:val="222222"/>
-                <w:sz w:val="19"/>
-              </w:rPr>
-              <w:t>catalogos.audit_log</w:t>
-            </w:r>
-          </w:p>
-        </w:tc>
-        <w:tc>
-          <w:tcPr>
-            <w:tcW w:type="dxa" w:w="1728"/>
-            <w:shd w:fill="FFFFFF"/>
-            <w:tcMar>
-              <w:top w:w="80" w:type="dxa"/>
-              <w:bottom w:w="80" w:type="dxa"/>
-              <w:left w:w="100" w:type="dxa"/>
-              <w:right w:w="100" w:type="dxa"/>
-            </w:tcMar>
-            <w:tcBorders>
-              <w:bottom w:val="single" w:sz="4" w:space="0" w:color="CBD5E1"/>
-            </w:tcBorders>
-          </w:tcPr>
-          <w:p>
-            <w:pPr>
-              <w:spacing w:after="0" w:line="276" w:lineRule="auto"/>
-              <w:jc w:val="left"/>
-            </w:pPr>
-            <w:r>
-              <w:rPr>
-                <w:rFonts w:ascii="Calibri" w:hAnsi="Calibri"/>
-                <w:color w:val="222222"/>
-                <w:sz w:val="19"/>
-              </w:rPr>
-              <w:t>id</w:t>
-            </w:r>
-          </w:p>
-        </w:tc>
-        <w:tc>
-          <w:tcPr>
-            <w:tcW w:type="dxa" w:w="1440"/>
-            <w:shd w:fill="FFFFFF"/>
-            <w:tcMar>
-              <w:top w:w="80" w:type="dxa"/>
-              <w:bottom w:w="80" w:type="dxa"/>
-              <w:left w:w="100" w:type="dxa"/>
-              <w:right w:w="100" w:type="dxa"/>
-            </w:tcMar>
-            <w:tcBorders>
-              <w:bottom w:val="single" w:sz="4" w:space="0" w:color="CBD5E1"/>
-            </w:tcBorders>
-          </w:tcPr>
-          <w:p>
-            <w:pPr>
-              <w:spacing w:after="0" w:line="276" w:lineRule="auto"/>
-              <w:jc w:val="left"/>
-            </w:pPr>
-            <w:r>
-              <w:rPr>
-                <w:rFonts w:ascii="Calibri" w:hAnsi="Calibri"/>
-                <w:color w:val="222222"/>
-                <w:sz w:val="19"/>
-              </w:rPr>
-              <w:t>BIGINT</w:t>
-            </w:r>
-          </w:p>
-        </w:tc>
-        <w:tc>
-          <w:tcPr>
-            <w:tcW w:type="dxa" w:w="3600"/>
-            <w:shd w:fill="FFFFFF"/>
-            <w:tcMar>
-              <w:top w:w="80" w:type="dxa"/>
-              <w:bottom w:w="80" w:type="dxa"/>
-              <w:left w:w="100" w:type="dxa"/>
-              <w:right w:w="100" w:type="dxa"/>
-            </w:tcMar>
-            <w:tcBorders>
-              <w:bottom w:val="single" w:sz="4" w:space="0" w:color="CBD5E1"/>
-            </w:tcBorders>
-          </w:tcPr>
-          <w:p>
-            <w:pPr>
-              <w:spacing w:after="0" w:line="276" w:lineRule="auto"/>
-              <w:jc w:val="left"/>
-            </w:pPr>
-            <w:r>
-              <w:rPr>
-                <w:rFonts w:ascii="Calibri" w:hAnsi="Calibri"/>
-                <w:color w:val="222222"/>
-                <w:sz w:val="19"/>
-              </w:rPr>
-              <w:t>PRIMARY KEY, AUTOINCREMENT</w:t>
-            </w:r>
-          </w:p>
-        </w:tc>
-      </w:tr>
-      <w:tr>
-        <w:tc>
-          <w:tcPr>
-            <w:tcW w:type="dxa" w:w="2592"/>
-            <w:shd w:fill="F8FAFC"/>
-            <w:tcMar>
-              <w:top w:w="80" w:type="dxa"/>
-              <w:bottom w:w="80" w:type="dxa"/>
-              <w:left w:w="100" w:type="dxa"/>
-              <w:right w:w="100" w:type="dxa"/>
-            </w:tcMar>
-            <w:tcBorders>
-              <w:bottom w:val="single" w:sz="4" w:space="0" w:color="CBD5E1"/>
-            </w:tcBorders>
-          </w:tcPr>
-          <w:p>
-            <w:pPr>
-              <w:spacing w:after="0" w:line="276" w:lineRule="auto"/>
-              <w:jc w:val="left"/>
-            </w:pPr>
-            <w:r>
-              <w:rPr>
-                <w:rFonts w:ascii="Calibri" w:hAnsi="Calibri"/>
-                <w:color w:val="222222"/>
-                <w:sz w:val="19"/>
-              </w:rPr>
-              <w:t>catalogos.audit_log</w:t>
-            </w:r>
-          </w:p>
-        </w:tc>
-        <w:tc>
-          <w:tcPr>
-            <w:tcW w:type="dxa" w:w="1728"/>
-            <w:shd w:fill="F8FAFC"/>
-            <w:tcMar>
-              <w:top w:w="80" w:type="dxa"/>
-              <w:bottom w:w="80" w:type="dxa"/>
-              <w:left w:w="100" w:type="dxa"/>
-              <w:right w:w="100" w:type="dxa"/>
-            </w:tcMar>
-            <w:tcBorders>
-              <w:bottom w:val="single" w:sz="4" w:space="0" w:color="CBD5E1"/>
-            </w:tcBorders>
-          </w:tcPr>
-          <w:p>
-            <w:pPr>
-              <w:spacing w:after="0" w:line="276" w:lineRule="auto"/>
-              <w:jc w:val="left"/>
-            </w:pPr>
-            <w:r>
-              <w:rPr>
-                <w:rFonts w:ascii="Calibri" w:hAnsi="Calibri"/>
-                <w:color w:val="222222"/>
-                <w:sz w:val="19"/>
-              </w:rPr>
-              <w:t>tabla_afectada</w:t>
-            </w:r>
-          </w:p>
-        </w:tc>
-        <w:tc>
-          <w:tcPr>
-            <w:tcW w:type="dxa" w:w="1440"/>
-            <w:shd w:fill="F8FAFC"/>
-            <w:tcMar>
-              <w:top w:w="80" w:type="dxa"/>
-              <w:bottom w:w="80" w:type="dxa"/>
-              <w:left w:w="100" w:type="dxa"/>
-              <w:right w:w="100" w:type="dxa"/>
-            </w:tcMar>
-            <w:tcBorders>
-              <w:bottom w:val="single" w:sz="4" w:space="0" w:color="CBD5E1"/>
-            </w:tcBorders>
-          </w:tcPr>
-          <w:p>
-            <w:pPr>
-              <w:spacing w:after="0" w:line="276" w:lineRule="auto"/>
-              <w:jc w:val="left"/>
-            </w:pPr>
-            <w:r>
-              <w:rPr>
-                <w:rFonts w:ascii="Calibri" w:hAnsi="Calibri"/>
-                <w:color w:val="222222"/>
-                <w:sz w:val="19"/>
-              </w:rPr>
-              <w:t>TEXT</w:t>
-            </w:r>
-          </w:p>
-        </w:tc>
-        <w:tc>
-          <w:tcPr>
-            <w:tcW w:type="dxa" w:w="3600"/>
-            <w:shd w:fill="F8FAFC"/>
-            <w:tcMar>
-              <w:top w:w="80" w:type="dxa"/>
-              <w:bottom w:w="80" w:type="dxa"/>
-              <w:left w:w="100" w:type="dxa"/>
-              <w:right w:w="100" w:type="dxa"/>
-            </w:tcMar>
-            <w:tcBorders>
-              <w:bottom w:val="single" w:sz="4" w:space="0" w:color="CBD5E1"/>
-            </w:tcBorders>
-          </w:tcPr>
-          <w:p>
-            <w:pPr>
-              <w:spacing w:after="0" w:line="276" w:lineRule="auto"/>
-              <w:jc w:val="left"/>
-            </w:pPr>
-            <w:r>
-              <w:rPr>
-                <w:rFonts w:ascii="Calibri" w:hAnsi="Calibri"/>
-                <w:color w:val="222222"/>
-                <w:sz w:val="19"/>
-              </w:rPr>
-              <w:t>Nombre de la tabla modificada</w:t>
-            </w:r>
-          </w:p>
-        </w:tc>
-      </w:tr>
-      <w:tr>
-        <w:tc>
-          <w:tcPr>
-            <w:tcW w:type="dxa" w:w="2592"/>
-            <w:shd w:fill="FFFFFF"/>
-            <w:tcMar>
-              <w:top w:w="80" w:type="dxa"/>
-              <w:bottom w:w="80" w:type="dxa"/>
-              <w:left w:w="100" w:type="dxa"/>
-              <w:right w:w="100" w:type="dxa"/>
-            </w:tcMar>
-            <w:tcBorders>
-              <w:bottom w:val="single" w:sz="4" w:space="0" w:color="CBD5E1"/>
-            </w:tcBorders>
-          </w:tcPr>
-          <w:p>
-            <w:pPr>
-              <w:spacing w:after="0" w:line="276" w:lineRule="auto"/>
-              <w:jc w:val="left"/>
-            </w:pPr>
-            <w:r>
-              <w:rPr>
-                <w:rFonts w:ascii="Calibri" w:hAnsi="Calibri"/>
-                <w:color w:val="222222"/>
-                <w:sz w:val="19"/>
-              </w:rPr>
-              <w:t>catalogos.audit_log</w:t>
-            </w:r>
-          </w:p>
-        </w:tc>
-        <w:tc>
-          <w:tcPr>
-            <w:tcW w:type="dxa" w:w="1728"/>
-            <w:shd w:fill="FFFFFF"/>
-            <w:tcMar>
-              <w:top w:w="80" w:type="dxa"/>
-              <w:bottom w:w="80" w:type="dxa"/>
-              <w:left w:w="100" w:type="dxa"/>
-              <w:right w:w="100" w:type="dxa"/>
-            </w:tcMar>
-            <w:tcBorders>
-              <w:bottom w:val="single" w:sz="4" w:space="0" w:color="CBD5E1"/>
-            </w:tcBorders>
-          </w:tcPr>
-          <w:p>
-            <w:pPr>
-              <w:spacing w:after="0" w:line="276" w:lineRule="auto"/>
-              <w:jc w:val="left"/>
-            </w:pPr>
-            <w:r>
-              <w:rPr>
-                <w:rFonts w:ascii="Calibri" w:hAnsi="Calibri"/>
-                <w:color w:val="222222"/>
-                <w:sz w:val="19"/>
-              </w:rPr>
-              <w:t>registro_id</w:t>
-            </w:r>
-          </w:p>
-        </w:tc>
-        <w:tc>
-          <w:tcPr>
-            <w:tcW w:type="dxa" w:w="1440"/>
-            <w:shd w:fill="FFFFFF"/>
-            <w:tcMar>
-              <w:top w:w="80" w:type="dxa"/>
-              <w:bottom w:w="80" w:type="dxa"/>
-              <w:left w:w="100" w:type="dxa"/>
-              <w:right w:w="100" w:type="dxa"/>
-            </w:tcMar>
-            <w:tcBorders>
-              <w:bottom w:val="single" w:sz="4" w:space="0" w:color="CBD5E1"/>
-            </w:tcBorders>
-          </w:tcPr>
-          <w:p>
-            <w:pPr>
-              <w:spacing w:after="0" w:line="276" w:lineRule="auto"/>
-              <w:jc w:val="left"/>
-            </w:pPr>
-            <w:r>
-              <w:rPr>
-                <w:rFonts w:ascii="Calibri" w:hAnsi="Calibri"/>
-                <w:color w:val="222222"/>
-                <w:sz w:val="19"/>
-              </w:rPr>
-              <w:t>TEXT</w:t>
-            </w:r>
-          </w:p>
-        </w:tc>
-        <w:tc>
-          <w:tcPr>
-            <w:tcW w:type="dxa" w:w="3600"/>
-            <w:shd w:fill="FFFFFF"/>
-            <w:tcMar>
-              <w:top w:w="80" w:type="dxa"/>
-              <w:bottom w:w="80" w:type="dxa"/>
-              <w:left w:w="100" w:type="dxa"/>
-              <w:right w:w="100" w:type="dxa"/>
-            </w:tcMar>
-            <w:tcBorders>
-              <w:bottom w:val="single" w:sz="4" w:space="0" w:color="CBD5E1"/>
-            </w:tcBorders>
-          </w:tcPr>
-          <w:p>
-            <w:pPr>
-              <w:spacing w:after="0" w:line="276" w:lineRule="auto"/>
-              <w:jc w:val="left"/>
-            </w:pPr>
-            <w:r>
-              <w:rPr>
-                <w:rFonts w:ascii="Calibri" w:hAnsi="Calibri"/>
-                <w:color w:val="222222"/>
-                <w:sz w:val="19"/>
-              </w:rPr>
-              <w:t>ID del registro alterado</w:t>
-            </w:r>
-          </w:p>
-        </w:tc>
-      </w:tr>
-      <w:tr>
-        <w:tc>
-          <w:tcPr>
-            <w:tcW w:type="dxa" w:w="2592"/>
-            <w:shd w:fill="F8FAFC"/>
-            <w:tcMar>
-              <w:top w:w="80" w:type="dxa"/>
-              <w:bottom w:w="80" w:type="dxa"/>
-              <w:left w:w="100" w:type="dxa"/>
-              <w:right w:w="100" w:type="dxa"/>
-            </w:tcMar>
-            <w:tcBorders>
-              <w:bottom w:val="single" w:sz="4" w:space="0" w:color="CBD5E1"/>
-            </w:tcBorders>
-          </w:tcPr>
-          <w:p>
-            <w:pPr>
-              <w:spacing w:after="0" w:line="276" w:lineRule="auto"/>
-              <w:jc w:val="left"/>
-            </w:pPr>
-            <w:r>
-              <w:rPr>
-                <w:rFonts w:ascii="Calibri" w:hAnsi="Calibri"/>
-                <w:color w:val="222222"/>
-                <w:sz w:val="19"/>
-              </w:rPr>
-              <w:t>catalogos.audit_log</w:t>
-            </w:r>
-          </w:p>
-        </w:tc>
-        <w:tc>
-          <w:tcPr>
-            <w:tcW w:type="dxa" w:w="1728"/>
-            <w:shd w:fill="F8FAFC"/>
-            <w:tcMar>
-              <w:top w:w="80" w:type="dxa"/>
-              <w:bottom w:w="80" w:type="dxa"/>
-              <w:left w:w="100" w:type="dxa"/>
-              <w:right w:w="100" w:type="dxa"/>
-            </w:tcMar>
-            <w:tcBorders>
-              <w:bottom w:val="single" w:sz="4" w:space="0" w:color="CBD5E1"/>
-            </w:tcBorders>
-          </w:tcPr>
-          <w:p>
-            <w:pPr>
-              <w:spacing w:after="0" w:line="276" w:lineRule="auto"/>
-              <w:jc w:val="left"/>
-            </w:pPr>
-            <w:r>
-              <w:rPr>
-                <w:rFonts w:ascii="Calibri" w:hAnsi="Calibri"/>
-                <w:color w:val="222222"/>
-                <w:sz w:val="19"/>
-              </w:rPr>
-              <w:t>usuario</w:t>
-            </w:r>
-          </w:p>
-        </w:tc>
-        <w:tc>
-          <w:tcPr>
-            <w:tcW w:type="dxa" w:w="1440"/>
-            <w:shd w:fill="F8FAFC"/>
-            <w:tcMar>
-              <w:top w:w="80" w:type="dxa"/>
-              <w:bottom w:w="80" w:type="dxa"/>
-              <w:left w:w="100" w:type="dxa"/>
-              <w:right w:w="100" w:type="dxa"/>
-            </w:tcMar>
-            <w:tcBorders>
-              <w:bottom w:val="single" w:sz="4" w:space="0" w:color="CBD5E1"/>
-            </w:tcBorders>
-          </w:tcPr>
-          <w:p>
-            <w:pPr>
-              <w:spacing w:after="0" w:line="276" w:lineRule="auto"/>
-              <w:jc w:val="left"/>
-            </w:pPr>
-            <w:r>
-              <w:rPr>
-                <w:rFonts w:ascii="Calibri" w:hAnsi="Calibri"/>
-                <w:color w:val="222222"/>
-                <w:sz w:val="19"/>
-              </w:rPr>
-              <w:t>TEXT</w:t>
-            </w:r>
-          </w:p>
-        </w:tc>
-        <w:tc>
-          <w:tcPr>
-            <w:tcW w:type="dxa" w:w="3600"/>
-            <w:shd w:fill="F8FAFC"/>
-            <w:tcMar>
-              <w:top w:w="80" w:type="dxa"/>
-              <w:bottom w:w="80" w:type="dxa"/>
-              <w:left w:w="100" w:type="dxa"/>
-              <w:right w:w="100" w:type="dxa"/>
-            </w:tcMar>
-            <w:tcBorders>
-              <w:bottom w:val="single" w:sz="4" w:space="0" w:color="CBD5E1"/>
-            </w:tcBorders>
-          </w:tcPr>
-          <w:p>
-            <w:pPr>
-              <w:spacing w:after="0" w:line="276" w:lineRule="auto"/>
-              <w:jc w:val="left"/>
-            </w:pPr>
-            <w:r>
-              <w:rPr>
-                <w:rFonts w:ascii="Calibri" w:hAnsi="Calibri"/>
-                <w:color w:val="222222"/>
-                <w:sz w:val="19"/>
-              </w:rPr>
-              <w:t>Usuario que ejecutó la acción</w:t>
-            </w:r>
-          </w:p>
-        </w:tc>
-      </w:tr>
-      <w:tr>
-        <w:tc>
-          <w:tcPr>
-            <w:tcW w:type="dxa" w:w="2592"/>
-            <w:shd w:fill="FFFFFF"/>
-            <w:tcMar>
-              <w:top w:w="80" w:type="dxa"/>
-              <w:bottom w:w="80" w:type="dxa"/>
-              <w:left w:w="100" w:type="dxa"/>
-              <w:right w:w="100" w:type="dxa"/>
-            </w:tcMar>
-            <w:tcBorders>
-              <w:bottom w:val="single" w:sz="4" w:space="0" w:color="CBD5E1"/>
-            </w:tcBorders>
-          </w:tcPr>
-          <w:p>
-            <w:pPr>
-              <w:spacing w:after="0" w:line="276" w:lineRule="auto"/>
-              <w:jc w:val="left"/>
-            </w:pPr>
-            <w:r>
-              <w:rPr>
-                <w:rFonts w:ascii="Calibri" w:hAnsi="Calibri"/>
-                <w:color w:val="222222"/>
-                <w:sz w:val="19"/>
-              </w:rPr>
-              <w:t>catalogos.audit_log</w:t>
-            </w:r>
-          </w:p>
-        </w:tc>
-        <w:tc>
-          <w:tcPr>
-            <w:tcW w:type="dxa" w:w="1728"/>
-            <w:shd w:fill="FFFFFF"/>
-            <w:tcMar>
-              <w:top w:w="80" w:type="dxa"/>
-              <w:bottom w:w="80" w:type="dxa"/>
-              <w:left w:w="100" w:type="dxa"/>
-              <w:right w:w="100" w:type="dxa"/>
-            </w:tcMar>
-            <w:tcBorders>
-              <w:bottom w:val="single" w:sz="4" w:space="0" w:color="CBD5E1"/>
-            </w:tcBorders>
-          </w:tcPr>
-          <w:p>
-            <w:pPr>
-              <w:spacing w:after="0" w:line="276" w:lineRule="auto"/>
-              <w:jc w:val="left"/>
-            </w:pPr>
-            <w:r>
-              <w:rPr>
-                <w:rFonts w:ascii="Calibri" w:hAnsi="Calibri"/>
-                <w:color w:val="222222"/>
-                <w:sz w:val="19"/>
-              </w:rPr>
-              <w:t>accion</w:t>
-            </w:r>
-          </w:p>
-        </w:tc>
-        <w:tc>
-          <w:tcPr>
-            <w:tcW w:type="dxa" w:w="1440"/>
-            <w:shd w:fill="FFFFFF"/>
-            <w:tcMar>
-              <w:top w:w="80" w:type="dxa"/>
-              <w:bottom w:w="80" w:type="dxa"/>
-              <w:left w:w="100" w:type="dxa"/>
-              <w:right w:w="100" w:type="dxa"/>
-            </w:tcMar>
-            <w:tcBorders>
-              <w:bottom w:val="single" w:sz="4" w:space="0" w:color="CBD5E1"/>
-            </w:tcBorders>
-          </w:tcPr>
-          <w:p>
-            <w:pPr>
-              <w:spacing w:after="0" w:line="276" w:lineRule="auto"/>
-              <w:jc w:val="left"/>
-            </w:pPr>
-            <w:r>
-              <w:rPr>
-                <w:rFonts w:ascii="Calibri" w:hAnsi="Calibri"/>
-                <w:color w:val="222222"/>
-                <w:sz w:val="19"/>
-              </w:rPr>
-              <w:t>TEXT</w:t>
-            </w:r>
-          </w:p>
-        </w:tc>
-        <w:tc>
-          <w:tcPr>
-            <w:tcW w:type="dxa" w:w="3600"/>
-            <w:shd w:fill="FFFFFF"/>
-            <w:tcMar>
-              <w:top w:w="80" w:type="dxa"/>
-              <w:bottom w:w="80" w:type="dxa"/>
-              <w:left w:w="100" w:type="dxa"/>
-              <w:right w:w="100" w:type="dxa"/>
-            </w:tcMar>
-            <w:tcBorders>
-              <w:bottom w:val="single" w:sz="4" w:space="0" w:color="CBD5E1"/>
-            </w:tcBorders>
-          </w:tcPr>
-          <w:p>
-            <w:pPr>
-              <w:spacing w:after="0" w:line="276" w:lineRule="auto"/>
-              <w:jc w:val="left"/>
-            </w:pPr>
-            <w:r>
-              <w:rPr>
-                <w:rFonts w:ascii="Calibri" w:hAnsi="Calibri"/>
-                <w:color w:val="222222"/>
-                <w:sz w:val="19"/>
-              </w:rPr>
-              <w:t>'INSERT', 'UPDATE' o 'DELETE'</w:t>
-            </w:r>
-          </w:p>
-        </w:tc>
-      </w:tr>
-      <w:tr>
-        <w:tc>
-          <w:tcPr>
-            <w:tcW w:type="dxa" w:w="2592"/>
-            <w:shd w:fill="F8FAFC"/>
-            <w:tcMar>
-              <w:top w:w="80" w:type="dxa"/>
-              <w:bottom w:w="80" w:type="dxa"/>
-              <w:left w:w="100" w:type="dxa"/>
-              <w:right w:w="100" w:type="dxa"/>
-            </w:tcMar>
-            <w:tcBorders>
-              <w:bottom w:val="single" w:sz="4" w:space="0" w:color="CBD5E1"/>
-            </w:tcBorders>
-          </w:tcPr>
-          <w:p>
-            <w:pPr>
-              <w:spacing w:after="0" w:line="276" w:lineRule="auto"/>
-              <w:jc w:val="left"/>
-            </w:pPr>
-            <w:r>
-              <w:rPr>
-                <w:rFonts w:ascii="Calibri" w:hAnsi="Calibri"/>
-                <w:color w:val="222222"/>
-                <w:sz w:val="19"/>
-              </w:rPr>
-              <w:t>catalogos.audit_log</w:t>
-            </w:r>
-          </w:p>
-        </w:tc>
-        <w:tc>
-          <w:tcPr>
-            <w:tcW w:type="dxa" w:w="1728"/>
-            <w:shd w:fill="F8FAFC"/>
-            <w:tcMar>
-              <w:top w:w="80" w:type="dxa"/>
-              <w:bottom w:w="80" w:type="dxa"/>
-              <w:left w:w="100" w:type="dxa"/>
-              <w:right w:w="100" w:type="dxa"/>
-            </w:tcMar>
-            <w:tcBorders>
-              <w:bottom w:val="single" w:sz="4" w:space="0" w:color="CBD5E1"/>
-            </w:tcBorders>
-          </w:tcPr>
-          <w:p>
-            <w:pPr>
-              <w:spacing w:after="0" w:line="276" w:lineRule="auto"/>
-              <w:jc w:val="left"/>
-            </w:pPr>
-            <w:r>
-              <w:rPr>
-                <w:rFonts w:ascii="Calibri" w:hAnsi="Calibri"/>
-                <w:color w:val="222222"/>
-                <w:sz w:val="19"/>
-              </w:rPr>
-              <w:t>valor_anterior</w:t>
-            </w:r>
-          </w:p>
-        </w:tc>
-        <w:tc>
-          <w:tcPr>
-            <w:tcW w:type="dxa" w:w="1440"/>
-            <w:shd w:fill="F8FAFC"/>
-            <w:tcMar>
-              <w:top w:w="80" w:type="dxa"/>
-              <w:bottom w:w="80" w:type="dxa"/>
-              <w:left w:w="100" w:type="dxa"/>
-              <w:right w:w="100" w:type="dxa"/>
-            </w:tcMar>
-            <w:tcBorders>
-              <w:bottom w:val="single" w:sz="4" w:space="0" w:color="CBD5E1"/>
-            </w:tcBorders>
-          </w:tcPr>
-          <w:p>
-            <w:pPr>
-              <w:spacing w:after="0" w:line="276" w:lineRule="auto"/>
-              <w:jc w:val="left"/>
-            </w:pPr>
-            <w:r>
-              <w:rPr>
-                <w:rFonts w:ascii="Calibri" w:hAnsi="Calibri"/>
-                <w:color w:val="222222"/>
-                <w:sz w:val="19"/>
-              </w:rPr>
-              <w:t>TEXT / JSON</w:t>
-            </w:r>
-          </w:p>
-        </w:tc>
-        <w:tc>
-          <w:tcPr>
-            <w:tcW w:type="dxa" w:w="3600"/>
-            <w:shd w:fill="F8FAFC"/>
-            <w:tcMar>
-              <w:top w:w="80" w:type="dxa"/>
-              <w:bottom w:w="80" w:type="dxa"/>
-              <w:left w:w="100" w:type="dxa"/>
-              <w:right w:w="100" w:type="dxa"/>
-            </w:tcMar>
-            <w:tcBorders>
-              <w:bottom w:val="single" w:sz="4" w:space="0" w:color="CBD5E1"/>
-            </w:tcBorders>
-          </w:tcPr>
-          <w:p>
-            <w:pPr>
-              <w:spacing w:after="0" w:line="276" w:lineRule="auto"/>
-              <w:jc w:val="left"/>
-            </w:pPr>
-            <w:r>
-              <w:rPr>
-                <w:rFonts w:ascii="Calibri" w:hAnsi="Calibri"/>
-                <w:color w:val="222222"/>
-                <w:sz w:val="19"/>
-              </w:rPr>
-              <w:t>Estado previo a la modificación</w:t>
-            </w:r>
-          </w:p>
-        </w:tc>
-      </w:tr>
-      <w:tr>
-        <w:tc>
-          <w:tcPr>
-            <w:tcW w:type="dxa" w:w="2592"/>
-            <w:shd w:fill="FFFFFF"/>
-            <w:tcMar>
-              <w:top w:w="80" w:type="dxa"/>
-              <w:bottom w:w="80" w:type="dxa"/>
-              <w:left w:w="100" w:type="dxa"/>
-              <w:right w:w="100" w:type="dxa"/>
-            </w:tcMar>
-            <w:tcBorders>
-              <w:bottom w:val="single" w:sz="4" w:space="0" w:color="CBD5E1"/>
-            </w:tcBorders>
-          </w:tcPr>
-          <w:p>
-            <w:pPr>
-              <w:spacing w:after="0" w:line="276" w:lineRule="auto"/>
-              <w:jc w:val="left"/>
-            </w:pPr>
-            <w:r>
-              <w:rPr>
-                <w:rFonts w:ascii="Calibri" w:hAnsi="Calibri"/>
-                <w:color w:val="222222"/>
-                <w:sz w:val="19"/>
-              </w:rPr>
-              <w:t>catalogos.audit_log</w:t>
-            </w:r>
-          </w:p>
-        </w:tc>
-        <w:tc>
-          <w:tcPr>
-            <w:tcW w:type="dxa" w:w="1728"/>
-            <w:shd w:fill="FFFFFF"/>
-            <w:tcMar>
-              <w:top w:w="80" w:type="dxa"/>
-              <w:bottom w:w="80" w:type="dxa"/>
-              <w:left w:w="100" w:type="dxa"/>
-              <w:right w:w="100" w:type="dxa"/>
-            </w:tcMar>
-            <w:tcBorders>
-              <w:bottom w:val="single" w:sz="4" w:space="0" w:color="CBD5E1"/>
-            </w:tcBorders>
-          </w:tcPr>
-          <w:p>
-            <w:pPr>
-              <w:spacing w:after="0" w:line="276" w:lineRule="auto"/>
-              <w:jc w:val="left"/>
-            </w:pPr>
-            <w:r>
-              <w:rPr>
-                <w:rFonts w:ascii="Calibri" w:hAnsi="Calibri"/>
-                <w:color w:val="222222"/>
-                <w:sz w:val="19"/>
-              </w:rPr>
-              <w:t>valor_nuevo</w:t>
-            </w:r>
-          </w:p>
-        </w:tc>
-        <w:tc>
-          <w:tcPr>
-            <w:tcW w:type="dxa" w:w="1440"/>
-            <w:shd w:fill="FFFFFF"/>
-            <w:tcMar>
-              <w:top w:w="80" w:type="dxa"/>
-              <w:bottom w:w="80" w:type="dxa"/>
-              <w:left w:w="100" w:type="dxa"/>
-              <w:right w:w="100" w:type="dxa"/>
-            </w:tcMar>
-            <w:tcBorders>
-              <w:bottom w:val="single" w:sz="4" w:space="0" w:color="CBD5E1"/>
-            </w:tcBorders>
-          </w:tcPr>
-          <w:p>
-            <w:pPr>
-              <w:spacing w:after="0" w:line="276" w:lineRule="auto"/>
-              <w:jc w:val="left"/>
-            </w:pPr>
-            <w:r>
-              <w:rPr>
-                <w:rFonts w:ascii="Calibri" w:hAnsi="Calibri"/>
-                <w:color w:val="222222"/>
-                <w:sz w:val="19"/>
-              </w:rPr>
-              <w:t>TEXT / JSON</w:t>
-            </w:r>
-          </w:p>
-        </w:tc>
-        <w:tc>
-          <w:tcPr>
-            <w:tcW w:type="dxa" w:w="3600"/>
-            <w:shd w:fill="FFFFFF"/>
-            <w:tcMar>
-              <w:top w:w="80" w:type="dxa"/>
-              <w:bottom w:w="80" w:type="dxa"/>
-              <w:left w:w="100" w:type="dxa"/>
-              <w:right w:w="100" w:type="dxa"/>
-            </w:tcMar>
-            <w:tcBorders>
-              <w:bottom w:val="single" w:sz="4" w:space="0" w:color="CBD5E1"/>
-            </w:tcBorders>
-          </w:tcPr>
-          <w:p>
-            <w:pPr>
-              <w:spacing w:after="0" w:line="276" w:lineRule="auto"/>
-              <w:jc w:val="left"/>
-            </w:pPr>
-            <w:r>
-              <w:rPr>
-                <w:rFonts w:ascii="Calibri" w:hAnsi="Calibri"/>
-                <w:color w:val="222222"/>
-                <w:sz w:val="19"/>
-              </w:rPr>
-              <w:t>Estado posterior a la modificación</w:t>
-            </w:r>
-          </w:p>
-        </w:tc>
-      </w:tr>
-      <w:tr>
-        <w:tc>
-          <w:tcPr>
-            <w:tcW w:type="dxa" w:w="2592"/>
-            <w:shd w:fill="F8FAFC"/>
-            <w:tcMar>
-              <w:top w:w="80" w:type="dxa"/>
-              <w:bottom w:w="80" w:type="dxa"/>
-              <w:left w:w="100" w:type="dxa"/>
-              <w:right w:w="100" w:type="dxa"/>
-            </w:tcMar>
-            <w:tcBorders>
-              <w:bottom w:val="single" w:sz="4" w:space="0" w:color="CBD5E1"/>
-            </w:tcBorders>
-          </w:tcPr>
-          <w:p>
-            <w:pPr>
-              <w:spacing w:after="0" w:line="276" w:lineRule="auto"/>
-              <w:jc w:val="left"/>
-            </w:pPr>
-            <w:r>
-              <w:rPr>
-                <w:rFonts w:ascii="Calibri" w:hAnsi="Calibri"/>
-                <w:color w:val="222222"/>
-                <w:sz w:val="19"/>
-              </w:rPr>
-              <w:t>catalogos.audit_log</w:t>
-            </w:r>
-          </w:p>
-        </w:tc>
-        <w:tc>
-          <w:tcPr>
-            <w:tcW w:type="dxa" w:w="1728"/>
-            <w:shd w:fill="F8FAFC"/>
-            <w:tcMar>
-              <w:top w:w="80" w:type="dxa"/>
-              <w:bottom w:w="80" w:type="dxa"/>
-              <w:left w:w="100" w:type="dxa"/>
-              <w:right w:w="100" w:type="dxa"/>
-            </w:tcMar>
-            <w:tcBorders>
-              <w:bottom w:val="single" w:sz="4" w:space="0" w:color="CBD5E1"/>
-            </w:tcBorders>
-          </w:tcPr>
-          <w:p>
-            <w:pPr>
-              <w:spacing w:after="0" w:line="276" w:lineRule="auto"/>
-              <w:jc w:val="left"/>
-            </w:pPr>
-            <w:r>
-              <w:rPr>
-                <w:rFonts w:ascii="Calibri" w:hAnsi="Calibri"/>
-                <w:color w:val="222222"/>
-                <w:sz w:val="19"/>
-              </w:rPr>
-              <w:t>fecha_hora</w:t>
-            </w:r>
-          </w:p>
-        </w:tc>
-        <w:tc>
-          <w:tcPr>
-            <w:tcW w:type="dxa" w:w="1440"/>
-            <w:shd w:fill="F8FAFC"/>
-            <w:tcMar>
-              <w:top w:w="80" w:type="dxa"/>
-              <w:bottom w:w="80" w:type="dxa"/>
-              <w:left w:w="100" w:type="dxa"/>
-              <w:right w:w="100" w:type="dxa"/>
-            </w:tcMar>
-            <w:tcBorders>
-              <w:bottom w:val="single" w:sz="4" w:space="0" w:color="CBD5E1"/>
-            </w:tcBorders>
-          </w:tcPr>
-          <w:p>
-            <w:pPr>
-              <w:spacing w:after="0" w:line="276" w:lineRule="auto"/>
-              <w:jc w:val="left"/>
-            </w:pPr>
-            <w:r>
-              <w:rPr>
-                <w:rFonts w:ascii="Calibri" w:hAnsi="Calibri"/>
-                <w:color w:val="222222"/>
-                <w:sz w:val="19"/>
-              </w:rPr>
-              <w:t>TIMESTAMP</w:t>
-            </w:r>
-          </w:p>
-        </w:tc>
-        <w:tc>
-          <w:tcPr>
-            <w:tcW w:type="dxa" w:w="3600"/>
-            <w:shd w:fill="F8FAFC"/>
-            <w:tcMar>
-              <w:top w:w="80" w:type="dxa"/>
-              <w:bottom w:w="80" w:type="dxa"/>
-              <w:left w:w="100" w:type="dxa"/>
-              <w:right w:w="100" w:type="dxa"/>
-            </w:tcMar>
-            <w:tcBorders>
-              <w:bottom w:val="single" w:sz="4" w:space="0" w:color="CBD5E1"/>
-            </w:tcBorders>
-          </w:tcPr>
-          <w:p>
-            <w:pPr>
-              <w:spacing w:after="0" w:line="276" w:lineRule="auto"/>
-              <w:jc w:val="left"/>
-            </w:pPr>
-            <w:r>
-              <w:rPr>
-                <w:rFonts w:ascii="Calibri" w:hAnsi="Calibri"/>
-                <w:color w:val="222222"/>
-                <w:sz w:val="19"/>
-              </w:rPr>
-              <w:t>DEFAULT CURRENT_TIMESTAMP. Inalterable</w:t>
-            </w:r>
-          </w:p>
-        </w:tc>
-      </w:tr>
-    </w:tbl>
-    <w:p>
-      <w:pPr>
-        <w:spacing w:after="120"/>
-      </w:pPr>
-    </w:p>
-    <w:p>
-      <w:pPr>
-        <w:keepNext/>
-        <w:spacing w:before="360" w:after="160"/>
-      </w:pPr>
-      <w:r>
-        <w:rPr>
-          <w:rFonts w:ascii="Segoe UI" w:hAnsi="Segoe UI"/>
-          <w:b/>
-          <w:color w:val="1B365D"/>
-          <w:sz w:val="30"/>
-        </w:rPr>
-        <w:t>9. ARQUITECTURA DE SOFTWARE Y CÓDIGO FUENTE</w:t>
-      </w:r>
-    </w:p>
-    <w:p>
-      <w:pPr>
-        <w:spacing w:after="120" w:line="276" w:lineRule="auto"/>
-      </w:pPr>
-      <w:r>
-        <w:rPr>
-          <w:color w:val="222222"/>
-        </w:rPr>
-        <w:t>El Sistema Fénix 2.0 utiliza una arquitectura desacoplada de doble portal que separa las tareas de alta velocidad en campo de las funciones de auditoría contable y dirección en oficina.</w:t>
-      </w:r>
-    </w:p>
-    <w:p>
-      <w:pPr>
-        <w:keepNext/>
-        <w:spacing w:before="280" w:after="120"/>
-      </w:pPr>
-      <w:r>
-        <w:rPr>
-          <w:rFonts w:ascii="Segoe UI" w:hAnsi="Segoe UI"/>
-          <w:b/>
-          <w:color w:val="3B629B"/>
-          <w:sz w:val="25"/>
-        </w:rPr>
-        <w:t>9.1 Stack Tecnológico Seleccionado</w:t>
-      </w:r>
-    </w:p>
-    <w:p>
-      <w:pPr>
-        <w:pStyle w:val="ListBullet"/>
-        <w:spacing w:after="80" w:line="276" w:lineRule="auto"/>
-      </w:pPr>
-      <w:r>
-        <w:rPr>
-          <w:b/>
-          <w:color w:val="222222"/>
-        </w:rPr>
-        <w:t xml:space="preserve">Lenguaje de Backend: </w:t>
-      </w:r>
-      <w:r>
-        <w:rPr>
-          <w:color w:val="222222"/>
-        </w:rPr>
-        <w:t>Python 3.12 como lenguaje central, elegido por su robustness, velocidad de procesamiento analítico y ecosistema de datos.</w:t>
-      </w:r>
-    </w:p>
-    <w:p>
-      <w:pPr>
-        <w:pStyle w:val="ListBullet"/>
-        <w:spacing w:after="80" w:line="276" w:lineRule="auto"/>
-      </w:pPr>
-      <w:r>
-        <w:rPr>
-          <w:b/>
-          <w:color w:val="222222"/>
-        </w:rPr>
-        <w:t xml:space="preserve">Framework Web: </w:t>
-      </w:r>
-      <w:r>
-        <w:rPr>
-          <w:color w:val="222222"/>
-        </w:rPr>
-        <w:t>Flask (micro-framework WSGI) administrando rutas REST API, renderización de plantillas y middlewares de autenticación.</w:t>
-      </w:r>
-    </w:p>
-    <w:p>
-      <w:pPr>
-        <w:pStyle w:val="ListBullet"/>
-        <w:spacing w:after="80" w:line="276" w:lineRule="auto"/>
-      </w:pPr>
-      <w:r>
-        <w:rPr>
-          <w:b/>
-          <w:color w:val="222222"/>
-        </w:rPr>
-        <w:t xml:space="preserve">Frontend / UI: </w:t>
-      </w:r>
-      <w:r>
-        <w:rPr>
-          <w:color w:val="222222"/>
-        </w:rPr>
-        <w:t>HTML5 semántico, CSS3 con diseño 'Aesthetic Glassmorphism' (modo oscuro de alto contraste) y JavaScript puro (Vanilla JS).</w:t>
-      </w:r>
-    </w:p>
-    <w:p>
-      <w:pPr>
-        <w:pStyle w:val="ListBullet"/>
-        <w:spacing w:after="80" w:line="276" w:lineRule="auto"/>
-      </w:pPr>
-      <w:r>
-        <w:rPr>
-          <w:b/>
-          <w:color w:val="222222"/>
-        </w:rPr>
-        <w:t xml:space="preserve">Generación Excel: </w:t>
-      </w:r>
-      <w:r>
-        <w:rPr>
-          <w:color w:val="222222"/>
-        </w:rPr>
-        <w:t>Librería OpenPyXL para lectura y construcción de hojas de cálculo con fórmulas dinámicas y estilos corporativos.</w:t>
-      </w:r>
-    </w:p>
-    <w:p>
-      <w:pPr>
-        <w:pStyle w:val="ListBullet"/>
-        <w:spacing w:after="80" w:line="276" w:lineRule="auto"/>
-      </w:pPr>
-      <w:r>
-        <w:rPr>
-          <w:b/>
-          <w:color w:val="222222"/>
-        </w:rPr>
-        <w:t xml:space="preserve">Generación PDF: </w:t>
-      </w:r>
-      <w:r>
-        <w:rPr>
-          <w:color w:val="222222"/>
-        </w:rPr>
-        <w:t>Librería ReportLab para la maquetación de reportes ejecutivos en PDF en formato horizontal landscape con firmas.</w:t>
-      </w:r>
-    </w:p>
-    <w:p>
-      <w:pPr>
-        <w:pStyle w:val="ListBullet"/>
-        <w:spacing w:after="80" w:line="276" w:lineRule="auto"/>
-      </w:pPr>
-      <w:r>
-        <w:rPr>
-          <w:b/>
-          <w:color w:val="222222"/>
-        </w:rPr>
-        <w:t xml:space="preserve">Lectura de Documentos: </w:t>
-      </w:r>
-      <w:r>
-        <w:rPr>
-          <w:color w:val="222222"/>
-        </w:rPr>
-        <w:t>Librería pdfplumber para la extracción inteligente de datos tabulares desde archivos PDF de bitácoras de campo.</w:t>
-      </w:r>
-    </w:p>
-    <w:p>
-      <w:pPr>
-        <w:keepNext/>
-        <w:spacing w:before="280" w:after="120"/>
-      </w:pPr>
-      <w:r>
-        <w:rPr>
-          <w:rFonts w:ascii="Segoe UI" w:hAnsi="Segoe UI"/>
-          <w:b/>
-          <w:color w:val="3B629B"/>
-          <w:sz w:val="25"/>
-        </w:rPr>
-        <w:t>9.2 Módulos y Archivos del Código Fuente Principal</w:t>
-      </w:r>
-    </w:p>
-    <w:p>
-      <w:pPr>
-        <w:spacing w:after="120" w:line="276" w:lineRule="auto"/>
-      </w:pPr>
-      <w:r>
-        <w:rPr>
-          <w:color w:val="222222"/>
-        </w:rPr>
-        <w:t>Desglose de los scripts principales que integran el sistema:</w:t>
-      </w:r>
-    </w:p>
-    <w:p>
-      <w:pPr>
-        <w:pStyle w:val="ListBullet"/>
-        <w:spacing w:after="80" w:line="276" w:lineRule="auto"/>
-      </w:pPr>
-      <w:r>
-        <w:rPr>
-          <w:b/>
-          <w:color w:val="222222"/>
-        </w:rPr>
-        <w:t xml:space="preserve">app_captura.py: </w:t>
-      </w:r>
-      <w:r>
-        <w:rPr>
-          <w:color w:val="222222"/>
-        </w:rPr>
-        <w:t>Servidor de Captura Operativa (Puerto 5001). Contiene 2,484 líneas de código Python. Maneja los endpoints para la captura de Diésel, Gasolina, Jalisco, Solicitudes y Acarreos. Incluye los algoritmos de normalización de textos y la interfaz de lectura masiva de Excel.</w:t>
-      </w:r>
-    </w:p>
-    <w:p>
-      <w:pPr>
-        <w:pStyle w:val="ListBullet"/>
-        <w:spacing w:after="80" w:line="276" w:lineRule="auto"/>
-      </w:pPr>
-      <w:r>
-        <w:rPr>
-          <w:b/>
-          <w:color w:val="222222"/>
-        </w:rPr>
-        <w:t xml:space="preserve">app_admin.py: </w:t>
-      </w:r>
-      <w:r>
-        <w:rPr>
-          <w:color w:val="222222"/>
-        </w:rPr>
-        <w:t>Centro de Mando Administrativo (Puerto 5002). Núcleo de control de 12,954 líneas de código. Gestiona la consolidación de dashboards, el cálculo presupuestal semanal (6D vs 5D), la validación de facturas CFDI/XML, el módulo de telepeaje Tags, la edición de catálogos maestras y la generación de reportes ejecutivos.</w:t>
-      </w:r>
-    </w:p>
-    <w:p>
-      <w:pPr>
-        <w:pStyle w:val="ListBullet"/>
-        <w:spacing w:after="80" w:line="276" w:lineRule="auto"/>
-      </w:pPr>
-      <w:r>
-        <w:rPr>
-          <w:b/>
-          <w:color w:val="222222"/>
-        </w:rPr>
-        <w:t xml:space="preserve">bitacora_pdf_service.py: </w:t>
-      </w:r>
-      <w:r>
-        <w:rPr>
-          <w:color w:val="222222"/>
-        </w:rPr>
-        <w:t>Servicio de extracción de datos en PDF de bitácoras diarias. Parsea automáticamente columnas de obra, equipo, litros y kilometraje desde archivos PDF adjuntos, validando duplicados contra la base de datos.</w:t>
-      </w:r>
-    </w:p>
-    <w:p>
-      <w:pPr>
-        <w:pStyle w:val="ListBullet"/>
-        <w:spacing w:after="80" w:line="276" w:lineRule="auto"/>
-      </w:pPr>
-      <w:r>
-        <w:rPr>
-          <w:b/>
-          <w:color w:val="222222"/>
-        </w:rPr>
-        <w:t xml:space="preserve">motor_agente_conciliacion.py: </w:t>
-      </w:r>
-      <w:r>
-        <w:rPr>
-          <w:color w:val="222222"/>
-        </w:rPr>
-        <w:t>Motor de conciliación O(1). Carga los consumos registrados y efectúa comparativos masivos contra los estados de cuenta presentados por los proveedores de combustible (Levet / JDJ / Mobil).</w:t>
-      </w:r>
-    </w:p>
-    <w:p>
-      <w:pPr>
-        <w:pStyle w:val="ListBullet"/>
-        <w:spacing w:after="80" w:line="276" w:lineRule="auto"/>
-      </w:pPr>
-      <w:r>
-        <w:rPr>
-          <w:b/>
-          <w:color w:val="222222"/>
-        </w:rPr>
-        <w:t xml:space="preserve">generador_acta_conciliacion.py: </w:t>
-      </w:r>
-      <w:r>
-        <w:rPr>
-          <w:color w:val="222222"/>
-        </w:rPr>
-        <w:t>Generador especializado de reportes formales en PDF ('Acta de Conciliación Semanal') con tablas alineadas, cabeceras en color corporativo y secciones de firmas para los auditores.</w:t>
-      </w:r>
-    </w:p>
-    <w:p>
-      <w:pPr>
-        <w:pStyle w:val="ListBullet"/>
-        <w:spacing w:after="80" w:line="276" w:lineRule="auto"/>
-      </w:pPr>
-      <w:r>
-        <w:rPr>
-          <w:b/>
-          <w:color w:val="222222"/>
-        </w:rPr>
-        <w:t xml:space="preserve">Lanzadores BAT: </w:t>
-      </w:r>
-      <w:r>
-        <w:rPr>
-          <w:color w:val="222222"/>
-        </w:rPr>
-        <w:t>Archivos de procesamiento por lotes para el arranque simultáneo de los servicios en el servidor: INICIAR_FENIX.bat (Lanzador principal), INICIAR_ADMIN.bat (Portal 5002), INICIAR_CAPTURA.bat (Portal 5001) e INICIAR_N8N.bat (Motor de automatización).</w:t>
-      </w:r>
-    </w:p>
-    <w:p>
-      <w:pPr>
-        <w:keepNext/>
-        <w:spacing w:before="360" w:after="160"/>
-      </w:pPr>
-      <w:r>
-        <w:rPr>
-          <w:rFonts w:ascii="Segoe UI" w:hAnsi="Segoe UI"/>
-          <w:b/>
-          <w:color w:val="1B365D"/>
-          <w:sz w:val="30"/>
-        </w:rPr>
-        <w:t>10. MANUAL OPERATIVO Y FUNCIONAMIENTO PASO A PASO</w:t>
-      </w:r>
-    </w:p>
-    <w:p>
-      <w:pPr>
-        <w:spacing w:after="120" w:line="276" w:lineRule="auto"/>
-      </w:pPr>
-      <w:r>
-        <w:rPr>
-          <w:color w:val="222222"/>
-        </w:rPr>
-        <w:t>El sistema opera bajo un entorno multimodular accesible mediante navegador web. A continuación se documenta el funcionamiento paso a paso de cada portal y pestaña.</w:t>
-      </w:r>
-    </w:p>
-    <w:p>
-      <w:pPr>
-        <w:keepNext/>
-        <w:spacing w:before="280" w:after="120"/>
-      </w:pPr>
-      <w:r>
-        <w:rPr>
-          <w:rFonts w:ascii="Segoe UI" w:hAnsi="Segoe UI"/>
-          <w:b/>
-          <w:color w:val="3B629B"/>
-          <w:sz w:val="25"/>
-        </w:rPr>
-        <w:t>10.1 Portal de Captura Operativa (`http://localhost:5001`)</w:t>
-      </w:r>
-    </w:p>
-    <w:p>
-      <w:pPr>
-        <w:keepNext/>
-        <w:spacing w:before="200" w:after="80"/>
-      </w:pPr>
-      <w:r>
-        <w:rPr>
-          <w:rFonts w:ascii="Calibri" w:hAnsi="Calibri"/>
-          <w:b/>
-          <w:color w:val="1B365D"/>
-          <w:sz w:val="22"/>
-        </w:rPr>
-        <w:t>1. Pestaña Diésel (`captura_diesel.html`)</w:t>
-      </w:r>
-    </w:p>
-    <w:p>
-      <w:pPr>
-        <w:spacing w:after="120" w:line="276" w:lineRule="auto"/>
-      </w:pPr>
-      <w:r>
-        <w:rPr>
-          <w:color w:val="222222"/>
-        </w:rPr>
-        <w:t>Permite el registro de despachos de diésel entregados por la pipa 'Marimba' o tanques fijos a la maquinaria.</w:t>
-      </w:r>
-    </w:p>
-    <w:p>
-      <w:pPr>
-        <w:pStyle w:val="ListBullet"/>
-        <w:spacing w:after="80" w:line="276" w:lineRule="auto"/>
-      </w:pPr>
-      <w:r>
-        <w:rPr>
-          <w:b/>
-          <w:color w:val="222222"/>
-        </w:rPr>
-        <w:t xml:space="preserve">Captura Individual: </w:t>
-      </w:r>
-      <w:r>
-        <w:rPr>
-          <w:color w:val="222222"/>
-        </w:rPr>
-        <w:t>El usuario selecciona la fecha, la obra de destino, el equipo económico (ej. EX-01) y los litros despachados.</w:t>
-      </w:r>
-    </w:p>
-    <w:p>
-      <w:pPr>
-        <w:pStyle w:val="ListBullet"/>
-        <w:spacing w:after="80" w:line="276" w:lineRule="auto"/>
-      </w:pPr>
-      <w:r>
-        <w:rPr>
-          <w:b/>
-          <w:color w:val="222222"/>
-        </w:rPr>
-        <w:t xml:space="preserve">Lectura Inteligente de PDF: </w:t>
-      </w:r>
-      <w:r>
-        <w:rPr>
-          <w:color w:val="222222"/>
-        </w:rPr>
-        <w:t>El usuario arrastra un archivo PDF de bitácora diaria. El sistema invoca `bitacora_pdf_service.py`, lee las filas automáticamente y las muestra en pantalla pre-llenadas para su confirmación inmediata.</w:t>
-      </w:r>
-    </w:p>
-    <w:p>
-      <w:pPr>
-        <w:keepNext/>
-        <w:spacing w:before="200" w:after="80"/>
-      </w:pPr>
-      <w:r>
-        <w:rPr>
-          <w:rFonts w:ascii="Calibri" w:hAnsi="Calibri"/>
-          <w:b/>
-          <w:color w:val="1B365D"/>
-          <w:sz w:val="22"/>
-        </w:rPr>
-        <w:t>2. Pestaña Gasolina (`captura_gasolina.html`)</w:t>
-      </w:r>
-    </w:p>
-    <w:p>
-      <w:pPr>
-        <w:pStyle w:val="ListBullet"/>
-        <w:spacing w:after="80" w:line="276" w:lineRule="auto"/>
-      </w:pPr>
-      <w:r>
-        <w:rPr>
-          <w:b/>
-          <w:color w:val="222222"/>
-        </w:rPr>
-        <w:t xml:space="preserve">Sub-pestaña 1 (Individual con Autocompletado 0ms): </w:t>
-      </w:r>
-      <w:r>
-        <w:rPr>
-          <w:color w:val="222222"/>
-        </w:rPr>
-        <w:t>Al ingresar la placa del vehículo, un script en Vanilla JS consulta en memoria el padrón `gasolina.autorizaciones_maestro` y rellena al instante (0ms) el Vehículo, el Conductor y la Obra por defecto.</w:t>
-      </w:r>
-    </w:p>
-    <w:p>
-      <w:pPr>
-        <w:pStyle w:val="ListBullet"/>
-        <w:spacing w:after="80" w:line="276" w:lineRule="auto"/>
-      </w:pPr>
-      <w:r>
-        <w:rPr>
-          <w:b/>
-          <w:color w:val="222222"/>
-        </w:rPr>
-        <w:t xml:space="preserve">Sub-pestaña 2 (Captura Masiva Excel Levet/JDJ): </w:t>
-      </w:r>
-      <w:r>
-        <w:rPr>
-          <w:color w:val="222222"/>
-        </w:rPr>
-        <w:t>Permite arrastrar archivos Excel mensuales suministrados por gasolinerías (ej. CONTROL JDJ). El sistema separa los registros en semanas ISO (Semana 26 a 31), realiza una búsqueda $O(1)$ de duplicados y marca cada fila como '✔ CONCILIADO' (ya existente) o '🆕 NUEVO' (pendiente). Al hacer clic en 'Guardar Masivo', inserta cientos de registros en lote en menos de 1 segundo.</w:t>
-      </w:r>
-    </w:p>
-    <w:p>
-      <w:pPr>
-        <w:keepNext/>
-        <w:spacing w:before="200" w:after="80"/>
-      </w:pPr>
-      <w:r>
-        <w:rPr>
-          <w:rFonts w:ascii="Calibri" w:hAnsi="Calibri"/>
-          <w:b/>
-          <w:color w:val="1B365D"/>
-          <w:sz w:val="22"/>
-        </w:rPr>
-        <w:t>3. Pestañas Jalisco, Solicitudes, Acarreos y Mezcla</w:t>
-      </w:r>
-    </w:p>
-    <w:p>
-      <w:pPr>
-        <w:pStyle w:val="ListBullet"/>
-        <w:spacing w:after="80" w:line="276" w:lineRule="auto"/>
-      </w:pPr>
-      <w:r>
-        <w:rPr>
-          <w:b/>
-          <w:color w:val="222222"/>
-        </w:rPr>
-        <w:t xml:space="preserve">Jalisco: </w:t>
-      </w:r>
-      <w:r>
-        <w:rPr>
-          <w:color w:val="222222"/>
-        </w:rPr>
-        <w:t>Captura de vales de combustible y vales de caja para obras en Jalisco con carga de evidencia fotográfica.</w:t>
-      </w:r>
-    </w:p>
-    <w:p>
-      <w:pPr>
-        <w:pStyle w:val="ListBullet"/>
-        <w:spacing w:after="80" w:line="276" w:lineRule="auto"/>
-      </w:pPr>
-      <w:r>
-        <w:rPr>
-          <w:b/>
-          <w:color w:val="222222"/>
-        </w:rPr>
-        <w:t xml:space="preserve">Solicitudes: </w:t>
-      </w:r>
-      <w:r>
-        <w:rPr>
-          <w:color w:val="222222"/>
-        </w:rPr>
-        <w:t>Formulario de petición de saldo en el cual los ingenieros solicitan volumen semanal antes de surtir.</w:t>
-      </w:r>
-    </w:p>
-    <w:p>
-      <w:pPr>
-        <w:pStyle w:val="ListBullet"/>
-        <w:spacing w:after="80" w:line="276" w:lineRule="auto"/>
-      </w:pPr>
-      <w:r>
-        <w:rPr>
-          <w:b/>
-          <w:color w:val="222222"/>
-        </w:rPr>
-        <w:t xml:space="preserve">Acarreos: </w:t>
-      </w:r>
-      <w:r>
-        <w:rPr>
-          <w:color w:val="222222"/>
-        </w:rPr>
-        <w:t>Registro de viajes de acarreo calculando el cubicaje ($m^3$) según el camión y material transportado.</w:t>
-      </w:r>
-    </w:p>
-    <w:p>
-      <w:pPr>
-        <w:pStyle w:val="ListBullet"/>
-        <w:spacing w:after="80" w:line="276" w:lineRule="auto"/>
-      </w:pPr>
-      <w:r>
-        <w:rPr>
-          <w:b/>
-          <w:color w:val="222222"/>
-        </w:rPr>
-        <w:t xml:space="preserve">Mezcla: </w:t>
-      </w:r>
-      <w:r>
-        <w:rPr>
-          <w:color w:val="222222"/>
-        </w:rPr>
-        <w:t>Monitoreo de toneladas de mezcla asfáltica producidas en planta y aplicadas en tramos carreteros.</w:t>
-      </w:r>
-    </w:p>
-    <w:p>
-      <w:pPr>
-        <w:keepNext/>
-        <w:spacing w:before="280" w:after="120"/>
-      </w:pPr>
-      <w:r>
-        <w:rPr>
-          <w:rFonts w:ascii="Segoe UI" w:hAnsi="Segoe UI"/>
-          <w:b/>
-          <w:color w:val="3B629B"/>
-          <w:sz w:val="25"/>
-        </w:rPr>
-        <w:t>10.2 Centro de Mando Administrativo (`http://localhost:5002`)</w:t>
-      </w:r>
-    </w:p>
-    <w:p>
-      <w:pPr>
-        <w:keepNext/>
-        <w:spacing w:before="200" w:after="80"/>
-      </w:pPr>
-      <w:r>
-        <w:rPr>
-          <w:rFonts w:ascii="Calibri" w:hAnsi="Calibri"/>
-          <w:b/>
-          <w:color w:val="1B365D"/>
-          <w:sz w:val="22"/>
-        </w:rPr>
-        <w:t>1. Pestaña Resumen / Dashboard (`admin_resumen.html`)</w:t>
-      </w:r>
-    </w:p>
-    <w:p>
-      <w:pPr>
-        <w:spacing w:after="120" w:line="276" w:lineRule="auto"/>
-      </w:pPr>
-      <w:r>
-        <w:rPr>
-          <w:color w:val="222222"/>
-        </w:rPr>
-        <w:t>Panel ejecutivo que consolida en tiempo real los indicadores clave (KPIs): litros totales consumidos, gasto financiero acumulado, porcentaje de facturación conciliada y desglose por obra.</w:t>
-      </w:r>
-    </w:p>
-    <w:p>
-      <w:pPr>
-        <w:keepNext/>
-        <w:spacing w:before="200" w:after="80"/>
-      </w:pPr>
-      <w:r>
-        <w:rPr>
-          <w:rFonts w:ascii="Calibri" w:hAnsi="Calibri"/>
-          <w:b/>
-          <w:color w:val="1B365D"/>
-          <w:sz w:val="22"/>
-        </w:rPr>
-        <w:t>2. Pestaña Reporte Semanal por Ingeniero (`admin_diesel.html`)</w:t>
-      </w:r>
-    </w:p>
-    <w:p>
-      <w:pPr>
-        <w:spacing w:after="120" w:line="276" w:lineRule="auto"/>
-      </w:pPr>
-      <w:r>
-        <w:rPr>
-          <w:color w:val="222222"/>
-        </w:rPr>
-        <w:t>Genera el reporte normado de consumo presupuestal. El sistema aplica strictly la distinción de días trabajados según la configuración del catálogo `catalogos.responsables`:</w:t>
-      </w:r>
-    </w:p>
-    <w:tbl>
-      <w:tblPr>
-        <w:tblW w:type="auto" w:w="0"/>
-        <w:jc w:val="center"/>
-        <w:tblLayout w:type="fixed"/>
-        <w:tblLook w:firstColumn="1" w:firstRow="1" w:lastColumn="0" w:lastRow="0" w:noHBand="0" w:noVBand="1" w:val="04A0"/>
-      </w:tblPr>
-      <w:tblGrid>
-        <w:gridCol w:w="9360"/>
-      </w:tblGrid>
-      <w:tr>
-        <w:tc>
-          <w:tcPr>
-            <w:tcW w:type="dxa" w:w="9360"/>
-            <w:shd w:fill="EBF2F7"/>
-            <w:tcMar>
-              <w:top w:w="140" w:type="dxa"/>
-              <w:bottom w:w="140" w:type="dxa"/>
-              <w:left w:w="180" w:type="dxa"/>
-              <w:right w:w="140" w:type="dxa"/>
-            </w:tcMar>
-            <w:tcBorders>
-              <w:left w:val="single" w:sz="24" w:space="0" w:color="1B365D"/>
-              <w:top w:val="none" w:sz="0" w:space="0" w:color="auto"/>
-              <w:bottom w:val="none" w:sz="0" w:space="0" w:color="auto"/>
-              <w:right w:val="none" w:sz="0" w:space="0" w:color="auto"/>
-            </w:tcBorders>
-          </w:tcPr>
-          <w:p>
-            <w:pPr>
-              <w:spacing w:after="80"/>
-            </w:pPr>
-            <w:r>
-              <w:rPr>
-                <w:rFonts w:ascii="Segoe UI" w:hAnsi="Segoe UI"/>
-                <w:b/>
-                <w:color w:val="1B365D"/>
-                <w:sz w:val="22"/>
-              </w:rPr>
-              <w:t>📌 Fórmula Normada de Presupuesto Semanal (Regla de Días Trabajados)</w:t>
-              <w:br/>
-            </w:r>
-            <w:r>
-              <w:rPr>
-                <w:rFonts w:ascii="Calibri" w:hAnsi="Calibri"/>
-                <w:color w:val="222222"/>
-                <w:sz w:val="20"/>
-              </w:rPr>
-              <w:t>• SECCIÓN 1: INGENIEROS DE 6 DÍAS (Apolinar, Francisco Javier, Ing. Diego Carreola, Jack, Luis)</w:t>
-              <w:br/>
-              <w:t xml:space="preserve">  Fórmula: Autorización Semanal = Autorizado Diario × 6 Días</w:t>
-              <w:br/>
-              <w:br/>
-              <w:t>• SECCIÓN 2: INGENIEROS DE 5 DÍAS (Dayanne, Edgar, Samuel)</w:t>
-              <w:br/>
-              <w:t xml:space="preserve">  Fórmula: Autorización Semanal = Autorizado Diario × 5 Días</w:t>
-              <w:br/>
-              <w:br/>
-              <w:t>El sistema calcula el Consumo Real vs la Autorización Semanal y determina la Variación / Excedente. Permite exportar el informe oficial en Excel con fórmulas vivas y en PDF horizontal con firmas autorizadas.</w:t>
-            </w:r>
-          </w:p>
-        </w:tc>
-      </w:tr>
-    </w:tbl>
-    <w:p>
-      <w:pPr>
-        <w:spacing w:after="120"/>
-      </w:pPr>
-    </w:p>
-    <w:p>
-      <w:pPr>
-        <w:keepNext/>
-        <w:spacing w:before="200" w:after="80"/>
-      </w:pPr>
-      <w:r>
-        <w:rPr>
-          <w:rFonts w:ascii="Calibri" w:hAnsi="Calibri"/>
-          <w:b/>
-          <w:color w:val="1B365D"/>
-          <w:sz w:val="22"/>
-        </w:rPr>
-        <w:t>3. Pestaña Facturas &amp; Conciliación SAT (`admin_subir_facturas.html`)</w:t>
-      </w:r>
-    </w:p>
-    <w:p>
-      <w:pPr>
-        <w:spacing w:after="120" w:line="276" w:lineRule="auto"/>
-      </w:pPr>
-      <w:r>
-        <w:rPr>
-          <w:color w:val="222222"/>
-        </w:rPr>
-        <w:t>Módulo contable para la carga de archivos XML (CFDI 4.0) y PDF de facturas y Complementos de Pago del SAT (ej. Complemento Folio 58914 por $316,944.71 MXN). Actualiza automáticamente el estatus del pago a 'PAGADA', 'PARCIAL' o 'PENDIENTE'.</w:t>
-      </w:r>
-    </w:p>
-    <w:p>
-      <w:pPr>
-        <w:keepNext/>
-        <w:spacing w:before="200" w:after="80"/>
-      </w:pPr>
-      <w:r>
-        <w:rPr>
-          <w:rFonts w:ascii="Calibri" w:hAnsi="Calibri"/>
-          <w:b/>
-          <w:color w:val="1B365D"/>
-          <w:sz w:val="22"/>
-        </w:rPr>
-        <w:t>4. Pestañas Telepeaje Tags y Catálogos Maestros</w:t>
-      </w:r>
-    </w:p>
-    <w:p>
-      <w:pPr>
-        <w:pStyle w:val="ListBullet"/>
-        <w:spacing w:after="80" w:line="276" w:lineRule="auto"/>
-      </w:pPr>
-      <w:r>
-        <w:rPr>
-          <w:b/>
-          <w:color w:val="222222"/>
-        </w:rPr>
-        <w:t xml:space="preserve">Telepeaje Tags: </w:t>
-      </w:r>
-      <w:r>
-        <w:rPr>
-          <w:color w:val="222222"/>
-        </w:rPr>
-        <w:t>Conciliación de pases por casetas de cobro asignando el importe exacto a la obra correspondiente.</w:t>
-      </w:r>
-    </w:p>
-    <w:p>
-      <w:pPr>
-        <w:pStyle w:val="ListBullet"/>
-        <w:spacing w:after="80" w:line="276" w:lineRule="auto"/>
-      </w:pPr>
-      <w:r>
-        <w:rPr>
-          <w:b/>
-          <w:color w:val="222222"/>
-        </w:rPr>
-        <w:t xml:space="preserve">Catálogos Maestros: </w:t>
-      </w:r>
-      <w:r>
-        <w:rPr>
-          <w:color w:val="222222"/>
-        </w:rPr>
-        <w:t>Gestión del padrón de Responsables (configurando cuotas y días 6D/5D), Obras, Equipos y consulta del log inalterable de auditoría catalogos.audit_log.</w:t>
-      </w:r>
-    </w:p>
-    <w:p>
-      <w:pPr>
-        <w:keepNext/>
-        <w:spacing w:before="280" w:after="120"/>
-      </w:pPr>
-      <w:r>
-        <w:rPr>
-          <w:rFonts w:ascii="Segoe UI" w:hAnsi="Segoe UI"/>
-          <w:b/>
-          <w:color w:val="3B629B"/>
-          <w:sz w:val="25"/>
-        </w:rPr>
-        <w:t>10.3 Flujo Operativo Completo en 6 Etapas (Del WhatsApp al Martes de Conciliación)</w:t>
-      </w:r>
-    </w:p>
-    <w:p>
-      <w:pPr>
-        <w:spacing w:after="120" w:line="276" w:lineRule="auto"/>
-      </w:pPr>
-      <w:r>
-        <w:rPr>
-          <w:color w:val="222222"/>
-        </w:rPr>
-        <w:t>La operación regular de combustible sigue un flujo secuencial normado:</w:t>
-      </w:r>
-    </w:p>
-    <w:p>
-      <w:pPr>
-        <w:pStyle w:val="ListBullet"/>
-        <w:spacing w:after="80" w:line="276" w:lineRule="auto"/>
-      </w:pPr>
-      <w:r>
-        <w:rPr>
-          <w:b/>
-          <w:color w:val="222222"/>
-        </w:rPr>
-        <w:t xml:space="preserve">Etapa 1 (Solicitud): </w:t>
-      </w:r>
-      <w:r>
-        <w:rPr>
-          <w:color w:val="222222"/>
-        </w:rPr>
-        <w:t>El ingeniero o responsable de obra envía su petición en el grupo de WhatsApp o el portal de solicitudes.</w:t>
-      </w:r>
-    </w:p>
-    <w:p>
-      <w:pPr>
-        <w:pStyle w:val="ListBullet"/>
-        <w:spacing w:after="80" w:line="276" w:lineRule="auto"/>
-      </w:pPr>
-      <w:r>
-        <w:rPr>
-          <w:b/>
-          <w:color w:val="222222"/>
-        </w:rPr>
-        <w:t xml:space="preserve">Etapa 2 (Validación Presupuestal): </w:t>
-      </w:r>
-      <w:r>
-        <w:rPr>
-          <w:color w:val="222222"/>
-        </w:rPr>
-        <w:t>La administración verifica en Fénix que el volumen no exceda la cuota del responsable según sus días trabajados (6D vs 5D).</w:t>
-      </w:r>
-    </w:p>
-    <w:p>
-      <w:pPr>
-        <w:pStyle w:val="ListBullet"/>
-        <w:spacing w:after="80" w:line="276" w:lineRule="auto"/>
-      </w:pPr>
-      <w:r>
-        <w:rPr>
-          <w:b/>
-          <w:color w:val="222222"/>
-        </w:rPr>
-        <w:t xml:space="preserve">Etapa 3 (Surtimiento y Facturación): </w:t>
-      </w:r>
-      <w:r>
-        <w:rPr>
-          <w:color w:val="222222"/>
-        </w:rPr>
-        <w:t>La gasolinería surte al camión cisterna ('La Marimba') y emite la factura CFDI correspondiente.</w:t>
-      </w:r>
-    </w:p>
-    <w:p>
-      <w:pPr>
-        <w:pStyle w:val="ListBullet"/>
-        <w:spacing w:after="80" w:line="276" w:lineRule="auto"/>
-      </w:pPr>
-      <w:r>
-        <w:rPr>
-          <w:b/>
-          <w:color w:val="222222"/>
-        </w:rPr>
-        <w:t xml:space="preserve">Etapa 4 (Reparto en Obra): </w:t>
-      </w:r>
-      <w:r>
-        <w:rPr>
-          <w:color w:val="222222"/>
-        </w:rPr>
-        <w:t>La Marimba traslada el diésel a la obra y abastece tanque por tanque a la maquinaria pesada.</w:t>
-      </w:r>
-    </w:p>
-    <w:p>
-      <w:pPr>
-        <w:pStyle w:val="ListBullet"/>
-        <w:spacing w:after="80" w:line="276" w:lineRule="auto"/>
-      </w:pPr>
-      <w:r>
-        <w:rPr>
-          <w:b/>
-          <w:color w:val="222222"/>
-        </w:rPr>
-        <w:t xml:space="preserve">Etapa 5 (Captura en Fénix): </w:t>
-      </w:r>
-      <w:r>
-        <w:rPr>
-          <w:color w:val="222222"/>
-        </w:rPr>
-        <w:t>El capturista registra en el Portal 5001 los litros recibidos por cada equipo económico.</w:t>
-      </w:r>
-    </w:p>
-    <w:p>
-      <w:pPr>
-        <w:pStyle w:val="ListBullet"/>
-        <w:spacing w:after="80" w:line="276" w:lineRule="auto"/>
-      </w:pPr>
-      <w:r>
-        <w:rPr>
-          <w:b/>
-          <w:color w:val="222222"/>
-        </w:rPr>
-        <w:t xml:space="preserve">Etapa 6 (Conciliación del Martes): </w:t>
-      </w:r>
-      <w:r>
-        <w:rPr>
-          <w:color w:val="222222"/>
-        </w:rPr>
-        <w:t>Todos los martes se ejecuta el cruce obligatorio de 3 columnas ('Tríptico de Diésel'): Columna A (Lo Autorizado) vs Columna B (Lo Facturado por Gasolinería) vs Columna C (Lo Repartido y Registrado en Máquinas).</w:t>
-      </w:r>
-    </w:p>
-    <w:p>
-      <w:pPr>
-        <w:keepNext/>
-        <w:spacing w:before="360" w:after="160"/>
-      </w:pPr>
-      <w:r>
-        <w:rPr>
-          <w:rFonts w:ascii="Segoe UI" w:hAnsi="Segoe UI"/>
-          <w:b/>
-          <w:color w:val="1B365D"/>
-          <w:sz w:val="30"/>
-        </w:rPr>
-        <w:t>11. EVOLUCIÓN HISTÓRICA, VERSIONES Y LOGROS ALCANZADOS</w:t>
-      </w:r>
-    </w:p>
-    <w:p>
-      <w:pPr>
-        <w:spacing w:after="120" w:line="276" w:lineRule="auto"/>
-      </w:pPr>
-      <w:r>
-        <w:rPr>
-          <w:color w:val="222222"/>
-        </w:rPr>
-        <w:t>El proyecto ha transitado por dos etapas fundamentales de desarrollo que transformaron un prototipo inicial en un sistema de clase empresarial.</w:t>
-      </w:r>
-    </w:p>
-    <w:tbl>
-      <w:tblPr>
-        <w:tblW w:type="auto" w:w="0"/>
-        <w:jc w:val="center"/>
-        <w:tblLayout w:type="fixed"/>
-        <w:tblLook w:firstColumn="1" w:firstRow="1" w:lastColumn="0" w:lastRow="0" w:noHBand="0" w:noVBand="1" w:val="04A0"/>
-      </w:tblPr>
-      <w:tblGrid>
-        <w:gridCol w:w="3120"/>
-        <w:gridCol w:w="3120"/>
-        <w:gridCol w:w="3120"/>
-      </w:tblGrid>
-      <w:tr>
-        <w:tc>
-          <w:tcPr>
-            <w:tcW w:type="dxa" w:w="2160"/>
-            <w:shd w:fill="1B365D"/>
-            <w:tcMar>
-              <w:top w:w="120" w:type="dxa"/>
-              <w:bottom w:w="120" w:type="dxa"/>
-              <w:left w:w="120" w:type="dxa"/>
-              <w:right w:w="120" w:type="dxa"/>
-            </w:tcMar>
-            <w:tcBorders>
-              <w:bottom w:val="single" w:sz="12" w:space="0" w:color="1B365D"/>
-            </w:tcBorders>
-          </w:tcPr>
-          <w:p>
-            <w:pPr>
-              <w:spacing w:after="0"/>
-              <w:jc w:val="left"/>
-            </w:pPr>
-            <w:r>
-              <w:rPr>
-                <w:rFonts w:ascii="Segoe UI" w:hAnsi="Segoe UI"/>
-                <w:b/>
-                <w:color w:val="FFFFFF"/>
-                <w:sz w:val="20"/>
-              </w:rPr>
-              <w:t>Atributo / Característica</w:t>
-            </w:r>
-          </w:p>
-        </w:tc>
-        <w:tc>
-          <w:tcPr>
-            <w:tcW w:type="dxa" w:w="3168"/>
-            <w:shd w:fill="1B365D"/>
-            <w:tcMar>
-              <w:top w:w="120" w:type="dxa"/>
-              <w:bottom w:w="120" w:type="dxa"/>
-              <w:left w:w="120" w:type="dxa"/>
-              <w:right w:w="120" w:type="dxa"/>
-            </w:tcMar>
-            <w:tcBorders>
-              <w:bottom w:val="single" w:sz="12" w:space="0" w:color="1B365D"/>
-            </w:tcBorders>
-          </w:tcPr>
-          <w:p>
-            <w:pPr>
-              <w:spacing w:after="0"/>
-              <w:jc w:val="left"/>
-            </w:pPr>
-            <w:r>
-              <w:rPr>
-                <w:rFonts w:ascii="Segoe UI" w:hAnsi="Segoe UI"/>
-                <w:b/>
-                <w:color w:val="FFFFFF"/>
-                <w:sz w:val="20"/>
-              </w:rPr>
-              <w:t>Versión 1.0 (Prototipo Legacy)</w:t>
-            </w:r>
-          </w:p>
-        </w:tc>
-        <w:tc>
-          <w:tcPr>
-            <w:tcW w:type="dxa" w:w="4032"/>
-            <w:shd w:fill="1B365D"/>
-            <w:tcMar>
-              <w:top w:w="120" w:type="dxa"/>
-              <w:bottom w:w="120" w:type="dxa"/>
-              <w:left w:w="120" w:type="dxa"/>
-              <w:right w:w="120" w:type="dxa"/>
-            </w:tcMar>
-            <w:tcBorders>
-              <w:bottom w:val="single" w:sz="12" w:space="0" w:color="1B365D"/>
-            </w:tcBorders>
-          </w:tcPr>
-          <w:p>
-            <w:pPr>
-              <w:spacing w:after="0"/>
-              <w:jc w:val="left"/>
-            </w:pPr>
-            <w:r>
-              <w:rPr>
-                <w:rFonts w:ascii="Segoe UI" w:hAnsi="Segoe UI"/>
-                <w:b/>
-                <w:color w:val="FFFFFF"/>
-                <w:sz w:val="20"/>
-              </w:rPr>
-              <w:t>Versión 2.0 (Producción Actual)</w:t>
-            </w:r>
-          </w:p>
-        </w:tc>
-      </w:tr>
-      <w:tr>
-        <w:tc>
-          <w:tcPr>
-            <w:tcW w:type="dxa" w:w="2160"/>
-            <w:shd w:fill="FFFFFF"/>
-            <w:tcMar>
-              <w:top w:w="80" w:type="dxa"/>
-              <w:bottom w:w="80" w:type="dxa"/>
-              <w:left w:w="100" w:type="dxa"/>
-              <w:right w:w="100" w:type="dxa"/>
-            </w:tcMar>
-            <w:tcBorders>
-              <w:bottom w:val="single" w:sz="4" w:space="0" w:color="CBD5E1"/>
-            </w:tcBorders>
-          </w:tcPr>
-          <w:p>
-            <w:pPr>
-              <w:spacing w:after="0" w:line="276" w:lineRule="auto"/>
-              <w:jc w:val="left"/>
-            </w:pPr>
-            <w:r>
-              <w:rPr>
-                <w:rFonts w:ascii="Calibri" w:hAnsi="Calibri"/>
-                <w:color w:val="222222"/>
-                <w:sz w:val="19"/>
-              </w:rPr>
-              <w:t>Motor de Base de Datos</w:t>
-            </w:r>
-          </w:p>
-        </w:tc>
-        <w:tc>
-          <w:tcPr>
-            <w:tcW w:type="dxa" w:w="3168"/>
-            <w:shd w:fill="FFFFFF"/>
-            <w:tcMar>
-              <w:top w:w="80" w:type="dxa"/>
-              <w:bottom w:w="80" w:type="dxa"/>
-              <w:left w:w="100" w:type="dxa"/>
-              <w:right w:w="100" w:type="dxa"/>
-            </w:tcMar>
-            <w:tcBorders>
-              <w:bottom w:val="single" w:sz="4" w:space="0" w:color="CBD5E1"/>
-            </w:tcBorders>
-          </w:tcPr>
-          <w:p>
-            <w:pPr>
-              <w:spacing w:after="0" w:line="276" w:lineRule="auto"/>
-              <w:jc w:val="left"/>
-            </w:pPr>
-            <w:r>
-              <w:rPr>
-                <w:rFonts w:ascii="Calibri" w:hAnsi="Calibri"/>
-                <w:color w:val="222222"/>
-                <w:sz w:val="19"/>
-              </w:rPr>
-              <w:t>Supabase (Cloud) / SQLite estático</w:t>
-            </w:r>
-          </w:p>
-        </w:tc>
-        <w:tc>
-          <w:tcPr>
-            <w:tcW w:type="dxa" w:w="4032"/>
-            <w:shd w:fill="FFFFFF"/>
-            <w:tcMar>
-              <w:top w:w="80" w:type="dxa"/>
-              <w:bottom w:w="80" w:type="dxa"/>
-              <w:left w:w="100" w:type="dxa"/>
-              <w:right w:w="100" w:type="dxa"/>
-            </w:tcMar>
-            <w:tcBorders>
-              <w:bottom w:val="single" w:sz="4" w:space="0" w:color="CBD5E1"/>
-            </w:tcBorders>
-          </w:tcPr>
-          <w:p>
-            <w:pPr>
-              <w:spacing w:after="0" w:line="276" w:lineRule="auto"/>
-              <w:jc w:val="left"/>
-            </w:pPr>
-            <w:r>
-              <w:rPr>
-                <w:rFonts w:ascii="Calibri" w:hAnsi="Calibri"/>
-                <w:color w:val="222222"/>
-                <w:sz w:val="19"/>
-              </w:rPr>
-              <w:t>PostgreSQL 16 On-Premise (fenix_db)</w:t>
-            </w:r>
-          </w:p>
-        </w:tc>
-      </w:tr>
-      <w:tr>
-        <w:tc>
-          <w:tcPr>
-            <w:tcW w:type="dxa" w:w="2160"/>
-            <w:shd w:fill="F8FAFC"/>
-            <w:tcMar>
-              <w:top w:w="80" w:type="dxa"/>
-              <w:bottom w:w="80" w:type="dxa"/>
-              <w:left w:w="100" w:type="dxa"/>
-              <w:right w:w="100" w:type="dxa"/>
-            </w:tcMar>
-            <w:tcBorders>
-              <w:bottom w:val="single" w:sz="4" w:space="0" w:color="CBD5E1"/>
-            </w:tcBorders>
-          </w:tcPr>
-          <w:p>
-            <w:pPr>
-              <w:spacing w:after="0" w:line="276" w:lineRule="auto"/>
-              <w:jc w:val="left"/>
-            </w:pPr>
-            <w:r>
-              <w:rPr>
-                <w:rFonts w:ascii="Calibri" w:hAnsi="Calibri"/>
-                <w:color w:val="222222"/>
-                <w:sz w:val="19"/>
-              </w:rPr>
-              <w:t>Velocidad de Captura</w:t>
-            </w:r>
-          </w:p>
-        </w:tc>
-        <w:tc>
-          <w:tcPr>
-            <w:tcW w:type="dxa" w:w="3168"/>
-            <w:shd w:fill="F8FAFC"/>
-            <w:tcMar>
-              <w:top w:w="80" w:type="dxa"/>
-              <w:bottom w:w="80" w:type="dxa"/>
-              <w:left w:w="100" w:type="dxa"/>
-              <w:right w:w="100" w:type="dxa"/>
-            </w:tcMar>
-            <w:tcBorders>
-              <w:bottom w:val="single" w:sz="4" w:space="0" w:color="CBD5E1"/>
-            </w:tcBorders>
-          </w:tcPr>
-          <w:p>
-            <w:pPr>
-              <w:spacing w:after="0" w:line="276" w:lineRule="auto"/>
-              <w:jc w:val="left"/>
-            </w:pPr>
-            <w:r>
-              <w:rPr>
-                <w:rFonts w:ascii="Calibri" w:hAnsi="Calibri"/>
-                <w:color w:val="222222"/>
-                <w:sz w:val="19"/>
-              </w:rPr>
-              <w:t>Búsqueda manual en listas desplegables</w:t>
-            </w:r>
-          </w:p>
-        </w:tc>
-        <w:tc>
-          <w:tcPr>
-            <w:tcW w:type="dxa" w:w="4032"/>
-            <w:shd w:fill="F8FAFC"/>
-            <w:tcMar>
-              <w:top w:w="80" w:type="dxa"/>
-              <w:bottom w:w="80" w:type="dxa"/>
-              <w:left w:w="100" w:type="dxa"/>
-              <w:right w:w="100" w:type="dxa"/>
-            </w:tcMar>
-            <w:tcBorders>
-              <w:bottom w:val="single" w:sz="4" w:space="0" w:color="CBD5E1"/>
-            </w:tcBorders>
-          </w:tcPr>
-          <w:p>
-            <w:pPr>
-              <w:spacing w:after="0" w:line="276" w:lineRule="auto"/>
-              <w:jc w:val="left"/>
-            </w:pPr>
-            <w:r>
-              <w:rPr>
-                <w:rFonts w:ascii="Calibri" w:hAnsi="Calibri"/>
-                <w:color w:val="222222"/>
-                <w:sz w:val="19"/>
-              </w:rPr>
-              <w:t>Autocompletado instantáneo en 0ms</w:t>
-            </w:r>
-          </w:p>
-        </w:tc>
-      </w:tr>
-      <w:tr>
-        <w:tc>
-          <w:tcPr>
-            <w:tcW w:type="dxa" w:w="2160"/>
-            <w:shd w:fill="FFFFFF"/>
-            <w:tcMar>
-              <w:top w:w="80" w:type="dxa"/>
-              <w:bottom w:w="80" w:type="dxa"/>
-              <w:left w:w="100" w:type="dxa"/>
-              <w:right w:w="100" w:type="dxa"/>
-            </w:tcMar>
-            <w:tcBorders>
-              <w:bottom w:val="single" w:sz="4" w:space="0" w:color="CBD5E1"/>
-            </w:tcBorders>
-          </w:tcPr>
-          <w:p>
-            <w:pPr>
-              <w:spacing w:after="0" w:line="276" w:lineRule="auto"/>
-              <w:jc w:val="left"/>
-            </w:pPr>
-            <w:r>
-              <w:rPr>
-                <w:rFonts w:ascii="Calibri" w:hAnsi="Calibri"/>
-                <w:color w:val="222222"/>
-                <w:sz w:val="19"/>
-              </w:rPr>
-              <w:t>Conciliación con Proveedores</w:t>
-            </w:r>
-          </w:p>
-        </w:tc>
-        <w:tc>
-          <w:tcPr>
-            <w:tcW w:type="dxa" w:w="3168"/>
-            <w:shd w:fill="FFFFFF"/>
-            <w:tcMar>
-              <w:top w:w="80" w:type="dxa"/>
-              <w:bottom w:w="80" w:type="dxa"/>
-              <w:left w:w="100" w:type="dxa"/>
-              <w:right w:w="100" w:type="dxa"/>
-            </w:tcMar>
-            <w:tcBorders>
-              <w:bottom w:val="single" w:sz="4" w:space="0" w:color="CBD5E1"/>
-            </w:tcBorders>
-          </w:tcPr>
-          <w:p>
-            <w:pPr>
-              <w:spacing w:after="0" w:line="276" w:lineRule="auto"/>
-              <w:jc w:val="left"/>
-            </w:pPr>
-            <w:r>
-              <w:rPr>
-                <w:rFonts w:ascii="Calibri" w:hAnsi="Calibri"/>
-                <w:color w:val="222222"/>
-                <w:sz w:val="19"/>
-              </w:rPr>
-              <w:t>Revisión manual renglón por renglón</w:t>
-            </w:r>
-          </w:p>
-        </w:tc>
-        <w:tc>
-          <w:tcPr>
-            <w:tcW w:type="dxa" w:w="4032"/>
-            <w:shd w:fill="FFFFFF"/>
-            <w:tcMar>
-              <w:top w:w="80" w:type="dxa"/>
-              <w:bottom w:w="80" w:type="dxa"/>
-              <w:left w:w="100" w:type="dxa"/>
-              <w:right w:w="100" w:type="dxa"/>
-            </w:tcMar>
-            <w:tcBorders>
-              <w:bottom w:val="single" w:sz="4" w:space="0" w:color="CBD5E1"/>
-            </w:tcBorders>
-          </w:tcPr>
-          <w:p>
-            <w:pPr>
-              <w:spacing w:after="0" w:line="276" w:lineRule="auto"/>
-              <w:jc w:val="left"/>
-            </w:pPr>
-            <w:r>
-              <w:rPr>
-                <w:rFonts w:ascii="Calibri" w:hAnsi="Calibri"/>
-                <w:color w:val="222222"/>
-                <w:sz w:val="19"/>
-              </w:rPr>
-              <w:t>Motor de conciliación masiva Excel O(1)</w:t>
-            </w:r>
-          </w:p>
-        </w:tc>
-      </w:tr>
-      <w:tr>
-        <w:tc>
-          <w:tcPr>
-            <w:tcW w:type="dxa" w:w="2160"/>
-            <w:shd w:fill="F8FAFC"/>
-            <w:tcMar>
-              <w:top w:w="80" w:type="dxa"/>
-              <w:bottom w:w="80" w:type="dxa"/>
-              <w:left w:w="100" w:type="dxa"/>
-              <w:right w:w="100" w:type="dxa"/>
-            </w:tcMar>
-            <w:tcBorders>
-              <w:bottom w:val="single" w:sz="4" w:space="0" w:color="CBD5E1"/>
-            </w:tcBorders>
-          </w:tcPr>
-          <w:p>
-            <w:pPr>
-              <w:spacing w:after="0" w:line="276" w:lineRule="auto"/>
-              <w:jc w:val="left"/>
-            </w:pPr>
-            <w:r>
-              <w:rPr>
-                <w:rFonts w:ascii="Calibri" w:hAnsi="Calibri"/>
-                <w:color w:val="222222"/>
-                <w:sz w:val="19"/>
-              </w:rPr>
-              <w:t>Regla de Días Trabajados</w:t>
-            </w:r>
-          </w:p>
-        </w:tc>
-        <w:tc>
-          <w:tcPr>
-            <w:tcW w:type="dxa" w:w="3168"/>
-            <w:shd w:fill="F8FAFC"/>
-            <w:tcMar>
-              <w:top w:w="80" w:type="dxa"/>
-              <w:bottom w:w="80" w:type="dxa"/>
-              <w:left w:w="100" w:type="dxa"/>
-              <w:right w:w="100" w:type="dxa"/>
-            </w:tcMar>
-            <w:tcBorders>
-              <w:bottom w:val="single" w:sz="4" w:space="0" w:color="CBD5E1"/>
-            </w:tcBorders>
-          </w:tcPr>
-          <w:p>
-            <w:pPr>
-              <w:spacing w:after="0" w:line="276" w:lineRule="auto"/>
-              <w:jc w:val="left"/>
-            </w:pPr>
-            <w:r>
-              <w:rPr>
-                <w:rFonts w:ascii="Calibri" w:hAnsi="Calibri"/>
-                <w:color w:val="222222"/>
-                <w:sz w:val="19"/>
-              </w:rPr>
-              <w:t>Tratamiento homogéneo sin distinción</w:t>
-            </w:r>
-          </w:p>
-        </w:tc>
-        <w:tc>
-          <w:tcPr>
-            <w:tcW w:type="dxa" w:w="4032"/>
-            <w:shd w:fill="F8FAFC"/>
-            <w:tcMar>
-              <w:top w:w="80" w:type="dxa"/>
-              <w:bottom w:w="80" w:type="dxa"/>
-              <w:left w:w="100" w:type="dxa"/>
-              <w:right w:w="100" w:type="dxa"/>
-            </w:tcMar>
-            <w:tcBorders>
-              <w:bottom w:val="single" w:sz="4" w:space="0" w:color="CBD5E1"/>
-            </w:tcBorders>
-          </w:tcPr>
-          <w:p>
-            <w:pPr>
-              <w:spacing w:after="0" w:line="276" w:lineRule="auto"/>
-              <w:jc w:val="left"/>
-            </w:pPr>
-            <w:r>
-              <w:rPr>
-                <w:rFonts w:ascii="Calibri" w:hAnsi="Calibri"/>
-                <w:color w:val="222222"/>
-                <w:sz w:val="19"/>
-              </w:rPr>
-              <w:t>División estricta en 6 Días vs 5 Días</w:t>
-            </w:r>
-          </w:p>
-        </w:tc>
-      </w:tr>
-      <w:tr>
-        <w:tc>
-          <w:tcPr>
-            <w:tcW w:type="dxa" w:w="2160"/>
-            <w:shd w:fill="FFFFFF"/>
-            <w:tcMar>
-              <w:top w:w="80" w:type="dxa"/>
-              <w:bottom w:w="80" w:type="dxa"/>
-              <w:left w:w="100" w:type="dxa"/>
-              <w:right w:w="100" w:type="dxa"/>
-            </w:tcMar>
-            <w:tcBorders>
-              <w:bottom w:val="single" w:sz="4" w:space="0" w:color="CBD5E1"/>
-            </w:tcBorders>
-          </w:tcPr>
-          <w:p>
-            <w:pPr>
-              <w:spacing w:after="0" w:line="276" w:lineRule="auto"/>
-              <w:jc w:val="left"/>
-            </w:pPr>
-            <w:r>
-              <w:rPr>
-                <w:rFonts w:ascii="Calibri" w:hAnsi="Calibri"/>
-                <w:color w:val="222222"/>
-                <w:sz w:val="19"/>
-              </w:rPr>
-              <w:t>Lectura de Documentos</w:t>
-            </w:r>
-          </w:p>
-        </w:tc>
-        <w:tc>
-          <w:tcPr>
-            <w:tcW w:type="dxa" w:w="3168"/>
-            <w:shd w:fill="FFFFFF"/>
-            <w:tcMar>
-              <w:top w:w="80" w:type="dxa"/>
-              <w:bottom w:w="80" w:type="dxa"/>
-              <w:left w:w="100" w:type="dxa"/>
-              <w:right w:w="100" w:type="dxa"/>
-            </w:tcMar>
-            <w:tcBorders>
-              <w:bottom w:val="single" w:sz="4" w:space="0" w:color="CBD5E1"/>
-            </w:tcBorders>
-          </w:tcPr>
-          <w:p>
-            <w:pPr>
-              <w:spacing w:after="0" w:line="276" w:lineRule="auto"/>
-              <w:jc w:val="left"/>
-            </w:pPr>
-            <w:r>
-              <w:rPr>
-                <w:rFonts w:ascii="Calibri" w:hAnsi="Calibri"/>
-                <w:color w:val="222222"/>
-                <w:sz w:val="19"/>
-              </w:rPr>
-              <w:t>Sin procesamiento de archivos</w:t>
-            </w:r>
-          </w:p>
-        </w:tc>
-        <w:tc>
-          <w:tcPr>
-            <w:tcW w:type="dxa" w:w="4032"/>
-            <w:shd w:fill="FFFFFF"/>
-            <w:tcMar>
-              <w:top w:w="80" w:type="dxa"/>
-              <w:bottom w:w="80" w:type="dxa"/>
-              <w:left w:w="100" w:type="dxa"/>
-              <w:right w:w="100" w:type="dxa"/>
-            </w:tcMar>
-            <w:tcBorders>
-              <w:bottom w:val="single" w:sz="4" w:space="0" w:color="CBD5E1"/>
-            </w:tcBorders>
-          </w:tcPr>
-          <w:p>
-            <w:pPr>
-              <w:spacing w:after="0" w:line="276" w:lineRule="auto"/>
-              <w:jc w:val="left"/>
-            </w:pPr>
-            <w:r>
-              <w:rPr>
-                <w:rFonts w:ascii="Calibri" w:hAnsi="Calibri"/>
-                <w:color w:val="222222"/>
-                <w:sz w:val="19"/>
-              </w:rPr>
-              <w:t>Servicio de lectura inteligente de PDF</w:t>
-            </w:r>
-          </w:p>
-        </w:tc>
-      </w:tr>
-      <w:tr>
-        <w:tc>
-          <w:tcPr>
-            <w:tcW w:type="dxa" w:w="2160"/>
-            <w:shd w:fill="F8FAFC"/>
-            <w:tcMar>
-              <w:top w:w="80" w:type="dxa"/>
-              <w:bottom w:w="80" w:type="dxa"/>
-              <w:left w:w="100" w:type="dxa"/>
-              <w:right w:w="100" w:type="dxa"/>
-            </w:tcMar>
-            <w:tcBorders>
-              <w:bottom w:val="single" w:sz="4" w:space="0" w:color="CBD5E1"/>
-            </w:tcBorders>
-          </w:tcPr>
-          <w:p>
-            <w:pPr>
-              <w:spacing w:after="0" w:line="276" w:lineRule="auto"/>
-              <w:jc w:val="left"/>
-            </w:pPr>
-            <w:r>
-              <w:rPr>
-                <w:rFonts w:ascii="Calibri" w:hAnsi="Calibri"/>
-                <w:color w:val="222222"/>
-                <w:sz w:val="19"/>
-              </w:rPr>
-              <w:t>Facturación y SAT</w:t>
-            </w:r>
-          </w:p>
-        </w:tc>
-        <w:tc>
-          <w:tcPr>
-            <w:tcW w:type="dxa" w:w="3168"/>
-            <w:shd w:fill="F8FAFC"/>
-            <w:tcMar>
-              <w:top w:w="80" w:type="dxa"/>
-              <w:bottom w:w="80" w:type="dxa"/>
-              <w:left w:w="100" w:type="dxa"/>
-              <w:right w:w="100" w:type="dxa"/>
-            </w:tcMar>
-            <w:tcBorders>
-              <w:bottom w:val="single" w:sz="4" w:space="0" w:color="CBD5E1"/>
-            </w:tcBorders>
-          </w:tcPr>
-          <w:p>
-            <w:pPr>
-              <w:spacing w:after="0" w:line="276" w:lineRule="auto"/>
-              <w:jc w:val="left"/>
-            </w:pPr>
-            <w:r>
-              <w:rPr>
-                <w:rFonts w:ascii="Calibri" w:hAnsi="Calibri"/>
-                <w:color w:val="222222"/>
-                <w:sz w:val="19"/>
-              </w:rPr>
-              <w:t>Manejo básico de facturas simples</w:t>
-            </w:r>
-          </w:p>
-        </w:tc>
-        <w:tc>
-          <w:tcPr>
-            <w:tcW w:type="dxa" w:w="4032"/>
-            <w:shd w:fill="F8FAFC"/>
-            <w:tcMar>
-              <w:top w:w="80" w:type="dxa"/>
-              <w:bottom w:w="80" w:type="dxa"/>
-              <w:left w:w="100" w:type="dxa"/>
-              <w:right w:w="100" w:type="dxa"/>
-            </w:tcMar>
-            <w:tcBorders>
-              <w:bottom w:val="single" w:sz="4" w:space="0" w:color="CBD5E1"/>
-            </w:tcBorders>
-          </w:tcPr>
-          <w:p>
-            <w:pPr>
-              <w:spacing w:after="0" w:line="276" w:lineRule="auto"/>
-              <w:jc w:val="left"/>
-            </w:pPr>
-            <w:r>
-              <w:rPr>
-                <w:rFonts w:ascii="Calibri" w:hAnsi="Calibri"/>
-                <w:color w:val="222222"/>
-                <w:sz w:val="19"/>
-              </w:rPr>
-              <w:t>Soporte de CFDI XML y Complementos de Pago</w:t>
-            </w:r>
-          </w:p>
-        </w:tc>
-      </w:tr>
-      <w:tr>
-        <w:tc>
-          <w:tcPr>
-            <w:tcW w:type="dxa" w:w="2160"/>
-            <w:shd w:fill="FFFFFF"/>
-            <w:tcMar>
-              <w:top w:w="80" w:type="dxa"/>
-              <w:bottom w:w="80" w:type="dxa"/>
-              <w:left w:w="100" w:type="dxa"/>
-              <w:right w:w="100" w:type="dxa"/>
-            </w:tcMar>
-            <w:tcBorders>
-              <w:bottom w:val="single" w:sz="4" w:space="0" w:color="CBD5E1"/>
-            </w:tcBorders>
-          </w:tcPr>
-          <w:p>
-            <w:pPr>
-              <w:spacing w:after="0" w:line="276" w:lineRule="auto"/>
-              <w:jc w:val="left"/>
-            </w:pPr>
-            <w:r>
-              <w:rPr>
-                <w:rFonts w:ascii="Calibri" w:hAnsi="Calibri"/>
-                <w:color w:val="222222"/>
-                <w:sz w:val="19"/>
-              </w:rPr>
-              <w:t>Módulos Especiales</w:t>
-            </w:r>
-          </w:p>
-        </w:tc>
-        <w:tc>
-          <w:tcPr>
-            <w:tcW w:type="dxa" w:w="3168"/>
-            <w:shd w:fill="FFFFFF"/>
-            <w:tcMar>
-              <w:top w:w="80" w:type="dxa"/>
-              <w:bottom w:w="80" w:type="dxa"/>
-              <w:left w:w="100" w:type="dxa"/>
-              <w:right w:w="100" w:type="dxa"/>
-            </w:tcMar>
-            <w:tcBorders>
-              <w:bottom w:val="single" w:sz="4" w:space="0" w:color="CBD5E1"/>
-            </w:tcBorders>
-          </w:tcPr>
-          <w:p>
-            <w:pPr>
-              <w:spacing w:after="0" w:line="276" w:lineRule="auto"/>
-              <w:jc w:val="left"/>
-            </w:pPr>
-            <w:r>
-              <w:rPr>
-                <w:rFonts w:ascii="Calibri" w:hAnsi="Calibri"/>
-                <w:color w:val="222222"/>
-                <w:sz w:val="19"/>
-              </w:rPr>
-              <w:t>Solo Diésel y Gasolina básica</w:t>
-            </w:r>
-          </w:p>
-        </w:tc>
-        <w:tc>
-          <w:tcPr>
-            <w:tcW w:type="dxa" w:w="4032"/>
-            <w:shd w:fill="FFFFFF"/>
-            <w:tcMar>
-              <w:top w:w="80" w:type="dxa"/>
-              <w:bottom w:w="80" w:type="dxa"/>
-              <w:left w:w="100" w:type="dxa"/>
-              <w:right w:w="100" w:type="dxa"/>
-            </w:tcMar>
-            <w:tcBorders>
-              <w:bottom w:val="single" w:sz="4" w:space="0" w:color="CBD5E1"/>
-            </w:tcBorders>
-          </w:tcPr>
-          <w:p>
-            <w:pPr>
-              <w:spacing w:after="0" w:line="276" w:lineRule="auto"/>
-              <w:jc w:val="left"/>
-            </w:pPr>
-            <w:r>
-              <w:rPr>
-                <w:rFonts w:ascii="Calibri" w:hAnsi="Calibri"/>
-                <w:color w:val="222222"/>
-                <w:sz w:val="19"/>
-              </w:rPr>
-              <w:t>Integración de Jalisco, Acarreos, Mezcla y Tags</w:t>
-            </w:r>
-          </w:p>
-        </w:tc>
-      </w:tr>
-      <w:tr>
-        <w:tc>
-          <w:tcPr>
-            <w:tcW w:type="dxa" w:w="2160"/>
-            <w:shd w:fill="F8FAFC"/>
-            <w:tcMar>
-              <w:top w:w="80" w:type="dxa"/>
-              <w:bottom w:w="80" w:type="dxa"/>
-              <w:left w:w="100" w:type="dxa"/>
-              <w:right w:w="100" w:type="dxa"/>
-            </w:tcMar>
-            <w:tcBorders>
-              <w:bottom w:val="single" w:sz="4" w:space="0" w:color="CBD5E1"/>
-            </w:tcBorders>
-          </w:tcPr>
-          <w:p>
-            <w:pPr>
-              <w:spacing w:after="0" w:line="276" w:lineRule="auto"/>
-              <w:jc w:val="left"/>
-            </w:pPr>
-            <w:r>
-              <w:rPr>
-                <w:rFonts w:ascii="Calibri" w:hAnsi="Calibri"/>
-                <w:color w:val="222222"/>
-                <w:sz w:val="19"/>
-              </w:rPr>
-              <w:t>Normatividad y Auditoría</w:t>
-            </w:r>
-          </w:p>
-        </w:tc>
-        <w:tc>
-          <w:tcPr>
-            <w:tcW w:type="dxa" w:w="3168"/>
-            <w:shd w:fill="F8FAFC"/>
-            <w:tcMar>
-              <w:top w:w="80" w:type="dxa"/>
-              <w:bottom w:w="80" w:type="dxa"/>
-              <w:left w:w="100" w:type="dxa"/>
-              <w:right w:w="100" w:type="dxa"/>
-            </w:tcMar>
-            <w:tcBorders>
-              <w:bottom w:val="single" w:sz="4" w:space="0" w:color="CBD5E1"/>
-            </w:tcBorders>
-          </w:tcPr>
-          <w:p>
-            <w:pPr>
-              <w:spacing w:after="0" w:line="276" w:lineRule="auto"/>
-              <w:jc w:val="left"/>
-            </w:pPr>
-            <w:r>
-              <w:rPr>
-                <w:rFonts w:ascii="Calibri" w:hAnsi="Calibri"/>
-                <w:color w:val="222222"/>
-                <w:sz w:val="19"/>
-              </w:rPr>
-              <w:t>Sin registro de cambios</w:t>
-            </w:r>
-          </w:p>
-        </w:tc>
-        <w:tc>
-          <w:tcPr>
-            <w:tcW w:type="dxa" w:w="4032"/>
-            <w:shd w:fill="F8FAFC"/>
-            <w:tcMar>
-              <w:top w:w="80" w:type="dxa"/>
-              <w:bottom w:w="80" w:type="dxa"/>
-              <w:left w:w="100" w:type="dxa"/>
-              <w:right w:w="100" w:type="dxa"/>
-            </w:tcMar>
-            <w:tcBorders>
-              <w:bottom w:val="single" w:sz="4" w:space="0" w:color="CBD5E1"/>
-            </w:tcBorders>
-          </w:tcPr>
-          <w:p>
-            <w:pPr>
-              <w:spacing w:after="0" w:line="276" w:lineRule="auto"/>
-              <w:jc w:val="left"/>
-            </w:pPr>
-            <w:r>
-              <w:rPr>
-                <w:rFonts w:ascii="Calibri" w:hAnsi="Calibri"/>
-                <w:color w:val="222222"/>
-                <w:sz w:val="19"/>
-              </w:rPr>
-              <w:t>Log inalterable catalogos.audit_log (ISO 9001)</w:t>
-            </w:r>
-          </w:p>
-        </w:tc>
-      </w:tr>
-    </w:tbl>
-    <w:p>
-      <w:pPr>
-        <w:spacing w:after="120"/>
-      </w:pPr>
-    </w:p>
-    <w:p>
-      <w:pPr>
-        <w:keepNext/>
-        <w:spacing w:before="360" w:after="160"/>
-      </w:pPr>
-      <w:r>
-        <w:rPr>
-          <w:rFonts w:ascii="Segoe UI" w:hAnsi="Segoe UI"/>
-          <w:b/>
-          <w:color w:val="1B365D"/>
-          <w:sz w:val="30"/>
-        </w:rPr>
-        <w:t>12. PROBLEMAS PRESENTADOS Y SOLUCIONES DE INGENIERÍA APLICADAS</w:t>
-      </w:r>
-    </w:p>
-    <w:p>
-      <w:pPr>
-        <w:spacing w:after="120" w:line="276" w:lineRule="auto"/>
-      </w:pPr>
-      <w:r>
-        <w:rPr>
-          <w:color w:val="222222"/>
-        </w:rPr>
-        <w:t>Durante el diseño, desarrollo y despliegue del Sistema Fénix 2.0 se resolvieron desafíos complejos de software y datos. A continuación se documenta la matriz de problemas e ingeniería aplicada:</w:t>
+        <w:t>Preguntas clave organizadas por dominio técnico para dirigir la junta de homologación:</w:t>
       </w:r>
     </w:p>
     <w:tbl>
@@ -11953,7 +3686,7 @@
                 <w:color w:val="FFFFFF"/>
                 <w:sz w:val="20"/>
               </w:rPr>
-              <w:t>Problema Presentado</w:t>
+              <w:t>Categoría / Dominio</w:t>
             </w:r>
           </w:p>
         </w:tc>
@@ -11983,7 +3716,7 @@
                 <w:color w:val="FFFFFF"/>
                 <w:sz w:val="20"/>
               </w:rPr>
-              <w:t>Causa Raíz / Desafío</w:t>
+              <w:t>Pregunta Estratégica Sugerida</w:t>
             </w:r>
           </w:p>
         </w:tc>
@@ -12013,7 +3746,7 @@
                 <w:color w:val="FFFFFF"/>
                 <w:sz w:val="20"/>
               </w:rPr>
-              <w:t>Solución de Ingeniería Implementada</w:t>
+              <w:t>Propósito / Objetivo de la Pregunta</w:t>
             </w:r>
           </w:p>
         </w:tc>
@@ -12044,7 +3777,7 @@
                 <w:color w:val="222222"/>
                 <w:sz w:val="19"/>
               </w:rPr>
-              <w:t>Duplicidad de Cargas de Gasolina</w:t>
+              <w:t>1. Arquitectura y Stack</w:t>
             </w:r>
           </w:p>
         </w:tc>
@@ -12073,7 +3806,7 @@
                 <w:color w:val="222222"/>
                 <w:sz w:val="19"/>
               </w:rPr>
-              <w:t>Estados de cuenta mensuales presentaban cargas repetidas o dobles capturas de choferes.</w:t>
+              <w:t>¿En qué stack tecnológico está construido su sistema y qué motor de base de datos utilizan (PostgreSQL, MySQL, SQL Server, Oracle)? ¿Está en la nube u On-Premise?</w:t>
             </w:r>
           </w:p>
         </w:tc>
@@ -12102,7 +3835,7 @@
                 <w:color w:val="222222"/>
                 <w:sz w:val="19"/>
               </w:rPr>
-              <w:t>Creación del algoritmo de hashing O(1) en 'motor_agente_conciliacion.py' que compara folios, fechas y montos en tiempo récord, bloqueando duplicados.</w:t>
+              <w:t>Determinar la facilidad de comunicación técnica e infraestructura compartida.</w:t>
             </w:r>
           </w:p>
         </w:tc>
@@ -12133,7 +3866,7 @@
                 <w:color w:val="222222"/>
                 <w:sz w:val="19"/>
               </w:rPr>
-              <w:t>Incoherencia en Presupuestos de Ingenieros</w:t>
+              <w:t>2. Estandarización de Catálogos</w:t>
             </w:r>
           </w:p>
         </w:tc>
@@ -12162,7 +3895,7 @@
                 <w:color w:val="222222"/>
                 <w:sz w:val="19"/>
               </w:rPr>
-              <w:t>Ingenieros con jornadas de 5 días recibían presupuesto de 6 días, generando falsos faltantes.</w:t>
+              <w:t>¿Cómo gestionan los catálogos maestros de Obras y Equipos? ¿Manejan un código único o clave corta para cada máquina?</w:t>
             </w:r>
           </w:p>
         </w:tc>
@@ -12191,7 +3924,7 @@
                 <w:color w:val="222222"/>
                 <w:sz w:val="19"/>
               </w:rPr>
-              <w:t>Parametrización del campo 'dias_trabajados' en 'catalogos.responsables' y reescritura de los generadores de Excel/PDF en 'app_admin.py'.</w:t>
+              <w:t>Identificar la necesidad de crear una tabla puente para que ambos sistemas hablen el mismo idioma.</w:t>
             </w:r>
           </w:p>
         </w:tc>
@@ -12222,7 +3955,7 @@
                 <w:color w:val="222222"/>
                 <w:sz w:val="19"/>
               </w:rPr>
-              <w:t>Dificultad de Lectura en Bitácoras PDF</w:t>
+              <w:t>3. Modelo de Conciliación</w:t>
             </w:r>
           </w:p>
         </w:tc>
@@ -12251,7 +3984,7 @@
                 <w:color w:val="222222"/>
                 <w:sz w:val="19"/>
               </w:rPr>
-              <w:t>Formato de PDF escaneado con tablas desalineadas impedía la extracción de datos.</w:t>
+              <w:t>En la parte de combustible y acarreos, ¿cómo realizan el cruce de información? ¿Hacen conciliación de 2 o 3 vías (Factura vs Pipa vs Maquinaria)?</w:t>
             </w:r>
           </w:p>
         </w:tc>
@@ -12280,7 +4013,7 @@
                 <w:color w:val="222222"/>
                 <w:sz w:val="19"/>
               </w:rPr>
-              <w:t>Desarrollo de 'bitacora_pdf_service.py' utilizando 'pdfplumber' y expresiones regulares adaptativas para extraer celdas desalineadas.</w:t>
+              <w:t>Evaluar el nivel de rigor en auditoría de mermas y trasvases en campo.</w:t>
             </w:r>
           </w:p>
         </w:tc>
@@ -12311,7 +4044,7 @@
                 <w:color w:val="222222"/>
                 <w:sz w:val="19"/>
               </w:rPr>
-              <w:t>Discrepancia en Nombres de Obras y Placas</w:t>
+              <w:t>4. Automatización e Ingestión</w:t>
             </w:r>
           </w:p>
         </w:tc>
@@ -12340,7 +4073,7 @@
                 <w:color w:val="222222"/>
                 <w:sz w:val="19"/>
               </w:rPr>
-              <w:t>Capturistas escribían nombres con variaciones (ej. 'Toluca', 'MÉXICO-TOLUCA', 'Obra Toluca').</w:t>
+              <w:t>¿Cómo ingresan las facturas de proveedores? ¿Tienen algún proceso automatizado para procesar XML/PDF o se capturan manualmente?</w:t>
             </w:r>
           </w:p>
         </w:tc>
@@ -12369,7 +4102,7 @@
                 <w:color w:val="222222"/>
                 <w:sz w:val="19"/>
               </w:rPr>
-              <w:t>Implementación de funciones de normalización de cadenas ('normalizar_obra_nombre') en Python y conversión automática a mayúsculas.</w:t>
+              <w:t>Destacar el valor del Motor n8n e IA Gemini 1.5 Flash de Fénix que automatiza este proceso.</w:t>
             </w:r>
           </w:p>
         </w:tc>
@@ -12400,7 +4133,7 @@
                 <w:color w:val="222222"/>
                 <w:sz w:val="19"/>
               </w:rPr>
-              <w:t>Gestión de Complementos de Pago SAT</w:t>
+              <w:t>5. Conexión y APIs</w:t>
             </w:r>
           </w:p>
         </w:tc>
@@ -12429,7 +4162,7 @@
                 <w:color w:val="222222"/>
                 <w:sz w:val="19"/>
               </w:rPr>
-              <w:t>Facturas liquidadas en varios pagos no reflejaban el saldo real en la contabilidad.</w:t>
+              <w:t>¿Su sistema cuenta con servicios web, REST APIs expuestas o Webhooks? ¿Se conecta con algún ERP contable (CONTPAQi, SAP, COI)?</w:t>
             </w:r>
           </w:p>
         </w:tc>
@@ -12458,7 +4191,7 @@
                 <w:color w:val="222222"/>
                 <w:sz w:val="19"/>
               </w:rPr>
-              <w:t>Incorporación de la tabla 'diesel.complementos_pago' y parser XML para vincular UUIDs del SAT y actualizar estatus a 'PAGADA' o 'PARCIAL'.</w:t>
+              <w:t>Definir el mecanismo de integración de datos sin necesidad de intercambiar archivos Excel manuales.</w:t>
             </w:r>
           </w:p>
         </w:tc>
@@ -12489,7 +4222,7 @@
                 <w:color w:val="222222"/>
                 <w:sz w:val="19"/>
               </w:rPr>
-              <w:t>Lentitud en la Interfaz Web con Miles de Filas</w:t>
+              <w:t>6. Cierre y Gobierno de Datos</w:t>
             </w:r>
           </w:p>
         </w:tc>
@@ -12518,7 +4251,7 @@
                 <w:color w:val="222222"/>
                 <w:sz w:val="19"/>
               </w:rPr>
-              <w:t>Carga masiva de datos congelaba el navegador en la pestaña de gasolina.</w:t>
+              <w:t>¿Cómo manejan el cierre contable semanal/mensual? ¿El sistema de ustedes bloquea registros pasados para evitar modificaciones?</w:t>
             </w:r>
           </w:p>
         </w:tc>
@@ -12547,7 +4280,96 @@
                 <w:color w:val="222222"/>
                 <w:sz w:val="19"/>
               </w:rPr>
-              <w:t>Migración a renderizado eficiente en cliente con Vanilla JS y búsquedas pre-indexadas en memoria.</w:t>
+              <w:t>Alinear los estándares de seguridad y auditoría ISO 9001.</w:t>
+            </w:r>
+          </w:p>
+        </w:tc>
+      </w:tr>
+      <w:tr>
+        <w:tc>
+          <w:tcPr>
+            <w:tcW w:type="dxa" w:w="2592"/>
+            <w:shd w:fill="FFFFFF"/>
+            <w:tcMar>
+              <w:top w:w="80" w:type="dxa"/>
+              <w:bottom w:w="80" w:type="dxa"/>
+              <w:left w:w="100" w:type="dxa"/>
+              <w:right w:w="100" w:type="dxa"/>
+            </w:tcMar>
+            <w:tcBorders>
+              <w:bottom w:val="single" w:sz="4" w:space="0" w:color="CBD5E1"/>
+            </w:tcBorders>
+          </w:tcPr>
+          <w:p>
+            <w:pPr>
+              <w:spacing w:after="0" w:line="276" w:lineRule="auto"/>
+              <w:jc w:val="left"/>
+            </w:pPr>
+            <w:r>
+              <w:rPr>
+                <w:rFonts w:ascii="Calibri" w:hAnsi="Calibri"/>
+                <w:color w:val="222222"/>
+                <w:sz w:val="19"/>
+              </w:rPr>
+              <w:t>7. Estrategia de Coexistencia</w:t>
+            </w:r>
+          </w:p>
+        </w:tc>
+        <w:tc>
+          <w:tcPr>
+            <w:tcW w:type="dxa" w:w="3168"/>
+            <w:shd w:fill="FFFFFF"/>
+            <w:tcMar>
+              <w:top w:w="80" w:type="dxa"/>
+              <w:bottom w:w="80" w:type="dxa"/>
+              <w:left w:w="100" w:type="dxa"/>
+              <w:right w:w="100" w:type="dxa"/>
+            </w:tcMar>
+            <w:tcBorders>
+              <w:bottom w:val="single" w:sz="4" w:space="0" w:color="CBD5E1"/>
+            </w:tcBorders>
+          </w:tcPr>
+          <w:p>
+            <w:pPr>
+              <w:spacing w:after="0" w:line="276" w:lineRule="auto"/>
+              <w:jc w:val="left"/>
+            </w:pPr>
+            <w:r>
+              <w:rPr>
+                <w:rFonts w:ascii="Calibri" w:hAnsi="Calibri"/>
+                <w:color w:val="222222"/>
+                <w:sz w:val="19"/>
+              </w:rPr>
+              <w:t>Viendo que ambos sistemas tienen fortalezas, ¿cuál ven como el flujo ideal? ¿Ven a Fénix como el módulo especializado de campo que envíe datos validados a su sistema central?</w:t>
+            </w:r>
+          </w:p>
+        </w:tc>
+        <w:tc>
+          <w:tcPr>
+            <w:tcW w:type="dxa" w:w="3600"/>
+            <w:shd w:fill="FFFFFF"/>
+            <w:tcMar>
+              <w:top w:w="80" w:type="dxa"/>
+              <w:bottom w:w="80" w:type="dxa"/>
+              <w:left w:w="100" w:type="dxa"/>
+              <w:right w:w="100" w:type="dxa"/>
+            </w:tcMar>
+            <w:tcBorders>
+              <w:bottom w:val="single" w:sz="4" w:space="0" w:color="CBD5E1"/>
+            </w:tcBorders>
+          </w:tcPr>
+          <w:p>
+            <w:pPr>
+              <w:spacing w:after="0" w:line="276" w:lineRule="auto"/>
+              <w:jc w:val="left"/>
+            </w:pPr>
+            <w:r>
+              <w:rPr>
+                <w:rFonts w:ascii="Calibri" w:hAnsi="Calibri"/>
+                <w:color w:val="222222"/>
+                <w:sz w:val="19"/>
+              </w:rPr>
+              <w:t>Posicionar a Fénix como el especialista operativo sin entrar en conflicto con el sistema de ellos.</w:t>
             </w:r>
           </w:p>
         </w:tc>
@@ -12557,157 +4379,6 @@
       <w:pPr>
         <w:spacing w:after="120"/>
       </w:pPr>
-    </w:p>
-    <w:p>
-      <w:pPr>
-        <w:keepNext/>
-        <w:spacing w:before="360" w:after="160"/>
-      </w:pPr>
-      <w:r>
-        <w:rPr>
-          <w:rFonts w:ascii="Segoe UI" w:hAnsi="Segoe UI"/>
-          <w:b/>
-          <w:color w:val="1B365D"/>
-          <w:sz w:val="30"/>
-        </w:rPr>
-        <w:t>13. ALINEACIÓN NORMATIVA ISO 9001 (CALIDAD) E ISO 14001 (AMBIENTAL)</w:t>
-      </w:r>
-    </w:p>
-    <w:p>
-      <w:pPr>
-        <w:spacing w:after="120" w:line="276" w:lineRule="auto"/>
-      </w:pPr>
-      <w:r>
-        <w:rPr>
-          <w:color w:val="222222"/>
-        </w:rPr>
-        <w:t>El Sistema Fénix 2.0 constituye la evidencia técnica y documental ante auditores externos para sostener la certificación de Grupo Trujano en los estándares internacionales de calidad y medio ambiente.</w:t>
-      </w:r>
-    </w:p>
-    <w:p>
-      <w:pPr>
-        <w:keepNext/>
-        <w:spacing w:before="280" w:after="120"/>
-      </w:pPr>
-      <w:r>
-        <w:rPr>
-          <w:rFonts w:ascii="Segoe UI" w:hAnsi="Segoe UI"/>
-          <w:b/>
-          <w:color w:val="3B629B"/>
-          <w:sz w:val="25"/>
-        </w:rPr>
-        <w:t>13.1 Puntos de Control para ISO 9001:2015 (Sistema de Gestión de Calidad)</w:t>
-      </w:r>
-    </w:p>
-    <w:p>
-      <w:pPr>
-        <w:pStyle w:val="ListBullet"/>
-        <w:spacing w:after="80" w:line="276" w:lineRule="auto"/>
-      </w:pPr>
-      <w:r>
-        <w:rPr>
-          <w:b/>
-          <w:color w:val="222222"/>
-        </w:rPr>
-        <w:t xml:space="preserve">Sección 8.4 (Control de Procesos y Servicios Suministrados Externamente): </w:t>
-      </w:r>
-      <w:r>
-        <w:rPr>
-          <w:color w:val="222222"/>
-        </w:rPr>
-        <w:t>Validación matemática en el 'Tríptico de Diésel' asegurando cero diferencias entre lo facturado y lo suministrado.</w:t>
-      </w:r>
-    </w:p>
-    <w:p>
-      <w:pPr>
-        <w:pStyle w:val="ListBullet"/>
-        <w:spacing w:after="80" w:line="276" w:lineRule="auto"/>
-      </w:pPr>
-      <w:r>
-        <w:rPr>
-          <w:b/>
-          <w:color w:val="222222"/>
-        </w:rPr>
-        <w:t xml:space="preserve">Sección 8.5.2 (Identificación y Trazabilidad): </w:t>
-      </w:r>
-      <w:r>
-        <w:rPr>
-          <w:color w:val="222222"/>
-        </w:rPr>
-        <w:t>Trazabilidad total desde el folio de la gasolinería hasta la máquina individual que consumió el insumo.</w:t>
-      </w:r>
-    </w:p>
-    <w:p>
-      <w:pPr>
-        <w:pStyle w:val="ListBullet"/>
-        <w:spacing w:after="80" w:line="276" w:lineRule="auto"/>
-      </w:pPr>
-      <w:r>
-        <w:rPr>
-          <w:b/>
-          <w:color w:val="222222"/>
-        </w:rPr>
-        <w:t xml:space="preserve">Sección 7.5 (Información Documentada): </w:t>
-      </w:r>
-      <w:r>
-        <w:rPr>
-          <w:color w:val="222222"/>
-        </w:rPr>
-        <w:t>Registro inalterable de auditoría en la tabla 'catalogos.audit_log' que cumple con los requerimientos de información documentada inalterable.</w:t>
-      </w:r>
-    </w:p>
-    <w:p>
-      <w:pPr>
-        <w:keepNext/>
-        <w:spacing w:before="280" w:after="120"/>
-      </w:pPr>
-      <w:r>
-        <w:rPr>
-          <w:rFonts w:ascii="Segoe UI" w:hAnsi="Segoe UI"/>
-          <w:b/>
-          <w:color w:val="3B629B"/>
-          <w:sz w:val="25"/>
-        </w:rPr>
-        <w:t>13.2 Puntos de Control para ISO 14001:2015 (Sistema de Gestión Ambiental)</w:t>
-      </w:r>
-    </w:p>
-    <w:p>
-      <w:pPr>
-        <w:pStyle w:val="ListBullet"/>
-        <w:spacing w:after="80" w:line="276" w:lineRule="auto"/>
-      </w:pPr>
-      <w:r>
-        <w:rPr>
-          <w:b/>
-          <w:color w:val="222222"/>
-        </w:rPr>
-        <w:t xml:space="preserve">Sección 8.1 (Planificación y Control Operativo): </w:t>
-      </w:r>
-      <w:r>
-        <w:rPr>
-          <w:color w:val="222222"/>
-        </w:rPr>
-        <w:t>Monitoreo continuo de trasvases entre tanques fijos, pipas 'Marimba' y maquinaria para detectar mermas o fugas en tuberías/mangueras.</w:t>
-      </w:r>
-    </w:p>
-    <w:p>
-      <w:pPr>
-        <w:pStyle w:val="ListBullet"/>
-        <w:spacing w:after="80" w:line="276" w:lineRule="auto"/>
-      </w:pPr>
-      <w:r>
-        <w:rPr>
-          <w:b/>
-          <w:color w:val="222222"/>
-        </w:rPr>
-        <w:t xml:space="preserve">Sección 6.1.2 (Aspectos Ambientales): </w:t>
-      </w:r>
-      <w:r>
-        <w:rPr>
-          <w:color w:val="222222"/>
-        </w:rPr>
-        <w:t>Control estricto de cuotas diarias de combustible por obra, promoviendo el consumo eficiente y la reducción de huella de carbono.</w:t>
-      </w:r>
     </w:p>
     <w:sectPr>
       <w:pgSz w:w="12240" w:h="15840"/>
